--- a/parameters_new_Tien_250901_.docx
+++ b/parameters_new_Tien_250901_.docx
@@ -850,6 +850,7 @@
           <w:sz w:val="20"/>
           <w:szCs w:val="20"/>
           <w:shd w:val="clear" w:color="auto" w:fill="FFFFFF"/>
+          <w:lang w:val="en-US"/>
         </w:rPr>
       </w:pPr>
       <w:r>
@@ -882,6 +883,7 @@
           <w:sz w:val="20"/>
           <w:szCs w:val="20"/>
           <w:shd w:val="clear" w:color="auto" w:fill="FFFFFF"/>
+          <w:lang w:val="en-US"/>
         </w:rPr>
         <w:t>Journal of Toxicology and Environmental Health, Part A</w:t>
       </w:r>
@@ -892,6 +894,7 @@
           <w:sz w:val="20"/>
           <w:szCs w:val="20"/>
           <w:shd w:val="clear" w:color="auto" w:fill="FFFFFF"/>
+          <w:lang w:val="en-US"/>
         </w:rPr>
         <w:t> 70.24 (2007): 2033-2055.</w:t>
       </w:r>
@@ -1004,23 +1007,23 @@
       </w:tblPr>
       <w:tblGrid>
         <w:gridCol w:w="2250"/>
-        <w:gridCol w:w="1350"/>
-        <w:gridCol w:w="1440"/>
-        <w:gridCol w:w="1260"/>
-        <w:gridCol w:w="3488"/>
+        <w:gridCol w:w="1800"/>
+        <w:gridCol w:w="1620"/>
+        <w:gridCol w:w="1080"/>
+        <w:gridCol w:w="3038"/>
         <w:tblGridChange w:id="1">
           <w:tblGrid>
-            <w:gridCol w:w="1450"/>
-            <w:gridCol w:w="800"/>
-            <w:gridCol w:w="1350"/>
-            <w:gridCol w:w="271"/>
-            <w:gridCol w:w="1169"/>
-            <w:gridCol w:w="185"/>
-            <w:gridCol w:w="1075"/>
-            <w:gridCol w:w="185"/>
-            <w:gridCol w:w="1350"/>
-            <w:gridCol w:w="1953"/>
-            <w:gridCol w:w="725"/>
+            <w:gridCol w:w="2250"/>
+            <w:gridCol w:w="1375"/>
+            <w:gridCol w:w="425"/>
+            <w:gridCol w:w="1620"/>
+            <w:gridCol w:w="376"/>
+            <w:gridCol w:w="704"/>
+            <w:gridCol w:w="650"/>
+            <w:gridCol w:w="1260"/>
+            <w:gridCol w:w="1128"/>
+            <w:gridCol w:w="222"/>
+            <w:gridCol w:w="2678"/>
           </w:tblGrid>
         </w:tblGridChange>
       </w:tblGrid>
@@ -1028,13 +1031,13 @@
         <w:trPr>
           <w:trPrChange w:id="2" w:author="The Tien Mai" w:date="2025-09-04T13:19:00Z" w16du:dateUtc="2025-09-04T11:19:00Z">
             <w:trPr>
-              <w:gridBefore w:val="1"/>
+              <w:gridBefore w:val="2"/>
             </w:trPr>
           </w:trPrChange>
         </w:trPr>
         <w:tc>
           <w:tcPr>
-            <w:tcW w:w="3600" w:type="dxa"/>
+            <w:tcW w:w="4050" w:type="dxa"/>
             <w:gridSpan w:val="2"/>
             <w:tcPrChange w:id="3" w:author="The Tien Mai" w:date="2025-09-04T13:19:00Z" w16du:dateUtc="2025-09-04T11:19:00Z">
               <w:tcPr>
@@ -1066,11 +1069,10 @@
         </w:tc>
         <w:tc>
           <w:tcPr>
-            <w:tcW w:w="1440" w:type="dxa"/>
+            <w:tcW w:w="1620" w:type="dxa"/>
             <w:tcPrChange w:id="4" w:author="The Tien Mai" w:date="2025-09-04T13:19:00Z" w16du:dateUtc="2025-09-04T11:19:00Z">
               <w:tcPr>
                 <w:tcW w:w="1260" w:type="dxa"/>
-                <w:gridSpan w:val="2"/>
               </w:tcPr>
             </w:tcPrChange>
           </w:tcPr>
@@ -1099,10 +1101,11 @@
         </w:tc>
         <w:tc>
           <w:tcPr>
-            <w:tcW w:w="1260" w:type="dxa"/>
+            <w:tcW w:w="1080" w:type="dxa"/>
             <w:tcPrChange w:id="5" w:author="The Tien Mai" w:date="2025-09-04T13:19:00Z" w16du:dateUtc="2025-09-04T11:19:00Z">
               <w:tcPr>
                 <w:tcW w:w="1350" w:type="dxa"/>
+                <w:gridSpan w:val="2"/>
               </w:tcPr>
             </w:tcPrChange>
           </w:tcPr>
@@ -1129,11 +1132,10 @@
         </w:tc>
         <w:tc>
           <w:tcPr>
-            <w:tcW w:w="3488" w:type="dxa"/>
+            <w:tcW w:w="3038" w:type="dxa"/>
             <w:tcPrChange w:id="6" w:author="The Tien Mai" w:date="2025-09-04T13:19:00Z" w16du:dateUtc="2025-09-04T11:19:00Z">
               <w:tcPr>
                 <w:tcW w:w="2678" w:type="dxa"/>
-                <w:gridSpan w:val="2"/>
               </w:tcPr>
             </w:tcPrChange>
           </w:tcPr>
@@ -1162,7 +1164,7 @@
         <w:trPr>
           <w:trPrChange w:id="7" w:author="The Tien Mai" w:date="2025-09-04T13:19:00Z" w16du:dateUtc="2025-09-04T11:19:00Z">
             <w:trPr>
-              <w:gridBefore w:val="1"/>
+              <w:gridBefore w:val="2"/>
             </w:trPr>
           </w:trPrChange>
         </w:trPr>
@@ -1196,7 +1198,7 @@
         </w:tc>
         <w:tc>
           <w:tcPr>
-            <w:tcW w:w="1350" w:type="dxa"/>
+            <w:tcW w:w="1800" w:type="dxa"/>
             <w:tcPrChange w:id="9" w:author="The Tien Mai" w:date="2025-09-04T13:19:00Z" w16du:dateUtc="2025-09-04T11:19:00Z">
               <w:tcPr>
                 <w:tcW w:w="1354" w:type="dxa"/>
@@ -1207,26 +1209,29 @@
           <w:p>
             <w:pPr>
               <w:rPr>
-                <w:sz w:val="20"/>
-                <w:szCs w:val="20"/>
-              </w:rPr>
-            </w:pPr>
-            <w:r>
-              <w:rPr>
-                <w:sz w:val="20"/>
-                <w:szCs w:val="20"/>
-              </w:rPr>
-              <w:t xml:space="preserve"> BW</w:t>
-            </w:r>
-          </w:p>
-        </w:tc>
-        <w:tc>
-          <w:tcPr>
-            <w:tcW w:w="1440" w:type="dxa"/>
+                <w:b/>
+                <w:bCs/>
+                <w:sz w:val="20"/>
+                <w:szCs w:val="20"/>
+              </w:rPr>
+            </w:pPr>
+            <w:r>
+              <w:rPr>
+                <w:b/>
+                <w:bCs/>
+                <w:sz w:val="20"/>
+                <w:szCs w:val="20"/>
+              </w:rPr>
+              <w:t>BW</w:t>
+            </w:r>
+          </w:p>
+        </w:tc>
+        <w:tc>
+          <w:tcPr>
+            <w:tcW w:w="1620" w:type="dxa"/>
             <w:tcPrChange w:id="10" w:author="The Tien Mai" w:date="2025-09-04T13:19:00Z" w16du:dateUtc="2025-09-04T11:19:00Z">
               <w:tcPr>
                 <w:tcW w:w="1260" w:type="dxa"/>
-                <w:gridSpan w:val="2"/>
               </w:tcPr>
             </w:tcPrChange>
           </w:tcPr>
@@ -1251,10 +1256,11 @@
         </w:tc>
         <w:tc>
           <w:tcPr>
-            <w:tcW w:w="1260" w:type="dxa"/>
+            <w:tcW w:w="1080" w:type="dxa"/>
             <w:tcPrChange w:id="11" w:author="The Tien Mai" w:date="2025-09-04T13:19:00Z" w16du:dateUtc="2025-09-04T11:19:00Z">
               <w:tcPr>
                 <w:tcW w:w="1350" w:type="dxa"/>
+                <w:gridSpan w:val="2"/>
               </w:tcPr>
             </w:tcPrChange>
           </w:tcPr>
@@ -1277,11 +1283,10 @@
         </w:tc>
         <w:tc>
           <w:tcPr>
-            <w:tcW w:w="3488" w:type="dxa"/>
+            <w:tcW w:w="3038" w:type="dxa"/>
             <w:tcPrChange w:id="12" w:author="The Tien Mai" w:date="2025-09-04T13:19:00Z" w16du:dateUtc="2025-09-04T11:19:00Z">
               <w:tcPr>
                 <w:tcW w:w="2678" w:type="dxa"/>
-                <w:gridSpan w:val="2"/>
               </w:tcPr>
             </w:tcPrChange>
           </w:tcPr>
@@ -1299,7 +1304,7 @@
         <w:trPr>
           <w:trPrChange w:id="13" w:author="The Tien Mai" w:date="2025-09-04T13:19:00Z" w16du:dateUtc="2025-09-04T11:19:00Z">
             <w:trPr>
-              <w:gridBefore w:val="1"/>
+              <w:gridBefore w:val="2"/>
             </w:trPr>
           </w:trPrChange>
         </w:trPr>
@@ -1333,7 +1338,7 @@
         </w:tc>
         <w:tc>
           <w:tcPr>
-            <w:tcW w:w="1350" w:type="dxa"/>
+            <w:tcW w:w="1800" w:type="dxa"/>
             <w:tcPrChange w:id="15" w:author="The Tien Mai" w:date="2025-09-04T13:19:00Z" w16du:dateUtc="2025-09-04T11:19:00Z">
               <w:tcPr>
                 <w:tcW w:w="1354" w:type="dxa"/>
@@ -1344,12 +1349,16 @@
           <w:p>
             <w:pPr>
               <w:rPr>
-                <w:sz w:val="20"/>
-                <w:szCs w:val="20"/>
-              </w:rPr>
-            </w:pPr>
-            <w:r>
-              <w:rPr>
+                <w:b/>
+                <w:bCs/>
+                <w:sz w:val="20"/>
+                <w:szCs w:val="20"/>
+              </w:rPr>
+            </w:pPr>
+            <w:r>
+              <w:rPr>
+                <w:b/>
+                <w:bCs/>
                 <w:sz w:val="20"/>
                 <w:szCs w:val="20"/>
               </w:rPr>
@@ -1359,11 +1368,10 @@
         </w:tc>
         <w:tc>
           <w:tcPr>
-            <w:tcW w:w="1440" w:type="dxa"/>
+            <w:tcW w:w="1620" w:type="dxa"/>
             <w:tcPrChange w:id="16" w:author="The Tien Mai" w:date="2025-09-04T13:19:00Z" w16du:dateUtc="2025-09-04T11:19:00Z">
               <w:tcPr>
                 <w:tcW w:w="1260" w:type="dxa"/>
-                <w:gridSpan w:val="2"/>
               </w:tcPr>
             </w:tcPrChange>
           </w:tcPr>
@@ -1388,10 +1396,11 @@
         </w:tc>
         <w:tc>
           <w:tcPr>
-            <w:tcW w:w="1260" w:type="dxa"/>
+            <w:tcW w:w="1080" w:type="dxa"/>
             <w:tcPrChange w:id="17" w:author="The Tien Mai" w:date="2025-09-04T13:19:00Z" w16du:dateUtc="2025-09-04T11:19:00Z">
               <w:tcPr>
                 <w:tcW w:w="1350" w:type="dxa"/>
+                <w:gridSpan w:val="2"/>
               </w:tcPr>
             </w:tcPrChange>
           </w:tcPr>
@@ -1407,11 +1416,10 @@
         </w:tc>
         <w:tc>
           <w:tcPr>
-            <w:tcW w:w="3488" w:type="dxa"/>
+            <w:tcW w:w="3038" w:type="dxa"/>
             <w:tcPrChange w:id="18" w:author="The Tien Mai" w:date="2025-09-04T13:19:00Z" w16du:dateUtc="2025-09-04T11:19:00Z">
               <w:tcPr>
                 <w:tcW w:w="2678" w:type="dxa"/>
-                <w:gridSpan w:val="2"/>
               </w:tcPr>
             </w:tcPrChange>
           </w:tcPr>
@@ -1436,7 +1444,7 @@
         <w:trPr>
           <w:trPrChange w:id="19" w:author="The Tien Mai" w:date="2025-09-04T13:19:00Z" w16du:dateUtc="2025-09-04T11:19:00Z">
             <w:trPr>
-              <w:gridBefore w:val="1"/>
+              <w:gridBefore w:val="2"/>
             </w:trPr>
           </w:trPrChange>
         </w:trPr>
@@ -1470,7 +1478,7 @@
         </w:tc>
         <w:tc>
           <w:tcPr>
-            <w:tcW w:w="1350" w:type="dxa"/>
+            <w:tcW w:w="1800" w:type="dxa"/>
             <w:tcPrChange w:id="21" w:author="The Tien Mai" w:date="2025-09-04T13:19:00Z" w16du:dateUtc="2025-09-04T11:19:00Z">
               <w:tcPr>
                 <w:tcW w:w="1354" w:type="dxa"/>
@@ -1481,12 +1489,16 @@
           <w:p>
             <w:pPr>
               <w:rPr>
-                <w:sz w:val="20"/>
-                <w:szCs w:val="20"/>
-              </w:rPr>
-            </w:pPr>
-            <w:r>
-              <w:rPr>
+                <w:b/>
+                <w:bCs/>
+                <w:sz w:val="20"/>
+                <w:szCs w:val="20"/>
+              </w:rPr>
+            </w:pPr>
+            <w:r>
+              <w:rPr>
+                <w:b/>
+                <w:bCs/>
                 <w:sz w:val="20"/>
                 <w:szCs w:val="20"/>
               </w:rPr>
@@ -1496,11 +1508,10 @@
         </w:tc>
         <w:tc>
           <w:tcPr>
-            <w:tcW w:w="1440" w:type="dxa"/>
+            <w:tcW w:w="1620" w:type="dxa"/>
             <w:tcPrChange w:id="22" w:author="The Tien Mai" w:date="2025-09-04T13:19:00Z" w16du:dateUtc="2025-09-04T11:19:00Z">
               <w:tcPr>
                 <w:tcW w:w="1260" w:type="dxa"/>
-                <w:gridSpan w:val="2"/>
               </w:tcPr>
             </w:tcPrChange>
           </w:tcPr>
@@ -1525,10 +1536,11 @@
         </w:tc>
         <w:tc>
           <w:tcPr>
-            <w:tcW w:w="1260" w:type="dxa"/>
+            <w:tcW w:w="1080" w:type="dxa"/>
             <w:tcPrChange w:id="23" w:author="The Tien Mai" w:date="2025-09-04T13:19:00Z" w16du:dateUtc="2025-09-04T11:19:00Z">
               <w:tcPr>
                 <w:tcW w:w="1350" w:type="dxa"/>
+                <w:gridSpan w:val="2"/>
               </w:tcPr>
             </w:tcPrChange>
           </w:tcPr>
@@ -1544,11 +1556,10 @@
         </w:tc>
         <w:tc>
           <w:tcPr>
-            <w:tcW w:w="3488" w:type="dxa"/>
+            <w:tcW w:w="3038" w:type="dxa"/>
             <w:tcPrChange w:id="24" w:author="The Tien Mai" w:date="2025-09-04T13:19:00Z" w16du:dateUtc="2025-09-04T11:19:00Z">
               <w:tcPr>
                 <w:tcW w:w="2678" w:type="dxa"/>
-                <w:gridSpan w:val="2"/>
               </w:tcPr>
             </w:tcPrChange>
           </w:tcPr>
@@ -1566,7 +1577,7 @@
         <w:trPr>
           <w:trPrChange w:id="25" w:author="The Tien Mai" w:date="2025-09-04T13:19:00Z" w16du:dateUtc="2025-09-04T11:19:00Z">
             <w:trPr>
-              <w:gridBefore w:val="1"/>
+              <w:gridBefore w:val="2"/>
             </w:trPr>
           </w:trPrChange>
         </w:trPr>
@@ -1600,7 +1611,7 @@
         </w:tc>
         <w:tc>
           <w:tcPr>
-            <w:tcW w:w="1350" w:type="dxa"/>
+            <w:tcW w:w="1800" w:type="dxa"/>
             <w:tcPrChange w:id="27" w:author="The Tien Mai" w:date="2025-09-04T13:19:00Z" w16du:dateUtc="2025-09-04T11:19:00Z">
               <w:tcPr>
                 <w:tcW w:w="1354" w:type="dxa"/>
@@ -1611,12 +1622,16 @@
           <w:p>
             <w:pPr>
               <w:rPr>
-                <w:sz w:val="20"/>
-                <w:szCs w:val="20"/>
-              </w:rPr>
-            </w:pPr>
-            <w:r>
-              <w:rPr>
+                <w:b/>
+                <w:bCs/>
+                <w:sz w:val="20"/>
+                <w:szCs w:val="20"/>
+              </w:rPr>
+            </w:pPr>
+            <w:r>
+              <w:rPr>
+                <w:b/>
+                <w:bCs/>
                 <w:sz w:val="20"/>
                 <w:szCs w:val="20"/>
               </w:rPr>
@@ -1626,11 +1641,10 @@
         </w:tc>
         <w:tc>
           <w:tcPr>
-            <w:tcW w:w="1440" w:type="dxa"/>
+            <w:tcW w:w="1620" w:type="dxa"/>
             <w:tcPrChange w:id="28" w:author="The Tien Mai" w:date="2025-09-04T13:19:00Z" w16du:dateUtc="2025-09-04T11:19:00Z">
               <w:tcPr>
                 <w:tcW w:w="1260" w:type="dxa"/>
-                <w:gridSpan w:val="2"/>
               </w:tcPr>
             </w:tcPrChange>
           </w:tcPr>
@@ -1655,10 +1669,11 @@
         </w:tc>
         <w:tc>
           <w:tcPr>
-            <w:tcW w:w="1260" w:type="dxa"/>
+            <w:tcW w:w="1080" w:type="dxa"/>
             <w:tcPrChange w:id="29" w:author="The Tien Mai" w:date="2025-09-04T13:19:00Z" w16du:dateUtc="2025-09-04T11:19:00Z">
               <w:tcPr>
                 <w:tcW w:w="1350" w:type="dxa"/>
+                <w:gridSpan w:val="2"/>
               </w:tcPr>
             </w:tcPrChange>
           </w:tcPr>
@@ -1674,11 +1689,10 @@
         </w:tc>
         <w:tc>
           <w:tcPr>
-            <w:tcW w:w="3488" w:type="dxa"/>
+            <w:tcW w:w="3038" w:type="dxa"/>
             <w:tcPrChange w:id="30" w:author="The Tien Mai" w:date="2025-09-04T13:19:00Z" w16du:dateUtc="2025-09-04T11:19:00Z">
               <w:tcPr>
                 <w:tcW w:w="2678" w:type="dxa"/>
-                <w:gridSpan w:val="2"/>
               </w:tcPr>
             </w:tcPrChange>
           </w:tcPr>
@@ -1696,7 +1710,7 @@
         <w:trPr>
           <w:trPrChange w:id="31" w:author="The Tien Mai" w:date="2025-09-04T13:19:00Z" w16du:dateUtc="2025-09-04T11:19:00Z">
             <w:trPr>
-              <w:gridBefore w:val="1"/>
+              <w:gridBefore w:val="2"/>
             </w:trPr>
           </w:trPrChange>
         </w:trPr>
@@ -1730,7 +1744,7 @@
         </w:tc>
         <w:tc>
           <w:tcPr>
-            <w:tcW w:w="1350" w:type="dxa"/>
+            <w:tcW w:w="1800" w:type="dxa"/>
             <w:tcPrChange w:id="33" w:author="The Tien Mai" w:date="2025-09-04T13:19:00Z" w16du:dateUtc="2025-09-04T11:19:00Z">
               <w:tcPr>
                 <w:tcW w:w="1354" w:type="dxa"/>
@@ -1741,12 +1755,16 @@
           <w:p>
             <w:pPr>
               <w:rPr>
-                <w:sz w:val="20"/>
-                <w:szCs w:val="20"/>
-              </w:rPr>
-            </w:pPr>
-            <w:r>
-              <w:rPr>
+                <w:b/>
+                <w:bCs/>
+                <w:sz w:val="20"/>
+                <w:szCs w:val="20"/>
+              </w:rPr>
+            </w:pPr>
+            <w:r>
+              <w:rPr>
+                <w:b/>
+                <w:bCs/>
                 <w:sz w:val="20"/>
                 <w:szCs w:val="20"/>
               </w:rPr>
@@ -1756,11 +1774,10 @@
         </w:tc>
         <w:tc>
           <w:tcPr>
-            <w:tcW w:w="1440" w:type="dxa"/>
+            <w:tcW w:w="1620" w:type="dxa"/>
             <w:tcPrChange w:id="34" w:author="The Tien Mai" w:date="2025-09-04T13:19:00Z" w16du:dateUtc="2025-09-04T11:19:00Z">
               <w:tcPr>
                 <w:tcW w:w="1260" w:type="dxa"/>
-                <w:gridSpan w:val="2"/>
               </w:tcPr>
             </w:tcPrChange>
           </w:tcPr>
@@ -1785,10 +1802,11 @@
         </w:tc>
         <w:tc>
           <w:tcPr>
-            <w:tcW w:w="1260" w:type="dxa"/>
+            <w:tcW w:w="1080" w:type="dxa"/>
             <w:tcPrChange w:id="35" w:author="The Tien Mai" w:date="2025-09-04T13:19:00Z" w16du:dateUtc="2025-09-04T11:19:00Z">
               <w:tcPr>
                 <w:tcW w:w="1350" w:type="dxa"/>
+                <w:gridSpan w:val="2"/>
               </w:tcPr>
             </w:tcPrChange>
           </w:tcPr>
@@ -1804,11 +1822,10 @@
         </w:tc>
         <w:tc>
           <w:tcPr>
-            <w:tcW w:w="3488" w:type="dxa"/>
+            <w:tcW w:w="3038" w:type="dxa"/>
             <w:tcPrChange w:id="36" w:author="The Tien Mai" w:date="2025-09-04T13:19:00Z" w16du:dateUtc="2025-09-04T11:19:00Z">
               <w:tcPr>
                 <w:tcW w:w="2678" w:type="dxa"/>
-                <w:gridSpan w:val="2"/>
               </w:tcPr>
             </w:tcPrChange>
           </w:tcPr>
@@ -1836,7 +1853,7 @@
         <w:trPr>
           <w:trPrChange w:id="37" w:author="The Tien Mai" w:date="2025-09-04T13:19:00Z" w16du:dateUtc="2025-09-04T11:19:00Z">
             <w:trPr>
-              <w:gridBefore w:val="1"/>
+              <w:gridBefore w:val="2"/>
             </w:trPr>
           </w:trPrChange>
         </w:trPr>
@@ -1870,7 +1887,7 @@
         </w:tc>
         <w:tc>
           <w:tcPr>
-            <w:tcW w:w="1350" w:type="dxa"/>
+            <w:tcW w:w="1800" w:type="dxa"/>
             <w:tcPrChange w:id="39" w:author="The Tien Mai" w:date="2025-09-04T13:19:00Z" w16du:dateUtc="2025-09-04T11:19:00Z">
               <w:tcPr>
                 <w:tcW w:w="1354" w:type="dxa"/>
@@ -1881,12 +1898,16 @@
           <w:p>
             <w:pPr>
               <w:rPr>
-                <w:sz w:val="20"/>
-                <w:szCs w:val="20"/>
-              </w:rPr>
-            </w:pPr>
-            <w:r>
-              <w:rPr>
+                <w:b/>
+                <w:bCs/>
+                <w:sz w:val="20"/>
+                <w:szCs w:val="20"/>
+              </w:rPr>
+            </w:pPr>
+            <w:r>
+              <w:rPr>
+                <w:b/>
+                <w:bCs/>
                 <w:sz w:val="20"/>
                 <w:szCs w:val="20"/>
               </w:rPr>
@@ -1896,11 +1917,10 @@
         </w:tc>
         <w:tc>
           <w:tcPr>
-            <w:tcW w:w="1440" w:type="dxa"/>
+            <w:tcW w:w="1620" w:type="dxa"/>
             <w:tcPrChange w:id="40" w:author="The Tien Mai" w:date="2025-09-04T13:19:00Z" w16du:dateUtc="2025-09-04T11:19:00Z">
               <w:tcPr>
                 <w:tcW w:w="1260" w:type="dxa"/>
-                <w:gridSpan w:val="2"/>
               </w:tcPr>
             </w:tcPrChange>
           </w:tcPr>
@@ -1925,10 +1945,11 @@
         </w:tc>
         <w:tc>
           <w:tcPr>
-            <w:tcW w:w="1260" w:type="dxa"/>
+            <w:tcW w:w="1080" w:type="dxa"/>
             <w:tcPrChange w:id="41" w:author="The Tien Mai" w:date="2025-09-04T13:19:00Z" w16du:dateUtc="2025-09-04T11:19:00Z">
               <w:tcPr>
                 <w:tcW w:w="1350" w:type="dxa"/>
+                <w:gridSpan w:val="2"/>
               </w:tcPr>
             </w:tcPrChange>
           </w:tcPr>
@@ -1944,11 +1965,10 @@
         </w:tc>
         <w:tc>
           <w:tcPr>
-            <w:tcW w:w="3488" w:type="dxa"/>
+            <w:tcW w:w="3038" w:type="dxa"/>
             <w:tcPrChange w:id="42" w:author="The Tien Mai" w:date="2025-09-04T13:19:00Z" w16du:dateUtc="2025-09-04T11:19:00Z">
               <w:tcPr>
                 <w:tcW w:w="2678" w:type="dxa"/>
-                <w:gridSpan w:val="2"/>
               </w:tcPr>
             </w:tcPrChange>
           </w:tcPr>
@@ -1976,7 +1996,7 @@
         <w:trPr>
           <w:trPrChange w:id="43" w:author="The Tien Mai" w:date="2025-09-04T13:19:00Z" w16du:dateUtc="2025-09-04T11:19:00Z">
             <w:trPr>
-              <w:gridBefore w:val="1"/>
+              <w:gridBefore w:val="2"/>
             </w:trPr>
           </w:trPrChange>
         </w:trPr>
@@ -2012,7 +2032,7 @@
         </w:tc>
         <w:tc>
           <w:tcPr>
-            <w:tcW w:w="1350" w:type="dxa"/>
+            <w:tcW w:w="1800" w:type="dxa"/>
             <w:tcPrChange w:id="45" w:author="The Tien Mai" w:date="2025-09-04T13:19:00Z" w16du:dateUtc="2025-09-04T11:19:00Z">
               <w:tcPr>
                 <w:tcW w:w="1354" w:type="dxa"/>
@@ -2023,13 +2043,17 @@
           <w:p>
             <w:pPr>
               <w:rPr>
-                <w:sz w:val="20"/>
-                <w:szCs w:val="20"/>
-                <w:lang w:val="en-US"/>
-              </w:rPr>
-            </w:pPr>
-            <w:r>
-              <w:rPr>
+                <w:b/>
+                <w:bCs/>
+                <w:sz w:val="20"/>
+                <w:szCs w:val="20"/>
+                <w:lang w:val="en-US"/>
+              </w:rPr>
+            </w:pPr>
+            <w:r>
+              <w:rPr>
+                <w:b/>
+                <w:bCs/>
                 <w:sz w:val="20"/>
                 <w:szCs w:val="20"/>
                 <w:lang w:val="en-US"/>
@@ -2040,11 +2064,10 @@
         </w:tc>
         <w:tc>
           <w:tcPr>
-            <w:tcW w:w="1440" w:type="dxa"/>
+            <w:tcW w:w="1620" w:type="dxa"/>
             <w:tcPrChange w:id="46" w:author="The Tien Mai" w:date="2025-09-04T13:19:00Z" w16du:dateUtc="2025-09-04T11:19:00Z">
               <w:tcPr>
                 <w:tcW w:w="1260" w:type="dxa"/>
-                <w:gridSpan w:val="2"/>
               </w:tcPr>
             </w:tcPrChange>
           </w:tcPr>
@@ -2072,10 +2095,11 @@
         </w:tc>
         <w:tc>
           <w:tcPr>
-            <w:tcW w:w="1260" w:type="dxa"/>
+            <w:tcW w:w="1080" w:type="dxa"/>
             <w:tcPrChange w:id="47" w:author="The Tien Mai" w:date="2025-09-04T13:19:00Z" w16du:dateUtc="2025-09-04T11:19:00Z">
               <w:tcPr>
                 <w:tcW w:w="1350" w:type="dxa"/>
+                <w:gridSpan w:val="2"/>
               </w:tcPr>
             </w:tcPrChange>
           </w:tcPr>
@@ -2093,11 +2117,10 @@
         </w:tc>
         <w:tc>
           <w:tcPr>
-            <w:tcW w:w="3488" w:type="dxa"/>
+            <w:tcW w:w="3038" w:type="dxa"/>
             <w:tcPrChange w:id="48" w:author="The Tien Mai" w:date="2025-09-04T13:19:00Z" w16du:dateUtc="2025-09-04T11:19:00Z">
               <w:tcPr>
                 <w:tcW w:w="2678" w:type="dxa"/>
-                <w:gridSpan w:val="2"/>
               </w:tcPr>
             </w:tcPrChange>
           </w:tcPr>
@@ -2117,7 +2140,7 @@
         <w:trPr>
           <w:trPrChange w:id="49" w:author="The Tien Mai" w:date="2025-09-04T13:19:00Z" w16du:dateUtc="2025-09-04T11:19:00Z">
             <w:trPr>
-              <w:gridBefore w:val="1"/>
+              <w:gridBefore w:val="2"/>
             </w:trPr>
           </w:trPrChange>
         </w:trPr>
@@ -2152,7 +2175,7 @@
         </w:tc>
         <w:tc>
           <w:tcPr>
-            <w:tcW w:w="1350" w:type="dxa"/>
+            <w:tcW w:w="1800" w:type="dxa"/>
             <w:tcPrChange w:id="51" w:author="The Tien Mai" w:date="2025-09-04T13:19:00Z" w16du:dateUtc="2025-09-04T11:19:00Z">
               <w:tcPr>
                 <w:tcW w:w="1354" w:type="dxa"/>
@@ -2163,13 +2186,17 @@
           <w:p>
             <w:pPr>
               <w:rPr>
-                <w:sz w:val="20"/>
-                <w:szCs w:val="20"/>
-                <w:lang w:val="en-US"/>
-              </w:rPr>
-            </w:pPr>
-            <w:r>
-              <w:rPr>
+                <w:b/>
+                <w:bCs/>
+                <w:sz w:val="20"/>
+                <w:szCs w:val="20"/>
+                <w:lang w:val="en-US"/>
+              </w:rPr>
+            </w:pPr>
+            <w:r>
+              <w:rPr>
+                <w:b/>
+                <w:bCs/>
                 <w:sz w:val="20"/>
                 <w:szCs w:val="20"/>
                 <w:lang w:val="en-US"/>
@@ -2180,11 +2207,10 @@
         </w:tc>
         <w:tc>
           <w:tcPr>
-            <w:tcW w:w="1440" w:type="dxa"/>
+            <w:tcW w:w="1620" w:type="dxa"/>
             <w:tcPrChange w:id="52" w:author="The Tien Mai" w:date="2025-09-04T13:19:00Z" w16du:dateUtc="2025-09-04T11:19:00Z">
               <w:tcPr>
                 <w:tcW w:w="1260" w:type="dxa"/>
-                <w:gridSpan w:val="2"/>
               </w:tcPr>
             </w:tcPrChange>
           </w:tcPr>
@@ -2211,10 +2237,11 @@
         </w:tc>
         <w:tc>
           <w:tcPr>
-            <w:tcW w:w="1260" w:type="dxa"/>
+            <w:tcW w:w="1080" w:type="dxa"/>
             <w:tcPrChange w:id="53" w:author="The Tien Mai" w:date="2025-09-04T13:19:00Z" w16du:dateUtc="2025-09-04T11:19:00Z">
               <w:tcPr>
                 <w:tcW w:w="1350" w:type="dxa"/>
+                <w:gridSpan w:val="2"/>
               </w:tcPr>
             </w:tcPrChange>
           </w:tcPr>
@@ -2239,11 +2266,10 @@
         </w:tc>
         <w:tc>
           <w:tcPr>
-            <w:tcW w:w="3488" w:type="dxa"/>
+            <w:tcW w:w="3038" w:type="dxa"/>
             <w:tcPrChange w:id="54" w:author="The Tien Mai" w:date="2025-09-04T13:19:00Z" w16du:dateUtc="2025-09-04T11:19:00Z">
               <w:tcPr>
                 <w:tcW w:w="2678" w:type="dxa"/>
-                <w:gridSpan w:val="2"/>
               </w:tcPr>
             </w:tcPrChange>
           </w:tcPr>
@@ -2262,7 +2288,7 @@
         <w:trPr>
           <w:trPrChange w:id="55" w:author="The Tien Mai" w:date="2025-09-04T13:19:00Z" w16du:dateUtc="2025-09-04T11:19:00Z">
             <w:trPr>
-              <w:gridBefore w:val="1"/>
+              <w:gridBefore w:val="2"/>
             </w:trPr>
           </w:trPrChange>
         </w:trPr>
@@ -2298,7 +2324,7 @@
         </w:tc>
         <w:tc>
           <w:tcPr>
-            <w:tcW w:w="1350" w:type="dxa"/>
+            <w:tcW w:w="1800" w:type="dxa"/>
             <w:tcPrChange w:id="57" w:author="The Tien Mai" w:date="2025-09-04T13:19:00Z" w16du:dateUtc="2025-09-04T11:19:00Z">
               <w:tcPr>
                 <w:tcW w:w="1354" w:type="dxa"/>
@@ -2309,13 +2335,17 @@
           <w:p>
             <w:pPr>
               <w:rPr>
-                <w:sz w:val="20"/>
-                <w:szCs w:val="20"/>
-                <w:lang w:val="en-US"/>
-              </w:rPr>
-            </w:pPr>
-            <w:r>
-              <w:rPr>
+                <w:b/>
+                <w:bCs/>
+                <w:sz w:val="20"/>
+                <w:szCs w:val="20"/>
+                <w:lang w:val="en-US"/>
+              </w:rPr>
+            </w:pPr>
+            <w:r>
+              <w:rPr>
+                <w:b/>
+                <w:bCs/>
                 <w:sz w:val="20"/>
                 <w:szCs w:val="20"/>
                 <w:lang w:val="en-US"/>
@@ -2326,11 +2356,10 @@
         </w:tc>
         <w:tc>
           <w:tcPr>
-            <w:tcW w:w="1440" w:type="dxa"/>
+            <w:tcW w:w="1620" w:type="dxa"/>
             <w:tcPrChange w:id="58" w:author="The Tien Mai" w:date="2025-09-04T13:19:00Z" w16du:dateUtc="2025-09-04T11:19:00Z">
               <w:tcPr>
                 <w:tcW w:w="1260" w:type="dxa"/>
-                <w:gridSpan w:val="2"/>
               </w:tcPr>
             </w:tcPrChange>
           </w:tcPr>
@@ -2357,10 +2386,11 @@
         </w:tc>
         <w:tc>
           <w:tcPr>
-            <w:tcW w:w="1260" w:type="dxa"/>
+            <w:tcW w:w="1080" w:type="dxa"/>
             <w:tcPrChange w:id="59" w:author="The Tien Mai" w:date="2025-09-04T13:19:00Z" w16du:dateUtc="2025-09-04T11:19:00Z">
               <w:tcPr>
                 <w:tcW w:w="1350" w:type="dxa"/>
+                <w:gridSpan w:val="2"/>
               </w:tcPr>
             </w:tcPrChange>
           </w:tcPr>
@@ -2385,11 +2415,10 @@
         </w:tc>
         <w:tc>
           <w:tcPr>
-            <w:tcW w:w="3488" w:type="dxa"/>
+            <w:tcW w:w="3038" w:type="dxa"/>
             <w:tcPrChange w:id="60" w:author="The Tien Mai" w:date="2025-09-04T13:19:00Z" w16du:dateUtc="2025-09-04T11:19:00Z">
               <w:tcPr>
                 <w:tcW w:w="2678" w:type="dxa"/>
-                <w:gridSpan w:val="2"/>
               </w:tcPr>
             </w:tcPrChange>
           </w:tcPr>
@@ -2408,7 +2437,7 @@
         <w:trPr>
           <w:trPrChange w:id="61" w:author="The Tien Mai" w:date="2025-09-04T13:19:00Z" w16du:dateUtc="2025-09-04T11:19:00Z">
             <w:trPr>
-              <w:gridBefore w:val="1"/>
+              <w:gridBefore w:val="2"/>
             </w:trPr>
           </w:trPrChange>
         </w:trPr>
@@ -2444,7 +2473,7 @@
         </w:tc>
         <w:tc>
           <w:tcPr>
-            <w:tcW w:w="1350" w:type="dxa"/>
+            <w:tcW w:w="1800" w:type="dxa"/>
             <w:tcPrChange w:id="63" w:author="The Tien Mai" w:date="2025-09-04T13:19:00Z" w16du:dateUtc="2025-09-04T11:19:00Z">
               <w:tcPr>
                 <w:tcW w:w="1354" w:type="dxa"/>
@@ -2455,13 +2484,17 @@
           <w:p>
             <w:pPr>
               <w:rPr>
-                <w:sz w:val="20"/>
-                <w:szCs w:val="20"/>
-                <w:lang w:val="en-US"/>
-              </w:rPr>
-            </w:pPr>
-            <w:r>
-              <w:rPr>
+                <w:b/>
+                <w:bCs/>
+                <w:sz w:val="20"/>
+                <w:szCs w:val="20"/>
+                <w:lang w:val="en-US"/>
+              </w:rPr>
+            </w:pPr>
+            <w:r>
+              <w:rPr>
+                <w:b/>
+                <w:bCs/>
                 <w:sz w:val="20"/>
                 <w:szCs w:val="20"/>
                 <w:lang w:val="en-US"/>
@@ -2472,11 +2505,10 @@
         </w:tc>
         <w:tc>
           <w:tcPr>
-            <w:tcW w:w="1440" w:type="dxa"/>
+            <w:tcW w:w="1620" w:type="dxa"/>
             <w:tcPrChange w:id="64" w:author="The Tien Mai" w:date="2025-09-04T13:19:00Z" w16du:dateUtc="2025-09-04T11:19:00Z">
               <w:tcPr>
                 <w:tcW w:w="1260" w:type="dxa"/>
-                <w:gridSpan w:val="2"/>
               </w:tcPr>
             </w:tcPrChange>
           </w:tcPr>
@@ -2503,10 +2535,11 @@
         </w:tc>
         <w:tc>
           <w:tcPr>
-            <w:tcW w:w="1260" w:type="dxa"/>
+            <w:tcW w:w="1080" w:type="dxa"/>
             <w:tcPrChange w:id="65" w:author="The Tien Mai" w:date="2025-09-04T13:19:00Z" w16du:dateUtc="2025-09-04T11:19:00Z">
               <w:tcPr>
                 <w:tcW w:w="1350" w:type="dxa"/>
+                <w:gridSpan w:val="2"/>
               </w:tcPr>
             </w:tcPrChange>
           </w:tcPr>
@@ -2531,11 +2564,10 @@
         </w:tc>
         <w:tc>
           <w:tcPr>
-            <w:tcW w:w="3488" w:type="dxa"/>
+            <w:tcW w:w="3038" w:type="dxa"/>
             <w:tcPrChange w:id="66" w:author="The Tien Mai" w:date="2025-09-04T13:19:00Z" w16du:dateUtc="2025-09-04T11:19:00Z">
               <w:tcPr>
                 <w:tcW w:w="2678" w:type="dxa"/>
-                <w:gridSpan w:val="2"/>
               </w:tcPr>
             </w:tcPrChange>
           </w:tcPr>
@@ -2554,7 +2586,7 @@
         <w:trPr>
           <w:trPrChange w:id="67" w:author="The Tien Mai" w:date="2025-09-04T13:19:00Z" w16du:dateUtc="2025-09-04T11:19:00Z">
             <w:trPr>
-              <w:gridBefore w:val="1"/>
+              <w:gridBefore w:val="2"/>
             </w:trPr>
           </w:trPrChange>
         </w:trPr>
@@ -2590,7 +2622,7 @@
         </w:tc>
         <w:tc>
           <w:tcPr>
-            <w:tcW w:w="1350" w:type="dxa"/>
+            <w:tcW w:w="1800" w:type="dxa"/>
             <w:tcPrChange w:id="69" w:author="The Tien Mai" w:date="2025-09-04T13:19:00Z" w16du:dateUtc="2025-09-04T11:19:00Z">
               <w:tcPr>
                 <w:tcW w:w="1354" w:type="dxa"/>
@@ -2601,13 +2633,17 @@
           <w:p>
             <w:pPr>
               <w:rPr>
-                <w:sz w:val="20"/>
-                <w:szCs w:val="20"/>
-                <w:lang w:val="en-US"/>
-              </w:rPr>
-            </w:pPr>
-            <w:r>
-              <w:rPr>
+                <w:b/>
+                <w:bCs/>
+                <w:sz w:val="20"/>
+                <w:szCs w:val="20"/>
+                <w:lang w:val="en-US"/>
+              </w:rPr>
+            </w:pPr>
+            <w:r>
+              <w:rPr>
+                <w:b/>
+                <w:bCs/>
                 <w:sz w:val="20"/>
                 <w:szCs w:val="20"/>
                 <w:lang w:val="en-US"/>
@@ -2618,11 +2654,10 @@
         </w:tc>
         <w:tc>
           <w:tcPr>
-            <w:tcW w:w="1440" w:type="dxa"/>
+            <w:tcW w:w="1620" w:type="dxa"/>
             <w:tcPrChange w:id="70" w:author="The Tien Mai" w:date="2025-09-04T13:19:00Z" w16du:dateUtc="2025-09-04T11:19:00Z">
               <w:tcPr>
                 <w:tcW w:w="1260" w:type="dxa"/>
-                <w:gridSpan w:val="2"/>
               </w:tcPr>
             </w:tcPrChange>
           </w:tcPr>
@@ -2649,10 +2684,11 @@
         </w:tc>
         <w:tc>
           <w:tcPr>
-            <w:tcW w:w="1260" w:type="dxa"/>
+            <w:tcW w:w="1080" w:type="dxa"/>
             <w:tcPrChange w:id="71" w:author="The Tien Mai" w:date="2025-09-04T13:19:00Z" w16du:dateUtc="2025-09-04T11:19:00Z">
               <w:tcPr>
                 <w:tcW w:w="1350" w:type="dxa"/>
+                <w:gridSpan w:val="2"/>
               </w:tcPr>
             </w:tcPrChange>
           </w:tcPr>
@@ -2677,11 +2713,10 @@
         </w:tc>
         <w:tc>
           <w:tcPr>
-            <w:tcW w:w="3488" w:type="dxa"/>
+            <w:tcW w:w="3038" w:type="dxa"/>
             <w:tcPrChange w:id="72" w:author="The Tien Mai" w:date="2025-09-04T13:19:00Z" w16du:dateUtc="2025-09-04T11:19:00Z">
               <w:tcPr>
                 <w:tcW w:w="2678" w:type="dxa"/>
-                <w:gridSpan w:val="2"/>
               </w:tcPr>
             </w:tcPrChange>
           </w:tcPr>
@@ -2700,7 +2735,7 @@
         <w:trPr>
           <w:trPrChange w:id="73" w:author="The Tien Mai" w:date="2025-09-04T13:19:00Z" w16du:dateUtc="2025-09-04T11:19:00Z">
             <w:trPr>
-              <w:gridBefore w:val="1"/>
+              <w:gridBefore w:val="2"/>
             </w:trPr>
           </w:trPrChange>
         </w:trPr>
@@ -2736,7 +2771,7 @@
         </w:tc>
         <w:tc>
           <w:tcPr>
-            <w:tcW w:w="1350" w:type="dxa"/>
+            <w:tcW w:w="1800" w:type="dxa"/>
             <w:tcPrChange w:id="75" w:author="The Tien Mai" w:date="2025-09-04T13:19:00Z" w16du:dateUtc="2025-09-04T11:19:00Z">
               <w:tcPr>
                 <w:tcW w:w="1354" w:type="dxa"/>
@@ -2747,13 +2782,17 @@
           <w:p>
             <w:pPr>
               <w:rPr>
-                <w:sz w:val="20"/>
-                <w:szCs w:val="20"/>
-                <w:lang w:val="en-US"/>
-              </w:rPr>
-            </w:pPr>
-            <w:r>
-              <w:rPr>
+                <w:b/>
+                <w:bCs/>
+                <w:sz w:val="20"/>
+                <w:szCs w:val="20"/>
+                <w:lang w:val="en-US"/>
+              </w:rPr>
+            </w:pPr>
+            <w:r>
+              <w:rPr>
+                <w:b/>
+                <w:bCs/>
                 <w:sz w:val="20"/>
                 <w:szCs w:val="20"/>
                 <w:lang w:val="en-US"/>
@@ -2764,11 +2803,10 @@
         </w:tc>
         <w:tc>
           <w:tcPr>
-            <w:tcW w:w="1440" w:type="dxa"/>
+            <w:tcW w:w="1620" w:type="dxa"/>
             <w:tcPrChange w:id="76" w:author="The Tien Mai" w:date="2025-09-04T13:19:00Z" w16du:dateUtc="2025-09-04T11:19:00Z">
               <w:tcPr>
                 <w:tcW w:w="1260" w:type="dxa"/>
-                <w:gridSpan w:val="2"/>
               </w:tcPr>
             </w:tcPrChange>
           </w:tcPr>
@@ -2795,10 +2833,11 @@
         </w:tc>
         <w:tc>
           <w:tcPr>
-            <w:tcW w:w="1260" w:type="dxa"/>
+            <w:tcW w:w="1080" w:type="dxa"/>
             <w:tcPrChange w:id="77" w:author="The Tien Mai" w:date="2025-09-04T13:19:00Z" w16du:dateUtc="2025-09-04T11:19:00Z">
               <w:tcPr>
                 <w:tcW w:w="1350" w:type="dxa"/>
+                <w:gridSpan w:val="2"/>
               </w:tcPr>
             </w:tcPrChange>
           </w:tcPr>
@@ -2823,11 +2862,10 @@
         </w:tc>
         <w:tc>
           <w:tcPr>
-            <w:tcW w:w="3488" w:type="dxa"/>
+            <w:tcW w:w="3038" w:type="dxa"/>
             <w:tcPrChange w:id="78" w:author="The Tien Mai" w:date="2025-09-04T13:19:00Z" w16du:dateUtc="2025-09-04T11:19:00Z">
               <w:tcPr>
                 <w:tcW w:w="2678" w:type="dxa"/>
-                <w:gridSpan w:val="2"/>
               </w:tcPr>
             </w:tcPrChange>
           </w:tcPr>
@@ -2846,7 +2884,7 @@
         <w:trPr>
           <w:trPrChange w:id="79" w:author="The Tien Mai" w:date="2025-09-04T13:19:00Z" w16du:dateUtc="2025-09-04T11:19:00Z">
             <w:trPr>
-              <w:gridBefore w:val="1"/>
+              <w:gridBefore w:val="2"/>
             </w:trPr>
           </w:trPrChange>
         </w:trPr>
@@ -2886,7 +2924,7 @@
         </w:tc>
         <w:tc>
           <w:tcPr>
-            <w:tcW w:w="1350" w:type="dxa"/>
+            <w:tcW w:w="1800" w:type="dxa"/>
             <w:tcPrChange w:id="81" w:author="The Tien Mai" w:date="2025-09-04T13:19:00Z" w16du:dateUtc="2025-09-04T11:19:00Z">
               <w:tcPr>
                 <w:tcW w:w="1354" w:type="dxa"/>
@@ -2897,13 +2935,17 @@
           <w:p>
             <w:pPr>
               <w:rPr>
-                <w:sz w:val="20"/>
-                <w:szCs w:val="20"/>
-                <w:lang w:val="en-US"/>
-              </w:rPr>
-            </w:pPr>
-            <w:r>
-              <w:rPr>
+                <w:b/>
+                <w:bCs/>
+                <w:sz w:val="20"/>
+                <w:szCs w:val="20"/>
+                <w:lang w:val="en-US"/>
+              </w:rPr>
+            </w:pPr>
+            <w:r>
+              <w:rPr>
+                <w:b/>
+                <w:bCs/>
                 <w:sz w:val="20"/>
                 <w:szCs w:val="20"/>
                 <w:lang w:val="en-US"/>
@@ -2914,11 +2956,10 @@
         </w:tc>
         <w:tc>
           <w:tcPr>
-            <w:tcW w:w="1440" w:type="dxa"/>
+            <w:tcW w:w="1620" w:type="dxa"/>
             <w:tcPrChange w:id="82" w:author="The Tien Mai" w:date="2025-09-04T13:19:00Z" w16du:dateUtc="2025-09-04T11:19:00Z">
               <w:tcPr>
                 <w:tcW w:w="1260" w:type="dxa"/>
-                <w:gridSpan w:val="2"/>
               </w:tcPr>
             </w:tcPrChange>
           </w:tcPr>
@@ -2945,10 +2986,11 @@
         </w:tc>
         <w:tc>
           <w:tcPr>
-            <w:tcW w:w="1260" w:type="dxa"/>
+            <w:tcW w:w="1080" w:type="dxa"/>
             <w:tcPrChange w:id="83" w:author="The Tien Mai" w:date="2025-09-04T13:19:00Z" w16du:dateUtc="2025-09-04T11:19:00Z">
               <w:tcPr>
                 <w:tcW w:w="1350" w:type="dxa"/>
+                <w:gridSpan w:val="2"/>
               </w:tcPr>
             </w:tcPrChange>
           </w:tcPr>
@@ -2973,11 +3015,10 @@
         </w:tc>
         <w:tc>
           <w:tcPr>
-            <w:tcW w:w="3488" w:type="dxa"/>
+            <w:tcW w:w="3038" w:type="dxa"/>
             <w:tcPrChange w:id="84" w:author="The Tien Mai" w:date="2025-09-04T13:19:00Z" w16du:dateUtc="2025-09-04T11:19:00Z">
               <w:tcPr>
                 <w:tcW w:w="2678" w:type="dxa"/>
-                <w:gridSpan w:val="2"/>
               </w:tcPr>
             </w:tcPrChange>
           </w:tcPr>
@@ -2996,7 +3037,7 @@
         <w:trPr>
           <w:trPrChange w:id="85" w:author="The Tien Mai" w:date="2025-09-04T13:19:00Z" w16du:dateUtc="2025-09-04T11:19:00Z">
             <w:trPr>
-              <w:gridBefore w:val="1"/>
+              <w:gridBefore w:val="2"/>
             </w:trPr>
           </w:trPrChange>
         </w:trPr>
@@ -3036,7 +3077,7 @@
         </w:tc>
         <w:tc>
           <w:tcPr>
-            <w:tcW w:w="1350" w:type="dxa"/>
+            <w:tcW w:w="1800" w:type="dxa"/>
             <w:tcPrChange w:id="87" w:author="The Tien Mai" w:date="2025-09-04T13:19:00Z" w16du:dateUtc="2025-09-04T11:19:00Z">
               <w:tcPr>
                 <w:tcW w:w="1354" w:type="dxa"/>
@@ -3047,13 +3088,17 @@
           <w:p>
             <w:pPr>
               <w:rPr>
-                <w:sz w:val="20"/>
-                <w:szCs w:val="20"/>
-                <w:lang w:val="en-US"/>
-              </w:rPr>
-            </w:pPr>
-            <w:r>
-              <w:rPr>
+                <w:b/>
+                <w:bCs/>
+                <w:sz w:val="20"/>
+                <w:szCs w:val="20"/>
+                <w:lang w:val="en-US"/>
+              </w:rPr>
+            </w:pPr>
+            <w:r>
+              <w:rPr>
+                <w:b/>
+                <w:bCs/>
                 <w:sz w:val="20"/>
                 <w:szCs w:val="20"/>
                 <w:lang w:val="en-US"/>
@@ -3064,11 +3109,10 @@
         </w:tc>
         <w:tc>
           <w:tcPr>
-            <w:tcW w:w="1440" w:type="dxa"/>
+            <w:tcW w:w="1620" w:type="dxa"/>
             <w:tcPrChange w:id="88" w:author="The Tien Mai" w:date="2025-09-04T13:19:00Z" w16du:dateUtc="2025-09-04T11:19:00Z">
               <w:tcPr>
                 <w:tcW w:w="1260" w:type="dxa"/>
-                <w:gridSpan w:val="2"/>
               </w:tcPr>
             </w:tcPrChange>
           </w:tcPr>
@@ -3104,10 +3148,11 @@
         </w:tc>
         <w:tc>
           <w:tcPr>
-            <w:tcW w:w="1260" w:type="dxa"/>
+            <w:tcW w:w="1080" w:type="dxa"/>
             <w:tcPrChange w:id="89" w:author="The Tien Mai" w:date="2025-09-04T13:19:00Z" w16du:dateUtc="2025-09-04T11:19:00Z">
               <w:tcPr>
                 <w:tcW w:w="1350" w:type="dxa"/>
+                <w:gridSpan w:val="2"/>
               </w:tcPr>
             </w:tcPrChange>
           </w:tcPr>
@@ -3140,11 +3185,10 @@
         </w:tc>
         <w:tc>
           <w:tcPr>
-            <w:tcW w:w="3488" w:type="dxa"/>
+            <w:tcW w:w="3038" w:type="dxa"/>
             <w:tcPrChange w:id="90" w:author="The Tien Mai" w:date="2025-09-04T13:19:00Z" w16du:dateUtc="2025-09-04T11:19:00Z">
               <w:tcPr>
                 <w:tcW w:w="2678" w:type="dxa"/>
-                <w:gridSpan w:val="2"/>
               </w:tcPr>
             </w:tcPrChange>
           </w:tcPr>
@@ -3171,7 +3215,7 @@
         <w:trPr>
           <w:trPrChange w:id="91" w:author="The Tien Mai" w:date="2025-09-04T13:19:00Z" w16du:dateUtc="2025-09-04T11:19:00Z">
             <w:trPr>
-              <w:gridBefore w:val="1"/>
+              <w:gridBefore w:val="2"/>
             </w:trPr>
           </w:trPrChange>
         </w:trPr>
@@ -3188,26 +3232,25 @@
           <w:p>
             <w:pPr>
               <w:rPr>
+                <w:sz w:val="20"/>
+                <w:szCs w:val="20"/>
+                <w:lang w:val="en-US"/>
+              </w:rPr>
+            </w:pPr>
+            <w:r>
+              <w:rPr>
                 <w:color w:val="70AD47" w:themeColor="accent6"/>
                 <w:sz w:val="20"/>
                 <w:szCs w:val="20"/>
                 <w:lang w:val="en-US"/>
               </w:rPr>
-            </w:pPr>
-            <w:r>
-              <w:rPr>
-                <w:color w:val="70AD47" w:themeColor="accent6"/>
-                <w:sz w:val="20"/>
-                <w:szCs w:val="20"/>
-                <w:lang w:val="en-US"/>
-              </w:rPr>
-              <w:t xml:space="preserve">Alveolar ventilation </w:t>
-            </w:r>
-          </w:p>
-        </w:tc>
-        <w:tc>
-          <w:tcPr>
-            <w:tcW w:w="1350" w:type="dxa"/>
+              <w:t>Blood flow to the liver as fraction of QCC</w:t>
+            </w:r>
+          </w:p>
+        </w:tc>
+        <w:tc>
+          <w:tcPr>
+            <w:tcW w:w="1800" w:type="dxa"/>
             <w:tcPrChange w:id="93" w:author="The Tien Mai" w:date="2025-09-04T13:19:00Z" w16du:dateUtc="2025-09-04T11:19:00Z">
               <w:tcPr>
                 <w:tcW w:w="1354" w:type="dxa"/>
@@ -3218,28 +3261,31 @@
           <w:p>
             <w:pPr>
               <w:rPr>
-                <w:sz w:val="20"/>
-                <w:szCs w:val="20"/>
-                <w:lang w:val="en-US"/>
-              </w:rPr>
-            </w:pPr>
-            <w:r>
-              <w:rPr>
-                <w:sz w:val="20"/>
-                <w:szCs w:val="20"/>
-                <w:lang w:val="en-US"/>
-              </w:rPr>
-              <w:t xml:space="preserve">Q_P </w:t>
-            </w:r>
-          </w:p>
-        </w:tc>
-        <w:tc>
-          <w:tcPr>
-            <w:tcW w:w="1440" w:type="dxa"/>
+                <w:b/>
+                <w:bCs/>
+                <w:sz w:val="20"/>
+                <w:szCs w:val="20"/>
+                <w:lang w:val="en-US"/>
+              </w:rPr>
+            </w:pPr>
+            <w:r>
+              <w:rPr>
+                <w:b/>
+                <w:bCs/>
+                <w:sz w:val="20"/>
+                <w:szCs w:val="20"/>
+                <w:lang w:val="en-US"/>
+              </w:rPr>
+              <w:t>FQ_Li</w:t>
+            </w:r>
+          </w:p>
+        </w:tc>
+        <w:tc>
+          <w:tcPr>
+            <w:tcW w:w="1620" w:type="dxa"/>
             <w:tcPrChange w:id="94" w:author="The Tien Mai" w:date="2025-09-04T13:19:00Z" w16du:dateUtc="2025-09-04T11:19:00Z">
               <w:tcPr>
                 <w:tcW w:w="1260" w:type="dxa"/>
-                <w:gridSpan w:val="2"/>
               </w:tcPr>
             </w:tcPrChange>
           </w:tcPr>
@@ -3260,16 +3306,17 @@
                 <w:szCs w:val="20"/>
                 <w:lang w:val="en-US"/>
               </w:rPr>
-              <w:t>2.5/100</w:t>
-            </w:r>
-          </w:p>
-        </w:tc>
-        <w:tc>
-          <w:tcPr>
-            <w:tcW w:w="1260" w:type="dxa"/>
+              <w:t>0.255</w:t>
+            </w:r>
+          </w:p>
+        </w:tc>
+        <w:tc>
+          <w:tcPr>
+            <w:tcW w:w="1080" w:type="dxa"/>
             <w:tcPrChange w:id="95" w:author="The Tien Mai" w:date="2025-09-04T13:19:00Z" w16du:dateUtc="2025-09-04T11:19:00Z">
               <w:tcPr>
                 <w:tcW w:w="1350" w:type="dxa"/>
+                <w:gridSpan w:val="2"/>
               </w:tcPr>
             </w:tcPrChange>
           </w:tcPr>
@@ -3282,50 +3329,34 @@
                 <w:lang w:val="en-US"/>
               </w:rPr>
             </w:pPr>
-            <w:r>
-              <w:rPr>
-                <w:sz w:val="20"/>
-                <w:szCs w:val="20"/>
-                <w:lang w:val="en-US"/>
-              </w:rPr>
-              <w:t>L</w:t>
-            </w:r>
-            <w:r>
-              <w:rPr>
-                <w:sz w:val="20"/>
-                <w:szCs w:val="20"/>
-                <w:lang w:val="en-US"/>
-              </w:rPr>
-              <w:t>/h</w:t>
-            </w:r>
-          </w:p>
-        </w:tc>
-        <w:tc>
-          <w:tcPr>
-            <w:tcW w:w="3488" w:type="dxa"/>
+          </w:p>
+        </w:tc>
+        <w:tc>
+          <w:tcPr>
+            <w:tcW w:w="3038" w:type="dxa"/>
             <w:tcPrChange w:id="96" w:author="The Tien Mai" w:date="2025-09-04T13:19:00Z" w16du:dateUtc="2025-09-04T11:19:00Z">
               <w:tcPr>
                 <w:tcW w:w="2678" w:type="dxa"/>
-                <w:gridSpan w:val="2"/>
-              </w:tcPr>
-            </w:tcPrChange>
-          </w:tcPr>
-          <w:p>
-            <w:pPr>
-              <w:rPr>
-                <w:sz w:val="20"/>
-                <w:szCs w:val="20"/>
-                <w:lang w:val="en-US"/>
-              </w:rPr>
-            </w:pPr>
-            <w:r>
-              <w:rPr>
-                <w:color w:val="C00000"/>
-                <w:sz w:val="20"/>
-                <w:szCs w:val="20"/>
-                <w:lang w:val="en-US"/>
-              </w:rPr>
-              <w:t xml:space="preserve">Only use with lung </w:t>
+              </w:tcPr>
+            </w:tcPrChange>
+          </w:tcPr>
+          <w:p>
+            <w:pPr>
+              <w:rPr>
+                <w:sz w:val="20"/>
+                <w:szCs w:val="20"/>
+                <w:lang w:val="en-US"/>
+              </w:rPr>
+            </w:pPr>
+            <w:r>
+              <w:rPr>
+                <w:rFonts w:ascii="Arial" w:hAnsi="Arial" w:cs="Arial"/>
+                <w:color w:val="222222"/>
+                <w:sz w:val="20"/>
+                <w:szCs w:val="20"/>
+                <w:shd w:val="clear" w:color="auto" w:fill="FFFFFF"/>
+              </w:rPr>
+              <w:t>Jack 2002</w:t>
             </w:r>
           </w:p>
         </w:tc>
@@ -3334,7 +3365,7 @@
         <w:trPr>
           <w:trPrChange w:id="97" w:author="The Tien Mai" w:date="2025-09-04T13:19:00Z" w16du:dateUtc="2025-09-04T11:19:00Z">
             <w:trPr>
-              <w:gridBefore w:val="1"/>
+              <w:gridBefore w:val="2"/>
             </w:trPr>
           </w:trPrChange>
         </w:trPr>
@@ -3363,13 +3394,13 @@
                 <w:szCs w:val="20"/>
                 <w:lang w:val="en-US"/>
               </w:rPr>
-              <w:t>Blood flow to the liver as fraction of QCC</w:t>
-            </w:r>
-          </w:p>
-        </w:tc>
-        <w:tc>
-          <w:tcPr>
-            <w:tcW w:w="1350" w:type="dxa"/>
+              <w:t>Blood flow to the kidney as fraction of QCC</w:t>
+            </w:r>
+          </w:p>
+        </w:tc>
+        <w:tc>
+          <w:tcPr>
+            <w:tcW w:w="1800" w:type="dxa"/>
             <w:tcPrChange w:id="99" w:author="The Tien Mai" w:date="2025-09-04T13:19:00Z" w16du:dateUtc="2025-09-04T11:19:00Z">
               <w:tcPr>
                 <w:tcW w:w="1354" w:type="dxa"/>
@@ -3380,28 +3411,41 @@
           <w:p>
             <w:pPr>
               <w:rPr>
-                <w:sz w:val="20"/>
-                <w:szCs w:val="20"/>
-                <w:lang w:val="en-US"/>
-              </w:rPr>
-            </w:pPr>
-            <w:r>
-              <w:rPr>
-                <w:sz w:val="20"/>
-                <w:szCs w:val="20"/>
-                <w:lang w:val="en-US"/>
-              </w:rPr>
-              <w:t>FQ_Li</w:t>
-            </w:r>
-          </w:p>
-        </w:tc>
-        <w:tc>
-          <w:tcPr>
-            <w:tcW w:w="1440" w:type="dxa"/>
+                <w:b/>
+                <w:bCs/>
+                <w:sz w:val="20"/>
+                <w:szCs w:val="20"/>
+                <w:lang w:val="en-US"/>
+              </w:rPr>
+            </w:pPr>
+            <w:r>
+              <w:rPr>
+                <w:b/>
+                <w:bCs/>
+                <w:sz w:val="20"/>
+                <w:szCs w:val="20"/>
+                <w:lang w:val="en-US"/>
+              </w:rPr>
+              <w:t>FQ_K</w:t>
+            </w:r>
+            <w:r>
+              <w:rPr>
+                <w:b/>
+                <w:bCs/>
+                <w:sz w:val="20"/>
+                <w:szCs w:val="20"/>
+                <w:lang w:val="en-US"/>
+              </w:rPr>
+              <w:t>i</w:t>
+            </w:r>
+          </w:p>
+        </w:tc>
+        <w:tc>
+          <w:tcPr>
+            <w:tcW w:w="1620" w:type="dxa"/>
             <w:tcPrChange w:id="100" w:author="The Tien Mai" w:date="2025-09-04T13:19:00Z" w16du:dateUtc="2025-09-04T11:19:00Z">
               <w:tcPr>
                 <w:tcW w:w="1260" w:type="dxa"/>
-                <w:gridSpan w:val="2"/>
               </w:tcPr>
             </w:tcPrChange>
           </w:tcPr>
@@ -3422,16 +3466,17 @@
                 <w:szCs w:val="20"/>
                 <w:lang w:val="en-US"/>
               </w:rPr>
-              <w:t>0.255</w:t>
-            </w:r>
-          </w:p>
-        </w:tc>
-        <w:tc>
-          <w:tcPr>
-            <w:tcW w:w="1260" w:type="dxa"/>
+              <w:t>0.19</w:t>
+            </w:r>
+          </w:p>
+        </w:tc>
+        <w:tc>
+          <w:tcPr>
+            <w:tcW w:w="1080" w:type="dxa"/>
             <w:tcPrChange w:id="101" w:author="The Tien Mai" w:date="2025-09-04T13:19:00Z" w16du:dateUtc="2025-09-04T11:19:00Z">
               <w:tcPr>
                 <w:tcW w:w="1350" w:type="dxa"/>
+                <w:gridSpan w:val="2"/>
               </w:tcPr>
             </w:tcPrChange>
           </w:tcPr>
@@ -3448,11 +3493,10 @@
         </w:tc>
         <w:tc>
           <w:tcPr>
-            <w:tcW w:w="3488" w:type="dxa"/>
+            <w:tcW w:w="3038" w:type="dxa"/>
             <w:tcPrChange w:id="102" w:author="The Tien Mai" w:date="2025-09-04T13:19:00Z" w16du:dateUtc="2025-09-04T11:19:00Z">
               <w:tcPr>
                 <w:tcW w:w="2678" w:type="dxa"/>
-                <w:gridSpan w:val="2"/>
               </w:tcPr>
             </w:tcPrChange>
           </w:tcPr>
@@ -3481,7 +3525,7 @@
         <w:trPr>
           <w:trPrChange w:id="103" w:author="The Tien Mai" w:date="2025-09-04T13:19:00Z" w16du:dateUtc="2025-09-04T11:19:00Z">
             <w:trPr>
-              <w:gridBefore w:val="1"/>
+              <w:gridBefore w:val="2"/>
             </w:trPr>
           </w:trPrChange>
         </w:trPr>
@@ -3498,25 +3542,26 @@
           <w:p>
             <w:pPr>
               <w:rPr>
-                <w:sz w:val="20"/>
-                <w:szCs w:val="20"/>
-                <w:lang w:val="en-US"/>
-              </w:rPr>
-            </w:pPr>
-            <w:r>
-              <w:rPr>
                 <w:color w:val="70AD47" w:themeColor="accent6"/>
                 <w:sz w:val="20"/>
                 <w:szCs w:val="20"/>
                 <w:lang w:val="en-US"/>
               </w:rPr>
-              <w:t>Blood flow to the kidney as fraction of QCC</w:t>
-            </w:r>
-          </w:p>
-        </w:tc>
-        <w:tc>
-          <w:tcPr>
-            <w:tcW w:w="1350" w:type="dxa"/>
+            </w:pPr>
+            <w:r>
+              <w:rPr>
+                <w:color w:val="70AD47" w:themeColor="accent6"/>
+                <w:sz w:val="20"/>
+                <w:szCs w:val="20"/>
+                <w:lang w:val="en-US"/>
+              </w:rPr>
+              <w:t xml:space="preserve">Blood flow to tissues </w:t>
+            </w:r>
+          </w:p>
+        </w:tc>
+        <w:tc>
+          <w:tcPr>
+            <w:tcW w:w="1800" w:type="dxa"/>
             <w:tcPrChange w:id="105" w:author="The Tien Mai" w:date="2025-09-04T13:19:00Z" w16du:dateUtc="2025-09-04T11:19:00Z">
               <w:tcPr>
                 <w:tcW w:w="1354" w:type="dxa"/>
@@ -3527,39 +3572,51 @@
           <w:p>
             <w:pPr>
               <w:rPr>
-                <w:sz w:val="20"/>
-                <w:szCs w:val="20"/>
-                <w:lang w:val="en-US"/>
-              </w:rPr>
-            </w:pPr>
-            <w:r>
-              <w:rPr>
-                <w:sz w:val="20"/>
-                <w:szCs w:val="20"/>
-                <w:lang w:val="en-US"/>
-              </w:rPr>
-              <w:t>FQ_K</w:t>
-            </w:r>
-            <w:r>
-              <w:rPr>
-                <w:sz w:val="20"/>
-                <w:szCs w:val="20"/>
-                <w:lang w:val="en-US"/>
-              </w:rPr>
-              <w:t>i</w:t>
-            </w:r>
-          </w:p>
-        </w:tc>
-        <w:tc>
-          <w:tcPr>
-            <w:tcW w:w="1440" w:type="dxa"/>
+                <w:b/>
+                <w:bCs/>
+                <w:sz w:val="20"/>
+                <w:szCs w:val="20"/>
+                <w:lang w:val="en-US"/>
+              </w:rPr>
+            </w:pPr>
+            <w:r>
+              <w:rPr>
+                <w:b/>
+                <w:bCs/>
+                <w:sz w:val="20"/>
+                <w:szCs w:val="20"/>
+                <w:lang w:val="en-US"/>
+              </w:rPr>
+              <w:t>FQ_T</w:t>
+            </w:r>
+          </w:p>
+        </w:tc>
+        <w:tc>
+          <w:tcPr>
+            <w:tcW w:w="1620" w:type="dxa"/>
             <w:tcPrChange w:id="106" w:author="The Tien Mai" w:date="2025-09-04T13:19:00Z" w16du:dateUtc="2025-09-04T11:19:00Z">
               <w:tcPr>
                 <w:tcW w:w="1260" w:type="dxa"/>
-                <w:gridSpan w:val="2"/>
-              </w:tcPr>
-            </w:tcPrChange>
-          </w:tcPr>
+              </w:tcPr>
+            </w:tcPrChange>
+          </w:tcPr>
+          <w:p>
+            <w:pPr>
+              <w:rPr>
+                <w:sz w:val="20"/>
+                <w:szCs w:val="20"/>
+                <w:lang w:val="en-US"/>
+              </w:rPr>
+            </w:pPr>
+            <w:r>
+              <w:rPr>
+                <w:sz w:val="20"/>
+                <w:szCs w:val="20"/>
+                <w:lang w:val="en-US"/>
+              </w:rPr>
+              <w:t>1-sum(FQ_otherTissues)</w:t>
+            </w:r>
+          </w:p>
           <w:p>
             <w:pPr>
               <w:tabs>
@@ -3571,22 +3628,15 @@
                 <w:lang w:val="en-US"/>
               </w:rPr>
             </w:pPr>
-            <w:r>
-              <w:rPr>
-                <w:sz w:val="20"/>
-                <w:szCs w:val="20"/>
-                <w:lang w:val="en-US"/>
-              </w:rPr>
-              <w:t>0.19</w:t>
-            </w:r>
-          </w:p>
-        </w:tc>
-        <w:tc>
-          <w:tcPr>
-            <w:tcW w:w="1260" w:type="dxa"/>
+          </w:p>
+        </w:tc>
+        <w:tc>
+          <w:tcPr>
+            <w:tcW w:w="1080" w:type="dxa"/>
             <w:tcPrChange w:id="107" w:author="The Tien Mai" w:date="2025-09-04T13:19:00Z" w16du:dateUtc="2025-09-04T11:19:00Z">
               <w:tcPr>
                 <w:tcW w:w="1350" w:type="dxa"/>
+                <w:gridSpan w:val="2"/>
               </w:tcPr>
             </w:tcPrChange>
           </w:tcPr>
@@ -3603,23 +3653,24 @@
         </w:tc>
         <w:tc>
           <w:tcPr>
-            <w:tcW w:w="3488" w:type="dxa"/>
+            <w:tcW w:w="3038" w:type="dxa"/>
             <w:tcPrChange w:id="108" w:author="The Tien Mai" w:date="2025-09-04T13:19:00Z" w16du:dateUtc="2025-09-04T11:19:00Z">
               <w:tcPr>
                 <w:tcW w:w="2678" w:type="dxa"/>
-                <w:gridSpan w:val="2"/>
-              </w:tcPr>
-            </w:tcPrChange>
-          </w:tcPr>
-          <w:p>
-            <w:pPr>
-              <w:rPr>
-                <w:sz w:val="20"/>
-                <w:szCs w:val="20"/>
-                <w:lang w:val="en-US"/>
-              </w:rPr>
-            </w:pPr>
-            <w:r>
+              </w:tcPr>
+            </w:tcPrChange>
+          </w:tcPr>
+          <w:p>
+            <w:pPr>
+              <w:rPr>
+                <w:sz w:val="20"/>
+                <w:szCs w:val="20"/>
+                <w:lang w:val="en-US"/>
+              </w:rPr>
+            </w:pPr>
+          </w:p>
+          <w:p>
+            <w:pPr>
               <w:rPr>
                 <w:rFonts w:ascii="Arial" w:hAnsi="Arial" w:cs="Arial"/>
                 <w:color w:val="222222"/>
@@ -3627,8 +3678,7 @@
                 <w:szCs w:val="20"/>
                 <w:shd w:val="clear" w:color="auto" w:fill="FFFFFF"/>
               </w:rPr>
-              <w:t>Jack 2002</w:t>
-            </w:r>
+            </w:pPr>
           </w:p>
         </w:tc>
       </w:tr>
@@ -3636,43 +3686,62 @@
         <w:trPr>
           <w:trPrChange w:id="109" w:author="The Tien Mai" w:date="2025-09-04T13:19:00Z" w16du:dateUtc="2025-09-04T11:19:00Z">
             <w:trPr>
-              <w:gridBefore w:val="1"/>
+              <w:gridBefore w:val="2"/>
             </w:trPr>
           </w:trPrChange>
         </w:trPr>
         <w:tc>
           <w:tcPr>
             <w:tcW w:w="2250" w:type="dxa"/>
+            <w:vMerge w:val="restart"/>
             <w:tcPrChange w:id="110" w:author="The Tien Mai" w:date="2025-09-04T13:19:00Z" w16du:dateUtc="2025-09-04T11:19:00Z">
               <w:tcPr>
                 <w:tcW w:w="2421" w:type="dxa"/>
                 <w:gridSpan w:val="3"/>
-              </w:tcPr>
-            </w:tcPrChange>
-          </w:tcPr>
-          <w:p>
-            <w:pPr>
-              <w:rPr>
-                <w:color w:val="70AD47" w:themeColor="accent6"/>
-                <w:sz w:val="20"/>
-                <w:szCs w:val="20"/>
-                <w:lang w:val="en-US"/>
-              </w:rPr>
-            </w:pPr>
-            <w:r>
-              <w:rPr>
-                <w:color w:val="70AD47" w:themeColor="accent6"/>
-                <w:sz w:val="20"/>
-                <w:szCs w:val="20"/>
-                <w:lang w:val="en-US"/>
-              </w:rPr>
-              <w:t xml:space="preserve">Blood flow to tissues </w:t>
-            </w:r>
-          </w:p>
-        </w:tc>
-        <w:tc>
-          <w:tcPr>
-            <w:tcW w:w="1350" w:type="dxa"/>
+                <w:vMerge w:val="restart"/>
+              </w:tcPr>
+            </w:tcPrChange>
+          </w:tcPr>
+          <w:p>
+            <w:pPr>
+              <w:rPr>
+                <w:sz w:val="20"/>
+                <w:szCs w:val="20"/>
+                <w:lang w:val="en-US"/>
+              </w:rPr>
+            </w:pPr>
+            <w:r>
+              <w:rPr>
+                <w:color w:val="ED7D31" w:themeColor="accent2"/>
+                <w:sz w:val="20"/>
+                <w:szCs w:val="20"/>
+                <w:lang w:val="en-US"/>
+              </w:rPr>
+              <w:t>Liver</w:t>
+            </w:r>
+            <w:r>
+              <w:rPr>
+                <w:color w:val="ED7D31" w:themeColor="accent2"/>
+                <w:sz w:val="20"/>
+                <w:szCs w:val="20"/>
+                <w:lang w:val="en-US"/>
+              </w:rPr>
+              <w:t>_</w:t>
+            </w:r>
+            <w:r>
+              <w:rPr>
+                <w:color w:val="ED7D31" w:themeColor="accent2"/>
+                <w:sz w:val="20"/>
+                <w:szCs w:val="20"/>
+                <w:lang w:val="en-US"/>
+              </w:rPr>
+              <w:t>Blood partition coefficient</w:t>
+            </w:r>
+          </w:p>
+        </w:tc>
+        <w:tc>
+          <w:tcPr>
+            <w:tcW w:w="1800" w:type="dxa"/>
             <w:tcPrChange w:id="111" w:author="The Tien Mai" w:date="2025-09-04T13:19:00Z" w16du:dateUtc="2025-09-04T11:19:00Z">
               <w:tcPr>
                 <w:tcW w:w="1354" w:type="dxa"/>
@@ -3683,48 +3752,57 @@
           <w:p>
             <w:pPr>
               <w:rPr>
-                <w:sz w:val="20"/>
-                <w:szCs w:val="20"/>
-                <w:lang w:val="en-US"/>
-              </w:rPr>
-            </w:pPr>
-            <w:r>
-              <w:rPr>
-                <w:sz w:val="20"/>
-                <w:szCs w:val="20"/>
-                <w:lang w:val="en-US"/>
-              </w:rPr>
-              <w:t>FQ_T</w:t>
-            </w:r>
-          </w:p>
-        </w:tc>
-        <w:tc>
-          <w:tcPr>
-            <w:tcW w:w="1440" w:type="dxa"/>
+                <w:b/>
+                <w:bCs/>
+                <w:sz w:val="20"/>
+                <w:szCs w:val="20"/>
+                <w:lang w:val="en-US"/>
+              </w:rPr>
+            </w:pPr>
+            <w:r>
+              <w:rPr>
+                <w:b/>
+                <w:bCs/>
+                <w:color w:val="70AD47" w:themeColor="accent6"/>
+                <w:sz w:val="20"/>
+                <w:szCs w:val="20"/>
+                <w:lang w:val="en-US"/>
+              </w:rPr>
+              <w:t>p</w:t>
+            </w:r>
+            <w:r>
+              <w:rPr>
+                <w:b/>
+                <w:bCs/>
+                <w:color w:val="70AD47" w:themeColor="accent6"/>
+                <w:sz w:val="20"/>
+                <w:szCs w:val="20"/>
+                <w:lang w:val="en-US"/>
+              </w:rPr>
+              <w:t>AA</w:t>
+            </w:r>
+            <w:r>
+              <w:rPr>
+                <w:b/>
+                <w:bCs/>
+                <w:color w:val="70AD47" w:themeColor="accent6"/>
+                <w:sz w:val="20"/>
+                <w:szCs w:val="20"/>
+                <w:lang w:val="en-US"/>
+              </w:rPr>
+              <w:t>_LiB</w:t>
+            </w:r>
+          </w:p>
+        </w:tc>
+        <w:tc>
+          <w:tcPr>
+            <w:tcW w:w="1620" w:type="dxa"/>
             <w:tcPrChange w:id="112" w:author="The Tien Mai" w:date="2025-09-04T13:19:00Z" w16du:dateUtc="2025-09-04T11:19:00Z">
               <w:tcPr>
                 <w:tcW w:w="1260" w:type="dxa"/>
-                <w:gridSpan w:val="2"/>
-              </w:tcPr>
-            </w:tcPrChange>
-          </w:tcPr>
-          <w:p>
-            <w:pPr>
-              <w:rPr>
-                <w:sz w:val="20"/>
-                <w:szCs w:val="20"/>
-                <w:lang w:val="en-US"/>
-              </w:rPr>
-            </w:pPr>
-            <w:r>
-              <w:rPr>
-                <w:sz w:val="20"/>
-                <w:szCs w:val="20"/>
-                <w:lang w:val="en-US"/>
-              </w:rPr>
-              <w:t>1-sum(FQ_otherTissues)</w:t>
-            </w:r>
-          </w:p>
+              </w:tcPr>
+            </w:tcPrChange>
+          </w:tcPr>
           <w:p>
             <w:pPr>
               <w:tabs>
@@ -3736,14 +3814,25 @@
                 <w:lang w:val="en-US"/>
               </w:rPr>
             </w:pPr>
-          </w:p>
-        </w:tc>
-        <w:tc>
-          <w:tcPr>
-            <w:tcW w:w="1260" w:type="dxa"/>
+            <w:r>
+              <w:rPr>
+                <w:sz w:val="20"/>
+                <w:szCs w:val="20"/>
+                <w:lang w:val="en-US"/>
+              </w:rPr>
+              <w:t>0.33</w:t>
+            </w:r>
+          </w:p>
+        </w:tc>
+        <w:tc>
+          <w:tcPr>
+            <w:tcW w:w="1080" w:type="dxa"/>
+            <w:vMerge w:val="restart"/>
             <w:tcPrChange w:id="113" w:author="The Tien Mai" w:date="2025-09-04T13:19:00Z" w16du:dateUtc="2025-09-04T11:19:00Z">
               <w:tcPr>
                 <w:tcW w:w="1350" w:type="dxa"/>
+                <w:gridSpan w:val="2"/>
+                <w:vMerge w:val="restart"/>
               </w:tcPr>
             </w:tcPrChange>
           </w:tcPr>
@@ -3755,245 +3844,59 @@
                 <w:szCs w:val="20"/>
                 <w:lang w:val="en-US"/>
               </w:rPr>
-            </w:pPr>
-          </w:p>
-        </w:tc>
-        <w:tc>
-          <w:tcPr>
-            <w:tcW w:w="3488" w:type="dxa"/>
-            <w:tcPrChange w:id="114" w:author="The Tien Mai" w:date="2025-09-04T13:19:00Z" w16du:dateUtc="2025-09-04T11:19:00Z">
+              <w:pPrChange w:id="114" w:author="The Tien Mai" w:date="2025-09-04T13:20:00Z" w16du:dateUtc="2025-09-04T11:20:00Z">
+                <w:pPr/>
+              </w:pPrChange>
+            </w:pPr>
+          </w:p>
+        </w:tc>
+        <w:tc>
+          <w:tcPr>
+            <w:tcW w:w="3038" w:type="dxa"/>
+            <w:tcPrChange w:id="115" w:author="The Tien Mai" w:date="2025-09-04T13:19:00Z" w16du:dateUtc="2025-09-04T11:19:00Z">
               <w:tcPr>
                 <w:tcW w:w="2678" w:type="dxa"/>
-                <w:gridSpan w:val="2"/>
-              </w:tcPr>
-            </w:tcPrChange>
-          </w:tcPr>
-          <w:p>
-            <w:pPr>
-              <w:rPr>
-                <w:sz w:val="20"/>
-                <w:szCs w:val="20"/>
-                <w:lang w:val="en-US"/>
-              </w:rPr>
-            </w:pPr>
-          </w:p>
-          <w:p>
-            <w:pPr>
-              <w:rPr>
-                <w:rFonts w:ascii="Arial" w:hAnsi="Arial" w:cs="Arial"/>
-                <w:color w:val="222222"/>
-                <w:sz w:val="20"/>
-                <w:szCs w:val="20"/>
-                <w:shd w:val="clear" w:color="auto" w:fill="FFFFFF"/>
-              </w:rPr>
-            </w:pPr>
+              </w:tcPr>
+            </w:tcPrChange>
+          </w:tcPr>
+          <w:p>
+            <w:pPr>
+              <w:rPr>
+                <w:color w:val="000000" w:themeColor="text1"/>
+                <w:sz w:val="20"/>
+                <w:szCs w:val="20"/>
+                <w:lang w:val="en-US"/>
+              </w:rPr>
+            </w:pPr>
+            <w:commentRangeStart w:id="116"/>
+            <w:r>
+              <w:rPr>
+                <w:color w:val="000000" w:themeColor="text1"/>
+                <w:sz w:val="20"/>
+                <w:szCs w:val="20"/>
+                <w:lang w:val="en-US"/>
+              </w:rPr>
+              <w:t>Doerge et al. 2005b (average tissue/serum concentration) with data from Table 4</w:t>
+            </w:r>
+            <w:commentRangeEnd w:id="116"/>
+            <w:r>
+              <w:rPr>
+                <w:rStyle w:val="CommentReference"/>
+                <w:color w:val="000000" w:themeColor="text1"/>
+                <w:sz w:val="20"/>
+                <w:szCs w:val="20"/>
+                <w:lang w:val="en-US"/>
+              </w:rPr>
+              <w:commentReference w:id="116"/>
+            </w:r>
           </w:p>
         </w:tc>
       </w:tr>
       <w:tr>
         <w:trPr>
-          <w:trPrChange w:id="115" w:author="The Tien Mai" w:date="2025-09-04T13:19:00Z" w16du:dateUtc="2025-09-04T11:19:00Z">
+          <w:trPrChange w:id="117" w:author="The Tien Mai" w:date="2025-09-04T13:19:00Z" w16du:dateUtc="2025-09-04T11:19:00Z">
             <w:trPr>
-              <w:gridBefore w:val="1"/>
-            </w:trPr>
-          </w:trPrChange>
-        </w:trPr>
-        <w:tc>
-          <w:tcPr>
-            <w:tcW w:w="2250" w:type="dxa"/>
-            <w:vMerge w:val="restart"/>
-            <w:tcPrChange w:id="116" w:author="The Tien Mai" w:date="2025-09-04T13:19:00Z" w16du:dateUtc="2025-09-04T11:19:00Z">
-              <w:tcPr>
-                <w:tcW w:w="2421" w:type="dxa"/>
-                <w:gridSpan w:val="3"/>
-                <w:vMerge w:val="restart"/>
-              </w:tcPr>
-            </w:tcPrChange>
-          </w:tcPr>
-          <w:p>
-            <w:pPr>
-              <w:rPr>
-                <w:sz w:val="20"/>
-                <w:szCs w:val="20"/>
-                <w:lang w:val="en-US"/>
-              </w:rPr>
-            </w:pPr>
-            <w:r>
-              <w:rPr>
-                <w:color w:val="ED7D31" w:themeColor="accent2"/>
-                <w:sz w:val="20"/>
-                <w:szCs w:val="20"/>
-                <w:lang w:val="en-US"/>
-              </w:rPr>
-              <w:t>Liver</w:t>
-            </w:r>
-            <w:r>
-              <w:rPr>
-                <w:color w:val="ED7D31" w:themeColor="accent2"/>
-                <w:sz w:val="20"/>
-                <w:szCs w:val="20"/>
-                <w:lang w:val="en-US"/>
-              </w:rPr>
-              <w:t>_</w:t>
-            </w:r>
-            <w:r>
-              <w:rPr>
-                <w:color w:val="ED7D31" w:themeColor="accent2"/>
-                <w:sz w:val="20"/>
-                <w:szCs w:val="20"/>
-                <w:lang w:val="en-US"/>
-              </w:rPr>
-              <w:t>Blood partition coefficient</w:t>
-            </w:r>
-          </w:p>
-        </w:tc>
-        <w:tc>
-          <w:tcPr>
-            <w:tcW w:w="1350" w:type="dxa"/>
-            <w:tcPrChange w:id="117" w:author="The Tien Mai" w:date="2025-09-04T13:19:00Z" w16du:dateUtc="2025-09-04T11:19:00Z">
-              <w:tcPr>
-                <w:tcW w:w="1354" w:type="dxa"/>
-                <w:gridSpan w:val="2"/>
-              </w:tcPr>
-            </w:tcPrChange>
-          </w:tcPr>
-          <w:p>
-            <w:pPr>
-              <w:rPr>
-                <w:sz w:val="20"/>
-                <w:szCs w:val="20"/>
-                <w:lang w:val="en-US"/>
-              </w:rPr>
-            </w:pPr>
-            <w:r>
-              <w:rPr>
-                <w:color w:val="70AD47" w:themeColor="accent6"/>
-                <w:sz w:val="20"/>
-                <w:szCs w:val="20"/>
-                <w:lang w:val="en-US"/>
-              </w:rPr>
-              <w:t>p</w:t>
-            </w:r>
-            <w:r>
-              <w:rPr>
-                <w:color w:val="70AD47" w:themeColor="accent6"/>
-                <w:sz w:val="20"/>
-                <w:szCs w:val="20"/>
-                <w:lang w:val="en-US"/>
-              </w:rPr>
-              <w:t>AA</w:t>
-            </w:r>
-            <w:r>
-              <w:rPr>
-                <w:color w:val="70AD47" w:themeColor="accent6"/>
-                <w:sz w:val="20"/>
-                <w:szCs w:val="20"/>
-                <w:lang w:val="en-US"/>
-              </w:rPr>
-              <w:t>_LiB</w:t>
-            </w:r>
-          </w:p>
-        </w:tc>
-        <w:tc>
-          <w:tcPr>
-            <w:tcW w:w="1440" w:type="dxa"/>
-            <w:tcPrChange w:id="118" w:author="The Tien Mai" w:date="2025-09-04T13:19:00Z" w16du:dateUtc="2025-09-04T11:19:00Z">
-              <w:tcPr>
-                <w:tcW w:w="1260" w:type="dxa"/>
-                <w:gridSpan w:val="2"/>
-              </w:tcPr>
-            </w:tcPrChange>
-          </w:tcPr>
-          <w:p>
-            <w:pPr>
-              <w:tabs>
-                <w:tab w:val="left" w:pos="840"/>
-              </w:tabs>
-              <w:rPr>
-                <w:sz w:val="20"/>
-                <w:szCs w:val="20"/>
-                <w:lang w:val="en-US"/>
-              </w:rPr>
-            </w:pPr>
-            <w:r>
-              <w:rPr>
-                <w:sz w:val="20"/>
-                <w:szCs w:val="20"/>
-                <w:lang w:val="en-US"/>
-              </w:rPr>
-              <w:t>0.33</w:t>
-            </w:r>
-          </w:p>
-        </w:tc>
-        <w:tc>
-          <w:tcPr>
-            <w:tcW w:w="1260" w:type="dxa"/>
-            <w:vMerge w:val="restart"/>
-            <w:tcPrChange w:id="119" w:author="The Tien Mai" w:date="2025-09-04T13:19:00Z" w16du:dateUtc="2025-09-04T11:19:00Z">
-              <w:tcPr>
-                <w:tcW w:w="1350" w:type="dxa"/>
-                <w:vMerge w:val="restart"/>
-              </w:tcPr>
-            </w:tcPrChange>
-          </w:tcPr>
-          <w:p>
-            <w:pPr>
-              <w:jc w:val="center"/>
-              <w:rPr>
-                <w:sz w:val="20"/>
-                <w:szCs w:val="20"/>
-                <w:lang w:val="en-US"/>
-              </w:rPr>
-              <w:pPrChange w:id="120" w:author="The Tien Mai" w:date="2025-09-04T13:20:00Z" w16du:dateUtc="2025-09-04T11:20:00Z">
-                <w:pPr/>
-              </w:pPrChange>
-            </w:pPr>
-          </w:p>
-        </w:tc>
-        <w:tc>
-          <w:tcPr>
-            <w:tcW w:w="3488" w:type="dxa"/>
-            <w:tcPrChange w:id="121" w:author="The Tien Mai" w:date="2025-09-04T13:19:00Z" w16du:dateUtc="2025-09-04T11:19:00Z">
-              <w:tcPr>
-                <w:tcW w:w="2678" w:type="dxa"/>
-                <w:gridSpan w:val="2"/>
-              </w:tcPr>
-            </w:tcPrChange>
-          </w:tcPr>
-          <w:p>
-            <w:pPr>
-              <w:rPr>
-                <w:color w:val="000000" w:themeColor="text1"/>
-                <w:sz w:val="20"/>
-                <w:szCs w:val="20"/>
-                <w:lang w:val="en-US"/>
-              </w:rPr>
-            </w:pPr>
-            <w:commentRangeStart w:id="122"/>
-            <w:r>
-              <w:rPr>
-                <w:color w:val="000000" w:themeColor="text1"/>
-                <w:sz w:val="20"/>
-                <w:szCs w:val="20"/>
-                <w:lang w:val="en-US"/>
-              </w:rPr>
-              <w:t>Doerge et al. 2005b (average tissue/serum concentration) with data from Table 4</w:t>
-            </w:r>
-            <w:commentRangeEnd w:id="122"/>
-            <w:r>
-              <w:rPr>
-                <w:rStyle w:val="CommentReference"/>
-              </w:rPr>
-              <w:commentReference w:id="122"/>
-            </w:r>
-          </w:p>
-        </w:tc>
-      </w:tr>
-      <w:tr>
-        <w:trPr>
-          <w:trPrChange w:id="123" w:author="The Tien Mai" w:date="2025-09-04T13:19:00Z" w16du:dateUtc="2025-09-04T11:19:00Z">
-            <w:trPr>
-              <w:gridBefore w:val="1"/>
+              <w:gridBefore w:val="2"/>
             </w:trPr>
           </w:trPrChange>
         </w:trPr>
@@ -4004,7 +3907,7 @@
             <w:tcBorders>
               <w:bottom w:val="single" w:sz="4" w:space="0" w:color="auto"/>
             </w:tcBorders>
-            <w:tcPrChange w:id="124" w:author="The Tien Mai" w:date="2025-09-04T13:19:00Z" w16du:dateUtc="2025-09-04T11:19:00Z">
+            <w:tcPrChange w:id="118" w:author="The Tien Mai" w:date="2025-09-04T13:19:00Z" w16du:dateUtc="2025-09-04T11:19:00Z">
               <w:tcPr>
                 <w:tcW w:w="2421" w:type="dxa"/>
                 <w:gridSpan w:val="3"/>
@@ -4027,8 +3930,8 @@
         </w:tc>
         <w:tc>
           <w:tcPr>
-            <w:tcW w:w="1350" w:type="dxa"/>
-            <w:tcPrChange w:id="125" w:author="The Tien Mai" w:date="2025-09-04T13:19:00Z" w16du:dateUtc="2025-09-04T11:19:00Z">
+            <w:tcW w:w="1800" w:type="dxa"/>
+            <w:tcPrChange w:id="119" w:author="The Tien Mai" w:date="2025-09-04T13:19:00Z" w16du:dateUtc="2025-09-04T11:19:00Z">
               <w:tcPr>
                 <w:tcW w:w="1354" w:type="dxa"/>
                 <w:gridSpan w:val="2"/>
@@ -4038,6 +3941,8 @@
           <w:p>
             <w:pPr>
               <w:rPr>
+                <w:b/>
+                <w:bCs/>
                 <w:sz w:val="20"/>
                 <w:szCs w:val="20"/>
                 <w:highlight w:val="yellow"/>
@@ -4046,6 +3951,8 @@
             </w:pPr>
             <w:r>
               <w:rPr>
+                <w:b/>
+                <w:bCs/>
                 <w:color w:val="FFC000" w:themeColor="accent4"/>
                 <w:sz w:val="20"/>
                 <w:szCs w:val="20"/>
@@ -4056,6 +3963,8 @@
             </w:r>
             <w:r>
               <w:rPr>
+                <w:b/>
+                <w:bCs/>
                 <w:color w:val="FFC000" w:themeColor="accent4"/>
                 <w:sz w:val="20"/>
                 <w:szCs w:val="20"/>
@@ -4068,11 +3977,10 @@
         </w:tc>
         <w:tc>
           <w:tcPr>
-            <w:tcW w:w="1440" w:type="dxa"/>
-            <w:tcPrChange w:id="126" w:author="The Tien Mai" w:date="2025-09-04T13:19:00Z" w16du:dateUtc="2025-09-04T11:19:00Z">
+            <w:tcW w:w="1620" w:type="dxa"/>
+            <w:tcPrChange w:id="120" w:author="The Tien Mai" w:date="2025-09-04T13:19:00Z" w16du:dateUtc="2025-09-04T11:19:00Z">
               <w:tcPr>
                 <w:tcW w:w="1260" w:type="dxa"/>
-                <w:gridSpan w:val="2"/>
               </w:tcPr>
             </w:tcPrChange>
           </w:tcPr>
@@ -4087,7 +3995,7 @@
                 <w:lang w:val="en-US"/>
               </w:rPr>
             </w:pPr>
-            <w:del w:id="127" w:author="Trine Husøy" w:date="2025-08-29T13:05:00Z" w16du:dateUtc="2025-08-29T11:05:00Z">
+            <w:del w:id="121" w:author="Trine Husøy" w:date="2025-08-29T13:05:00Z" w16du:dateUtc="2025-08-29T11:05:00Z">
               <w:r>
                 <w:rPr>
                   <w:sz w:val="20"/>
@@ -4097,7 +4005,7 @@
                 <w:delText>0.1</w:delText>
               </w:r>
             </w:del>
-            <w:ins w:id="128" w:author="Trine Husøy" w:date="2025-08-29T13:05:00Z" w16du:dateUtc="2025-08-29T11:05:00Z">
+            <w:ins w:id="122" w:author="Trine Husøy" w:date="2025-08-29T13:05:00Z" w16du:dateUtc="2025-08-29T11:05:00Z">
               <w:r>
                 <w:rPr>
                   <w:sz w:val="20"/>
@@ -4111,11 +4019,12 @@
         </w:tc>
         <w:tc>
           <w:tcPr>
-            <w:tcW w:w="1260" w:type="dxa"/>
+            <w:tcW w:w="1080" w:type="dxa"/>
             <w:vMerge/>
-            <w:tcPrChange w:id="129" w:author="The Tien Mai" w:date="2025-09-04T13:19:00Z" w16du:dateUtc="2025-09-04T11:19:00Z">
+            <w:tcPrChange w:id="123" w:author="The Tien Mai" w:date="2025-09-04T13:19:00Z" w16du:dateUtc="2025-09-04T11:19:00Z">
               <w:tcPr>
                 <w:tcW w:w="1350" w:type="dxa"/>
+                <w:gridSpan w:val="2"/>
                 <w:vMerge/>
               </w:tcPr>
             </w:tcPrChange>
@@ -4128,7 +4037,7 @@
                 <w:szCs w:val="20"/>
                 <w:lang w:val="en-US"/>
               </w:rPr>
-              <w:pPrChange w:id="130" w:author="The Tien Mai" w:date="2025-09-04T13:20:00Z" w16du:dateUtc="2025-09-04T11:20:00Z">
+              <w:pPrChange w:id="124" w:author="The Tien Mai" w:date="2025-09-04T13:20:00Z" w16du:dateUtc="2025-09-04T11:20:00Z">
                 <w:pPr/>
               </w:pPrChange>
             </w:pPr>
@@ -4136,11 +4045,10 @@
         </w:tc>
         <w:tc>
           <w:tcPr>
-            <w:tcW w:w="3488" w:type="dxa"/>
-            <w:tcPrChange w:id="131" w:author="The Tien Mai" w:date="2025-09-04T13:19:00Z" w16du:dateUtc="2025-09-04T11:19:00Z">
+            <w:tcW w:w="3038" w:type="dxa"/>
+            <w:tcPrChange w:id="125" w:author="The Tien Mai" w:date="2025-09-04T13:19:00Z" w16du:dateUtc="2025-09-04T11:19:00Z">
               <w:tcPr>
                 <w:tcW w:w="2678" w:type="dxa"/>
-                <w:gridSpan w:val="2"/>
               </w:tcPr>
             </w:tcPrChange>
           </w:tcPr>
@@ -4153,7 +4061,7 @@
                 <w:lang w:val="en-US"/>
               </w:rPr>
             </w:pPr>
-            <w:commentRangeStart w:id="132"/>
+            <w:commentRangeStart w:id="126"/>
             <w:r>
               <w:rPr>
                 <w:color w:val="ED7D31" w:themeColor="accent2"/>
@@ -4182,21 +4090,25 @@
               </w:rPr>
               <w:t>GA below detection level -&gt; hence p_LiB_GA can not be calculated based on this work</w:t>
             </w:r>
-            <w:commentRangeEnd w:id="132"/>
+            <w:commentRangeEnd w:id="126"/>
             <w:r>
               <w:rPr>
                 <w:rStyle w:val="CommentReference"/>
-              </w:rPr>
-              <w:commentReference w:id="132"/>
+                <w:color w:val="000000" w:themeColor="text1"/>
+                <w:sz w:val="20"/>
+                <w:szCs w:val="20"/>
+                <w:lang w:val="en-US"/>
+              </w:rPr>
+              <w:commentReference w:id="126"/>
             </w:r>
           </w:p>
         </w:tc>
       </w:tr>
       <w:tr>
         <w:trPr>
-          <w:trPrChange w:id="133" w:author="The Tien Mai" w:date="2025-09-04T13:19:00Z" w16du:dateUtc="2025-09-04T11:19:00Z">
+          <w:trPrChange w:id="127" w:author="The Tien Mai" w:date="2025-09-04T13:19:00Z" w16du:dateUtc="2025-09-04T11:19:00Z">
             <w:trPr>
-              <w:gridBefore w:val="1"/>
+              <w:gridBefore w:val="2"/>
             </w:trPr>
           </w:trPrChange>
         </w:trPr>
@@ -4204,7 +4116,7 @@
           <w:tcPr>
             <w:tcW w:w="2250" w:type="dxa"/>
             <w:vMerge w:val="restart"/>
-            <w:tcPrChange w:id="134" w:author="The Tien Mai" w:date="2025-09-04T13:19:00Z" w16du:dateUtc="2025-09-04T11:19:00Z">
+            <w:tcPrChange w:id="128" w:author="The Tien Mai" w:date="2025-09-04T13:19:00Z" w16du:dateUtc="2025-09-04T11:19:00Z">
               <w:tcPr>
                 <w:tcW w:w="2421" w:type="dxa"/>
                 <w:gridSpan w:val="3"/>
@@ -4251,8 +4163,8 @@
         </w:tc>
         <w:tc>
           <w:tcPr>
-            <w:tcW w:w="1350" w:type="dxa"/>
-            <w:tcPrChange w:id="135" w:author="The Tien Mai" w:date="2025-09-04T13:19:00Z" w16du:dateUtc="2025-09-04T11:19:00Z">
+            <w:tcW w:w="1800" w:type="dxa"/>
+            <w:tcPrChange w:id="129" w:author="The Tien Mai" w:date="2025-09-04T13:19:00Z" w16du:dateUtc="2025-09-04T11:19:00Z">
               <w:tcPr>
                 <w:tcW w:w="1354" w:type="dxa"/>
                 <w:gridSpan w:val="2"/>
@@ -4262,13 +4174,17 @@
           <w:p>
             <w:pPr>
               <w:rPr>
-                <w:sz w:val="20"/>
-                <w:szCs w:val="20"/>
-                <w:lang w:val="en-US"/>
-              </w:rPr>
-            </w:pPr>
-            <w:r>
-              <w:rPr>
+                <w:b/>
+                <w:bCs/>
+                <w:sz w:val="20"/>
+                <w:szCs w:val="20"/>
+                <w:lang w:val="en-US"/>
+              </w:rPr>
+            </w:pPr>
+            <w:r>
+              <w:rPr>
+                <w:b/>
+                <w:bCs/>
                 <w:color w:val="70AD47" w:themeColor="accent6"/>
                 <w:sz w:val="20"/>
                 <w:szCs w:val="20"/>
@@ -4278,6 +4194,8 @@
             </w:r>
             <w:r>
               <w:rPr>
+                <w:b/>
+                <w:bCs/>
                 <w:color w:val="70AD47" w:themeColor="accent6"/>
                 <w:sz w:val="20"/>
                 <w:szCs w:val="20"/>
@@ -4287,6 +4205,8 @@
             </w:r>
             <w:r>
               <w:rPr>
+                <w:b/>
+                <w:bCs/>
                 <w:color w:val="70AD47" w:themeColor="accent6"/>
                 <w:sz w:val="20"/>
                 <w:szCs w:val="20"/>
@@ -4298,11 +4218,10 @@
         </w:tc>
         <w:tc>
           <w:tcPr>
-            <w:tcW w:w="1440" w:type="dxa"/>
-            <w:tcPrChange w:id="136" w:author="The Tien Mai" w:date="2025-09-04T13:19:00Z" w16du:dateUtc="2025-09-04T11:19:00Z">
+            <w:tcW w:w="1620" w:type="dxa"/>
+            <w:tcPrChange w:id="130" w:author="The Tien Mai" w:date="2025-09-04T13:19:00Z" w16du:dateUtc="2025-09-04T11:19:00Z">
               <w:tcPr>
                 <w:tcW w:w="1260" w:type="dxa"/>
-                <w:gridSpan w:val="2"/>
               </w:tcPr>
             </w:tcPrChange>
           </w:tcPr>
@@ -4329,11 +4248,12 @@
         </w:tc>
         <w:tc>
           <w:tcPr>
-            <w:tcW w:w="1260" w:type="dxa"/>
+            <w:tcW w:w="1080" w:type="dxa"/>
             <w:vMerge w:val="restart"/>
-            <w:tcPrChange w:id="137" w:author="The Tien Mai" w:date="2025-09-04T13:19:00Z" w16du:dateUtc="2025-09-04T11:19:00Z">
+            <w:tcPrChange w:id="131" w:author="The Tien Mai" w:date="2025-09-04T13:19:00Z" w16du:dateUtc="2025-09-04T11:19:00Z">
               <w:tcPr>
                 <w:tcW w:w="1350" w:type="dxa"/>
+                <w:gridSpan w:val="2"/>
                 <w:vMerge w:val="restart"/>
               </w:tcPr>
             </w:tcPrChange>
@@ -4346,7 +4266,7 @@
                 <w:szCs w:val="20"/>
                 <w:lang w:val="en-US"/>
               </w:rPr>
-              <w:pPrChange w:id="138" w:author="The Tien Mai" w:date="2025-09-04T13:20:00Z" w16du:dateUtc="2025-09-04T11:20:00Z">
+              <w:pPrChange w:id="132" w:author="The Tien Mai" w:date="2025-09-04T13:20:00Z" w16du:dateUtc="2025-09-04T11:20:00Z">
                 <w:pPr/>
               </w:pPrChange>
             </w:pPr>
@@ -4354,11 +4274,10 @@
         </w:tc>
         <w:tc>
           <w:tcPr>
-            <w:tcW w:w="3488" w:type="dxa"/>
-            <w:tcPrChange w:id="139" w:author="The Tien Mai" w:date="2025-09-04T13:19:00Z" w16du:dateUtc="2025-09-04T11:19:00Z">
+            <w:tcW w:w="3038" w:type="dxa"/>
+            <w:tcPrChange w:id="133" w:author="The Tien Mai" w:date="2025-09-04T13:19:00Z" w16du:dateUtc="2025-09-04T11:19:00Z">
               <w:tcPr>
                 <w:tcW w:w="2678" w:type="dxa"/>
-                <w:gridSpan w:val="2"/>
               </w:tcPr>
             </w:tcPrChange>
           </w:tcPr>
@@ -4412,9 +4331,9 @@
       </w:tr>
       <w:tr>
         <w:trPr>
-          <w:trPrChange w:id="140" w:author="The Tien Mai" w:date="2025-09-04T13:19:00Z" w16du:dateUtc="2025-09-04T11:19:00Z">
+          <w:trPrChange w:id="134" w:author="The Tien Mai" w:date="2025-09-04T13:19:00Z" w16du:dateUtc="2025-09-04T11:19:00Z">
             <w:trPr>
-              <w:gridBefore w:val="1"/>
+              <w:gridBefore w:val="2"/>
             </w:trPr>
           </w:trPrChange>
         </w:trPr>
@@ -4425,7 +4344,7 @@
             <w:tcBorders>
               <w:bottom w:val="single" w:sz="4" w:space="0" w:color="auto"/>
             </w:tcBorders>
-            <w:tcPrChange w:id="141" w:author="The Tien Mai" w:date="2025-09-04T13:19:00Z" w16du:dateUtc="2025-09-04T11:19:00Z">
+            <w:tcPrChange w:id="135" w:author="The Tien Mai" w:date="2025-09-04T13:19:00Z" w16du:dateUtc="2025-09-04T11:19:00Z">
               <w:tcPr>
                 <w:tcW w:w="2421" w:type="dxa"/>
                 <w:gridSpan w:val="3"/>
@@ -4449,8 +4368,8 @@
         </w:tc>
         <w:tc>
           <w:tcPr>
-            <w:tcW w:w="1350" w:type="dxa"/>
-            <w:tcPrChange w:id="142" w:author="The Tien Mai" w:date="2025-09-04T13:19:00Z" w16du:dateUtc="2025-09-04T11:19:00Z">
+            <w:tcW w:w="1800" w:type="dxa"/>
+            <w:tcPrChange w:id="136" w:author="The Tien Mai" w:date="2025-09-04T13:19:00Z" w16du:dateUtc="2025-09-04T11:19:00Z">
               <w:tcPr>
                 <w:tcW w:w="1354" w:type="dxa"/>
                 <w:gridSpan w:val="2"/>
@@ -4460,13 +4379,17 @@
           <w:p>
             <w:pPr>
               <w:rPr>
-                <w:sz w:val="20"/>
-                <w:szCs w:val="20"/>
-                <w:lang w:val="en-US"/>
-              </w:rPr>
-            </w:pPr>
-            <w:r>
-              <w:rPr>
+                <w:b/>
+                <w:bCs/>
+                <w:sz w:val="20"/>
+                <w:szCs w:val="20"/>
+                <w:lang w:val="en-US"/>
+              </w:rPr>
+            </w:pPr>
+            <w:r>
+              <w:rPr>
+                <w:b/>
+                <w:bCs/>
                 <w:sz w:val="20"/>
                 <w:szCs w:val="20"/>
                 <w:highlight w:val="yellow"/>
@@ -4476,6 +4399,8 @@
             </w:r>
             <w:r>
               <w:rPr>
+                <w:b/>
+                <w:bCs/>
                 <w:sz w:val="20"/>
                 <w:szCs w:val="20"/>
                 <w:highlight w:val="yellow"/>
@@ -4487,11 +4412,10 @@
         </w:tc>
         <w:tc>
           <w:tcPr>
-            <w:tcW w:w="1440" w:type="dxa"/>
-            <w:tcPrChange w:id="143" w:author="The Tien Mai" w:date="2025-09-04T13:19:00Z" w16du:dateUtc="2025-09-04T11:19:00Z">
+            <w:tcW w:w="1620" w:type="dxa"/>
+            <w:tcPrChange w:id="137" w:author="The Tien Mai" w:date="2025-09-04T13:19:00Z" w16du:dateUtc="2025-09-04T11:19:00Z">
               <w:tcPr>
                 <w:tcW w:w="1260" w:type="dxa"/>
-                <w:gridSpan w:val="2"/>
               </w:tcPr>
             </w:tcPrChange>
           </w:tcPr>
@@ -4518,11 +4442,12 @@
         </w:tc>
         <w:tc>
           <w:tcPr>
-            <w:tcW w:w="1260" w:type="dxa"/>
+            <w:tcW w:w="1080" w:type="dxa"/>
             <w:vMerge/>
-            <w:tcPrChange w:id="144" w:author="The Tien Mai" w:date="2025-09-04T13:19:00Z" w16du:dateUtc="2025-09-04T11:19:00Z">
+            <w:tcPrChange w:id="138" w:author="The Tien Mai" w:date="2025-09-04T13:19:00Z" w16du:dateUtc="2025-09-04T11:19:00Z">
               <w:tcPr>
                 <w:tcW w:w="1350" w:type="dxa"/>
+                <w:gridSpan w:val="2"/>
                 <w:vMerge/>
               </w:tcPr>
             </w:tcPrChange>
@@ -4535,7 +4460,7 @@
                 <w:szCs w:val="20"/>
                 <w:lang w:val="en-US"/>
               </w:rPr>
-              <w:pPrChange w:id="145" w:author="The Tien Mai" w:date="2025-09-04T13:20:00Z" w16du:dateUtc="2025-09-04T11:20:00Z">
+              <w:pPrChange w:id="139" w:author="The Tien Mai" w:date="2025-09-04T13:20:00Z" w16du:dateUtc="2025-09-04T11:20:00Z">
                 <w:pPr/>
               </w:pPrChange>
             </w:pPr>
@@ -4543,11 +4468,10 @@
         </w:tc>
         <w:tc>
           <w:tcPr>
-            <w:tcW w:w="3488" w:type="dxa"/>
-            <w:tcPrChange w:id="146" w:author="The Tien Mai" w:date="2025-09-04T13:19:00Z" w16du:dateUtc="2025-09-04T11:19:00Z">
+            <w:tcW w:w="3038" w:type="dxa"/>
+            <w:tcPrChange w:id="140" w:author="The Tien Mai" w:date="2025-09-04T13:19:00Z" w16du:dateUtc="2025-09-04T11:19:00Z">
               <w:tcPr>
                 <w:tcW w:w="2678" w:type="dxa"/>
-                <w:gridSpan w:val="2"/>
               </w:tcPr>
             </w:tcPrChange>
           </w:tcPr>
@@ -4565,9 +4489,9 @@
       </w:tr>
       <w:tr>
         <w:trPr>
-          <w:trPrChange w:id="147" w:author="The Tien Mai" w:date="2025-09-04T13:19:00Z" w16du:dateUtc="2025-09-04T11:19:00Z">
+          <w:trPrChange w:id="141" w:author="The Tien Mai" w:date="2025-09-04T13:19:00Z" w16du:dateUtc="2025-09-04T11:19:00Z">
             <w:trPr>
-              <w:gridBefore w:val="1"/>
+              <w:gridBefore w:val="2"/>
             </w:trPr>
           </w:trPrChange>
         </w:trPr>
@@ -4575,7 +4499,7 @@
           <w:tcPr>
             <w:tcW w:w="2250" w:type="dxa"/>
             <w:vMerge w:val="restart"/>
-            <w:tcPrChange w:id="148" w:author="The Tien Mai" w:date="2025-09-04T13:19:00Z" w16du:dateUtc="2025-09-04T11:19:00Z">
+            <w:tcPrChange w:id="142" w:author="The Tien Mai" w:date="2025-09-04T13:19:00Z" w16du:dateUtc="2025-09-04T11:19:00Z">
               <w:tcPr>
                 <w:tcW w:w="2421" w:type="dxa"/>
                 <w:gridSpan w:val="3"/>
@@ -4605,8 +4529,8 @@
         </w:tc>
         <w:tc>
           <w:tcPr>
-            <w:tcW w:w="1350" w:type="dxa"/>
-            <w:tcPrChange w:id="149" w:author="The Tien Mai" w:date="2025-09-04T13:19:00Z" w16du:dateUtc="2025-09-04T11:19:00Z">
+            <w:tcW w:w="1800" w:type="dxa"/>
+            <w:tcPrChange w:id="143" w:author="The Tien Mai" w:date="2025-09-04T13:19:00Z" w16du:dateUtc="2025-09-04T11:19:00Z">
               <w:tcPr>
                 <w:tcW w:w="1354" w:type="dxa"/>
                 <w:gridSpan w:val="2"/>
@@ -4616,6 +4540,8 @@
           <w:p>
             <w:pPr>
               <w:rPr>
+                <w:b/>
+                <w:bCs/>
                 <w:sz w:val="20"/>
                 <w:szCs w:val="20"/>
                 <w:highlight w:val="yellow"/>
@@ -4624,6 +4550,8 @@
             </w:pPr>
             <w:r>
               <w:rPr>
+                <w:b/>
+                <w:bCs/>
                 <w:sz w:val="20"/>
                 <w:szCs w:val="20"/>
                 <w:highlight w:val="yellow"/>
@@ -4635,11 +4563,10 @@
         </w:tc>
         <w:tc>
           <w:tcPr>
-            <w:tcW w:w="1440" w:type="dxa"/>
-            <w:tcPrChange w:id="150" w:author="The Tien Mai" w:date="2025-09-04T13:19:00Z" w16du:dateUtc="2025-09-04T11:19:00Z">
+            <w:tcW w:w="1620" w:type="dxa"/>
+            <w:tcPrChange w:id="144" w:author="The Tien Mai" w:date="2025-09-04T13:19:00Z" w16du:dateUtc="2025-09-04T11:19:00Z">
               <w:tcPr>
                 <w:tcW w:w="1260" w:type="dxa"/>
-                <w:gridSpan w:val="2"/>
               </w:tcPr>
             </w:tcPrChange>
           </w:tcPr>
@@ -4666,10 +4593,11 @@
         </w:tc>
         <w:tc>
           <w:tcPr>
-            <w:tcW w:w="1260" w:type="dxa"/>
-            <w:tcPrChange w:id="151" w:author="The Tien Mai" w:date="2025-09-04T13:19:00Z" w16du:dateUtc="2025-09-04T11:19:00Z">
+            <w:tcW w:w="1080" w:type="dxa"/>
+            <w:tcPrChange w:id="145" w:author="The Tien Mai" w:date="2025-09-04T13:19:00Z" w16du:dateUtc="2025-09-04T11:19:00Z">
               <w:tcPr>
                 <w:tcW w:w="1350" w:type="dxa"/>
+                <w:gridSpan w:val="2"/>
               </w:tcPr>
             </w:tcPrChange>
           </w:tcPr>
@@ -4681,7 +4609,7 @@
                 <w:szCs w:val="20"/>
                 <w:lang w:val="en-US"/>
               </w:rPr>
-              <w:pPrChange w:id="152" w:author="The Tien Mai" w:date="2025-09-04T13:20:00Z" w16du:dateUtc="2025-09-04T11:20:00Z">
+              <w:pPrChange w:id="146" w:author="The Tien Mai" w:date="2025-09-04T13:20:00Z" w16du:dateUtc="2025-09-04T11:20:00Z">
                 <w:pPr/>
               </w:pPrChange>
             </w:pPr>
@@ -4689,11 +4617,10 @@
         </w:tc>
         <w:tc>
           <w:tcPr>
-            <w:tcW w:w="3488" w:type="dxa"/>
-            <w:tcPrChange w:id="153" w:author="The Tien Mai" w:date="2025-09-04T13:19:00Z" w16du:dateUtc="2025-09-04T11:19:00Z">
+            <w:tcW w:w="3038" w:type="dxa"/>
+            <w:tcPrChange w:id="147" w:author="The Tien Mai" w:date="2025-09-04T13:19:00Z" w16du:dateUtc="2025-09-04T11:19:00Z">
               <w:tcPr>
                 <w:tcW w:w="2678" w:type="dxa"/>
-                <w:gridSpan w:val="2"/>
               </w:tcPr>
             </w:tcPrChange>
           </w:tcPr>
@@ -4706,8 +4633,8 @@
                 <w:lang w:val="en-US"/>
               </w:rPr>
             </w:pPr>
-            <w:commentRangeStart w:id="154"/>
-            <w:ins w:id="155" w:author="Trine Husøy" w:date="2025-08-29T13:50:00Z" w16du:dateUtc="2025-08-29T11:50:00Z">
+            <w:commentRangeStart w:id="148"/>
+            <w:ins w:id="149" w:author="Trine Husøy" w:date="2025-08-29T13:50:00Z" w16du:dateUtc="2025-08-29T11:50:00Z">
               <w:r>
                 <w:rPr>
                   <w:color w:val="000000" w:themeColor="text1"/>
@@ -4736,13 +4663,17 @@
                 <w:t>rats</w:t>
               </w:r>
             </w:ins>
-            <w:commentRangeEnd w:id="154"/>
-            <w:ins w:id="156" w:author="Trine Husøy" w:date="2025-08-29T13:57:00Z" w16du:dateUtc="2025-08-29T11:57:00Z">
+            <w:commentRangeEnd w:id="148"/>
+            <w:ins w:id="150" w:author="Trine Husøy" w:date="2025-08-29T13:57:00Z" w16du:dateUtc="2025-08-29T11:57:00Z">
               <w:r>
                 <w:rPr>
                   <w:rStyle w:val="CommentReference"/>
+                  <w:color w:val="000000" w:themeColor="text1"/>
+                  <w:sz w:val="20"/>
+                  <w:szCs w:val="20"/>
+                  <w:lang w:val="en-US"/>
                 </w:rPr>
-                <w:commentReference w:id="154"/>
+                <w:commentReference w:id="148"/>
               </w:r>
             </w:ins>
           </w:p>
@@ -4750,9 +4681,9 @@
       </w:tr>
       <w:tr>
         <w:trPr>
-          <w:trPrChange w:id="157" w:author="The Tien Mai" w:date="2025-09-04T13:19:00Z" w16du:dateUtc="2025-09-04T11:19:00Z">
+          <w:trPrChange w:id="151" w:author="The Tien Mai" w:date="2025-09-04T13:19:00Z" w16du:dateUtc="2025-09-04T11:19:00Z">
             <w:trPr>
-              <w:gridBefore w:val="1"/>
+              <w:gridBefore w:val="2"/>
             </w:trPr>
           </w:trPrChange>
         </w:trPr>
@@ -4763,7 +4694,7 @@
             <w:tcBorders>
               <w:bottom w:val="single" w:sz="4" w:space="0" w:color="auto"/>
             </w:tcBorders>
-            <w:tcPrChange w:id="158" w:author="The Tien Mai" w:date="2025-09-04T13:19:00Z" w16du:dateUtc="2025-09-04T11:19:00Z">
+            <w:tcPrChange w:id="152" w:author="The Tien Mai" w:date="2025-09-04T13:19:00Z" w16du:dateUtc="2025-09-04T11:19:00Z">
               <w:tcPr>
                 <w:tcW w:w="2421" w:type="dxa"/>
                 <w:gridSpan w:val="3"/>
@@ -4787,8 +4718,8 @@
         </w:tc>
         <w:tc>
           <w:tcPr>
-            <w:tcW w:w="1350" w:type="dxa"/>
-            <w:tcPrChange w:id="159" w:author="The Tien Mai" w:date="2025-09-04T13:19:00Z" w16du:dateUtc="2025-09-04T11:19:00Z">
+            <w:tcW w:w="1800" w:type="dxa"/>
+            <w:tcPrChange w:id="153" w:author="The Tien Mai" w:date="2025-09-04T13:19:00Z" w16du:dateUtc="2025-09-04T11:19:00Z">
               <w:tcPr>
                 <w:tcW w:w="1354" w:type="dxa"/>
                 <w:gridSpan w:val="2"/>
@@ -4798,15 +4729,19 @@
           <w:p>
             <w:pPr>
               <w:rPr>
+                <w:b/>
+                <w:bCs/>
                 <w:sz w:val="20"/>
                 <w:szCs w:val="20"/>
                 <w:highlight w:val="yellow"/>
                 <w:lang w:val="en-US"/>
               </w:rPr>
             </w:pPr>
-            <w:commentRangeStart w:id="160"/>
-            <w:r>
-              <w:rPr>
+            <w:commentRangeStart w:id="154"/>
+            <w:r>
+              <w:rPr>
+                <w:b/>
+                <w:bCs/>
                 <w:sz w:val="20"/>
                 <w:szCs w:val="20"/>
                 <w:highlight w:val="yellow"/>
@@ -4814,22 +4749,27 @@
               </w:rPr>
               <w:t>pGA_TB</w:t>
             </w:r>
-            <w:commentRangeEnd w:id="160"/>
+            <w:commentRangeEnd w:id="154"/>
             <w:r>
               <w:rPr>
                 <w:rStyle w:val="CommentReference"/>
-              </w:rPr>
-              <w:commentReference w:id="160"/>
-            </w:r>
-          </w:p>
-        </w:tc>
-        <w:tc>
-          <w:tcPr>
-            <w:tcW w:w="1440" w:type="dxa"/>
-            <w:tcPrChange w:id="161" w:author="The Tien Mai" w:date="2025-09-04T13:19:00Z" w16du:dateUtc="2025-09-04T11:19:00Z">
+                <w:b/>
+                <w:bCs/>
+                <w:sz w:val="20"/>
+                <w:szCs w:val="20"/>
+                <w:highlight w:val="yellow"/>
+                <w:lang w:val="en-US"/>
+              </w:rPr>
+              <w:commentReference w:id="154"/>
+            </w:r>
+          </w:p>
+        </w:tc>
+        <w:tc>
+          <w:tcPr>
+            <w:tcW w:w="1620" w:type="dxa"/>
+            <w:tcPrChange w:id="155" w:author="The Tien Mai" w:date="2025-09-04T13:19:00Z" w16du:dateUtc="2025-09-04T11:19:00Z">
               <w:tcPr>
                 <w:tcW w:w="1260" w:type="dxa"/>
-                <w:gridSpan w:val="2"/>
               </w:tcPr>
             </w:tcPrChange>
           </w:tcPr>
@@ -4844,7 +4784,7 @@
                 <w:lang w:val="en-US"/>
               </w:rPr>
             </w:pPr>
-            <w:ins w:id="162" w:author="Trine Husøy" w:date="2025-08-29T13:36:00Z" w16du:dateUtc="2025-08-29T11:36:00Z">
+            <w:ins w:id="156" w:author="Trine Husøy" w:date="2025-08-29T13:36:00Z" w16du:dateUtc="2025-08-29T11:36:00Z">
               <w:r>
                 <w:rPr>
                   <w:sz w:val="20"/>
@@ -4858,10 +4798,11 @@
         </w:tc>
         <w:tc>
           <w:tcPr>
-            <w:tcW w:w="1260" w:type="dxa"/>
-            <w:tcPrChange w:id="163" w:author="The Tien Mai" w:date="2025-09-04T13:19:00Z" w16du:dateUtc="2025-09-04T11:19:00Z">
+            <w:tcW w:w="1080" w:type="dxa"/>
+            <w:tcPrChange w:id="157" w:author="The Tien Mai" w:date="2025-09-04T13:19:00Z" w16du:dateUtc="2025-09-04T11:19:00Z">
               <w:tcPr>
                 <w:tcW w:w="1350" w:type="dxa"/>
+                <w:gridSpan w:val="2"/>
               </w:tcPr>
             </w:tcPrChange>
           </w:tcPr>
@@ -4873,7 +4814,7 @@
                 <w:szCs w:val="20"/>
                 <w:lang w:val="en-US"/>
               </w:rPr>
-              <w:pPrChange w:id="164" w:author="The Tien Mai" w:date="2025-09-04T13:20:00Z" w16du:dateUtc="2025-09-04T11:20:00Z">
+              <w:pPrChange w:id="158" w:author="The Tien Mai" w:date="2025-09-04T13:20:00Z" w16du:dateUtc="2025-09-04T11:20:00Z">
                 <w:pPr/>
               </w:pPrChange>
             </w:pPr>
@@ -4881,11 +4822,10 @@
         </w:tc>
         <w:tc>
           <w:tcPr>
-            <w:tcW w:w="3488" w:type="dxa"/>
-            <w:tcPrChange w:id="165" w:author="The Tien Mai" w:date="2025-09-04T13:19:00Z" w16du:dateUtc="2025-09-04T11:19:00Z">
+            <w:tcW w:w="3038" w:type="dxa"/>
+            <w:tcPrChange w:id="159" w:author="The Tien Mai" w:date="2025-09-04T13:19:00Z" w16du:dateUtc="2025-09-04T11:19:00Z">
               <w:tcPr>
                 <w:tcW w:w="2678" w:type="dxa"/>
-                <w:gridSpan w:val="2"/>
               </w:tcPr>
             </w:tcPrChange>
           </w:tcPr>
@@ -4898,8 +4838,8 @@
                 <w:lang w:val="en-US"/>
               </w:rPr>
             </w:pPr>
-            <w:commentRangeStart w:id="166"/>
-            <w:ins w:id="167" w:author="Trine Husøy" w:date="2025-08-29T13:06:00Z" w16du:dateUtc="2025-08-29T11:06:00Z">
+            <w:commentRangeStart w:id="160"/>
+            <w:ins w:id="161" w:author="Trine Husøy" w:date="2025-08-29T13:06:00Z" w16du:dateUtc="2025-08-29T11:06:00Z">
               <w:r>
                 <w:rPr>
                   <w:color w:val="000000" w:themeColor="text1"/>
@@ -4910,14 +4850,14 @@
                 <w:t xml:space="preserve">Also calculate this from </w:t>
               </w:r>
             </w:ins>
-            <w:ins w:id="168" w:author="Trine Husøy" w:date="2025-08-29T13:06:00Z">
+            <w:ins w:id="162" w:author="Trine Husøy" w:date="2025-08-29T13:06:00Z">
               <w:r>
                 <w:rPr>
                   <w:color w:val="000000" w:themeColor="text1"/>
                   <w:sz w:val="20"/>
                   <w:szCs w:val="20"/>
                   <w:lang w:val="en-US"/>
-                  <w:rPrChange w:id="169" w:author="Trine Husøy" w:date="2025-08-29T13:06:00Z" w16du:dateUtc="2025-08-29T11:06:00Z">
+                  <w:rPrChange w:id="163" w:author="Trine Husøy" w:date="2025-08-29T13:06:00Z" w16du:dateUtc="2025-08-29T11:06:00Z">
                     <w:rPr>
                       <w:color w:val="000000" w:themeColor="text1"/>
                       <w:sz w:val="20"/>
@@ -4928,13 +4868,17 @@
                 <w:t xml:space="preserve">Doerge (2005) paper on acrylamide in mice. </w:t>
               </w:r>
             </w:ins>
-            <w:commentRangeEnd w:id="166"/>
-            <w:ins w:id="170" w:author="Trine Husøy" w:date="2025-08-29T13:36:00Z" w16du:dateUtc="2025-08-29T11:36:00Z">
+            <w:commentRangeEnd w:id="160"/>
+            <w:ins w:id="164" w:author="Trine Husøy" w:date="2025-08-29T13:36:00Z" w16du:dateUtc="2025-08-29T11:36:00Z">
               <w:r>
                 <w:rPr>
                   <w:rStyle w:val="CommentReference"/>
+                  <w:color w:val="000000" w:themeColor="text1"/>
+                  <w:sz w:val="20"/>
+                  <w:szCs w:val="20"/>
+                  <w:lang w:val="en-US"/>
                 </w:rPr>
-                <w:commentReference w:id="166"/>
+                <w:commentReference w:id="160"/>
               </w:r>
             </w:ins>
           </w:p>
@@ -4942,9 +4886,9 @@
       </w:tr>
       <w:tr>
         <w:trPr>
-          <w:trPrChange w:id="171" w:author="The Tien Mai" w:date="2025-09-04T13:19:00Z" w16du:dateUtc="2025-09-04T11:19:00Z">
+          <w:trPrChange w:id="165" w:author="The Tien Mai" w:date="2025-09-04T13:19:00Z" w16du:dateUtc="2025-09-04T11:19:00Z">
             <w:trPr>
-              <w:gridBefore w:val="1"/>
+              <w:gridBefore w:val="2"/>
             </w:trPr>
           </w:trPrChange>
         </w:trPr>
@@ -4952,7 +4896,7 @@
           <w:tcPr>
             <w:tcW w:w="2250" w:type="dxa"/>
             <w:vMerge w:val="restart"/>
-            <w:tcPrChange w:id="172" w:author="The Tien Mai" w:date="2025-09-04T13:19:00Z" w16du:dateUtc="2025-09-04T11:19:00Z">
+            <w:tcPrChange w:id="166" w:author="The Tien Mai" w:date="2025-09-04T13:19:00Z" w16du:dateUtc="2025-09-04T11:19:00Z">
               <w:tcPr>
                 <w:tcW w:w="2421" w:type="dxa"/>
                 <w:gridSpan w:val="3"/>
@@ -4982,8 +4926,8 @@
         </w:tc>
         <w:tc>
           <w:tcPr>
-            <w:tcW w:w="1350" w:type="dxa"/>
-            <w:tcPrChange w:id="173" w:author="The Tien Mai" w:date="2025-09-04T13:19:00Z" w16du:dateUtc="2025-09-04T11:19:00Z">
+            <w:tcW w:w="1800" w:type="dxa"/>
+            <w:tcPrChange w:id="167" w:author="The Tien Mai" w:date="2025-09-04T13:19:00Z" w16du:dateUtc="2025-09-04T11:19:00Z">
               <w:tcPr>
                 <w:tcW w:w="1354" w:type="dxa"/>
                 <w:gridSpan w:val="2"/>
@@ -4993,13 +4937,17 @@
           <w:p>
             <w:pPr>
               <w:rPr>
-                <w:sz w:val="20"/>
-                <w:szCs w:val="20"/>
-                <w:lang w:val="en-US"/>
-              </w:rPr>
-            </w:pPr>
-            <w:r>
-              <w:rPr>
+                <w:b/>
+                <w:bCs/>
+                <w:sz w:val="20"/>
+                <w:szCs w:val="20"/>
+                <w:lang w:val="en-US"/>
+              </w:rPr>
+            </w:pPr>
+            <w:r>
+              <w:rPr>
+                <w:b/>
+                <w:bCs/>
                 <w:sz w:val="20"/>
                 <w:szCs w:val="20"/>
                 <w:lang w:val="en-US"/>
@@ -5010,11 +4958,10 @@
         </w:tc>
         <w:tc>
           <w:tcPr>
-            <w:tcW w:w="1440" w:type="dxa"/>
-            <w:tcPrChange w:id="174" w:author="The Tien Mai" w:date="2025-09-04T13:19:00Z" w16du:dateUtc="2025-09-04T11:19:00Z">
+            <w:tcW w:w="1620" w:type="dxa"/>
+            <w:tcPrChange w:id="168" w:author="The Tien Mai" w:date="2025-09-04T13:19:00Z" w16du:dateUtc="2025-09-04T11:19:00Z">
               <w:tcPr>
                 <w:tcW w:w="1260" w:type="dxa"/>
-                <w:gridSpan w:val="2"/>
               </w:tcPr>
             </w:tcPrChange>
           </w:tcPr>
@@ -5041,11 +4988,12 @@
         </w:tc>
         <w:tc>
           <w:tcPr>
-            <w:tcW w:w="1260" w:type="dxa"/>
+            <w:tcW w:w="1080" w:type="dxa"/>
             <w:vMerge w:val="restart"/>
-            <w:tcPrChange w:id="175" w:author="The Tien Mai" w:date="2025-09-04T13:19:00Z" w16du:dateUtc="2025-09-04T11:19:00Z">
+            <w:tcPrChange w:id="169" w:author="The Tien Mai" w:date="2025-09-04T13:19:00Z" w16du:dateUtc="2025-09-04T11:19:00Z">
               <w:tcPr>
                 <w:tcW w:w="1350" w:type="dxa"/>
+                <w:gridSpan w:val="2"/>
                 <w:vMerge w:val="restart"/>
               </w:tcPr>
             </w:tcPrChange>
@@ -5058,7 +5006,7 @@
                 <w:szCs w:val="20"/>
                 <w:lang w:val="en-US"/>
               </w:rPr>
-              <w:pPrChange w:id="176" w:author="The Tien Mai" w:date="2025-09-04T13:20:00Z" w16du:dateUtc="2025-09-04T11:20:00Z">
+              <w:pPrChange w:id="170" w:author="The Tien Mai" w:date="2025-09-04T13:20:00Z" w16du:dateUtc="2025-09-04T11:20:00Z">
                 <w:pPr/>
               </w:pPrChange>
             </w:pPr>
@@ -5084,12 +5032,11 @@
         </w:tc>
         <w:tc>
           <w:tcPr>
-            <w:tcW w:w="3488" w:type="dxa"/>
+            <w:tcW w:w="3038" w:type="dxa"/>
             <w:vMerge w:val="restart"/>
-            <w:tcPrChange w:id="177" w:author="The Tien Mai" w:date="2025-09-04T13:19:00Z" w16du:dateUtc="2025-09-04T11:19:00Z">
+            <w:tcPrChange w:id="171" w:author="The Tien Mai" w:date="2025-09-04T13:19:00Z" w16du:dateUtc="2025-09-04T11:19:00Z">
               <w:tcPr>
                 <w:tcW w:w="2678" w:type="dxa"/>
-                <w:gridSpan w:val="2"/>
                 <w:vMerge w:val="restart"/>
               </w:tcPr>
             </w:tcPrChange>
@@ -5146,9 +5093,9 @@
       </w:tr>
       <w:tr>
         <w:trPr>
-          <w:trPrChange w:id="178" w:author="The Tien Mai" w:date="2025-09-04T13:19:00Z" w16du:dateUtc="2025-09-04T11:19:00Z">
+          <w:trPrChange w:id="172" w:author="The Tien Mai" w:date="2025-09-04T13:19:00Z" w16du:dateUtc="2025-09-04T11:19:00Z">
             <w:trPr>
-              <w:gridBefore w:val="1"/>
+              <w:gridBefore w:val="2"/>
             </w:trPr>
           </w:trPrChange>
         </w:trPr>
@@ -5156,7 +5103,7 @@
           <w:tcPr>
             <w:tcW w:w="2250" w:type="dxa"/>
             <w:vMerge/>
-            <w:tcPrChange w:id="179" w:author="The Tien Mai" w:date="2025-09-04T13:19:00Z" w16du:dateUtc="2025-09-04T11:19:00Z">
+            <w:tcPrChange w:id="173" w:author="The Tien Mai" w:date="2025-09-04T13:19:00Z" w16du:dateUtc="2025-09-04T11:19:00Z">
               <w:tcPr>
                 <w:tcW w:w="2421" w:type="dxa"/>
                 <w:gridSpan w:val="3"/>
@@ -5177,8 +5124,8 @@
         </w:tc>
         <w:tc>
           <w:tcPr>
-            <w:tcW w:w="1350" w:type="dxa"/>
-            <w:tcPrChange w:id="180" w:author="The Tien Mai" w:date="2025-09-04T13:19:00Z" w16du:dateUtc="2025-09-04T11:19:00Z">
+            <w:tcW w:w="1800" w:type="dxa"/>
+            <w:tcPrChange w:id="174" w:author="The Tien Mai" w:date="2025-09-04T13:19:00Z" w16du:dateUtc="2025-09-04T11:19:00Z">
               <w:tcPr>
                 <w:tcW w:w="1354" w:type="dxa"/>
                 <w:gridSpan w:val="2"/>
@@ -5188,13 +5135,17 @@
           <w:p>
             <w:pPr>
               <w:rPr>
-                <w:sz w:val="20"/>
-                <w:szCs w:val="20"/>
-                <w:lang w:val="en-US"/>
-              </w:rPr>
-            </w:pPr>
-            <w:r>
-              <w:rPr>
+                <w:b/>
+                <w:bCs/>
+                <w:sz w:val="20"/>
+                <w:szCs w:val="20"/>
+                <w:lang w:val="en-US"/>
+              </w:rPr>
+            </w:pPr>
+            <w:r>
+              <w:rPr>
+                <w:b/>
+                <w:bCs/>
                 <w:sz w:val="20"/>
                 <w:szCs w:val="20"/>
                 <w:lang w:val="en-US"/>
@@ -5203,6 +5154,8 @@
             </w:r>
             <w:r>
               <w:rPr>
+                <w:b/>
+                <w:bCs/>
                 <w:sz w:val="20"/>
                 <w:szCs w:val="20"/>
                 <w:lang w:val="en-US"/>
@@ -5213,11 +5166,10 @@
         </w:tc>
         <w:tc>
           <w:tcPr>
-            <w:tcW w:w="1440" w:type="dxa"/>
-            <w:tcPrChange w:id="181" w:author="The Tien Mai" w:date="2025-09-04T13:19:00Z" w16du:dateUtc="2025-09-04T11:19:00Z">
+            <w:tcW w:w="1620" w:type="dxa"/>
+            <w:tcPrChange w:id="175" w:author="The Tien Mai" w:date="2025-09-04T13:19:00Z" w16du:dateUtc="2025-09-04T11:19:00Z">
               <w:tcPr>
                 <w:tcW w:w="1260" w:type="dxa"/>
-                <w:gridSpan w:val="2"/>
               </w:tcPr>
             </w:tcPrChange>
           </w:tcPr>
@@ -5244,11 +5196,12 @@
         </w:tc>
         <w:tc>
           <w:tcPr>
-            <w:tcW w:w="1260" w:type="dxa"/>
+            <w:tcW w:w="1080" w:type="dxa"/>
             <w:vMerge/>
-            <w:tcPrChange w:id="182" w:author="The Tien Mai" w:date="2025-09-04T13:19:00Z" w16du:dateUtc="2025-09-04T11:19:00Z">
+            <w:tcPrChange w:id="176" w:author="The Tien Mai" w:date="2025-09-04T13:19:00Z" w16du:dateUtc="2025-09-04T11:19:00Z">
               <w:tcPr>
                 <w:tcW w:w="1350" w:type="dxa"/>
+                <w:gridSpan w:val="2"/>
                 <w:vMerge/>
               </w:tcPr>
             </w:tcPrChange>
@@ -5261,7 +5214,7 @@
                 <w:szCs w:val="20"/>
                 <w:lang w:val="en-US"/>
               </w:rPr>
-              <w:pPrChange w:id="183" w:author="The Tien Mai" w:date="2025-09-04T13:20:00Z" w16du:dateUtc="2025-09-04T11:20:00Z">
+              <w:pPrChange w:id="177" w:author="The Tien Mai" w:date="2025-09-04T13:20:00Z" w16du:dateUtc="2025-09-04T11:20:00Z">
                 <w:pPr/>
               </w:pPrChange>
             </w:pPr>
@@ -5269,12 +5222,11 @@
         </w:tc>
         <w:tc>
           <w:tcPr>
-            <w:tcW w:w="3488" w:type="dxa"/>
+            <w:tcW w:w="3038" w:type="dxa"/>
             <w:vMerge/>
-            <w:tcPrChange w:id="184" w:author="The Tien Mai" w:date="2025-09-04T13:19:00Z" w16du:dateUtc="2025-09-04T11:19:00Z">
+            <w:tcPrChange w:id="178" w:author="The Tien Mai" w:date="2025-09-04T13:19:00Z" w16du:dateUtc="2025-09-04T11:19:00Z">
               <w:tcPr>
                 <w:tcW w:w="2678" w:type="dxa"/>
-                <w:gridSpan w:val="2"/>
                 <w:vMerge/>
               </w:tcPr>
             </w:tcPrChange>
@@ -5293,9 +5245,9 @@
       </w:tr>
       <w:tr>
         <w:trPr>
-          <w:trPrChange w:id="185" w:author="The Tien Mai" w:date="2025-09-04T13:19:00Z" w16du:dateUtc="2025-09-04T11:19:00Z">
+          <w:trPrChange w:id="179" w:author="The Tien Mai" w:date="2025-09-04T13:19:00Z" w16du:dateUtc="2025-09-04T11:19:00Z">
             <w:trPr>
-              <w:gridBefore w:val="1"/>
+              <w:gridBefore w:val="2"/>
             </w:trPr>
           </w:trPrChange>
         </w:trPr>
@@ -5303,7 +5255,7 @@
           <w:tcPr>
             <w:tcW w:w="2250" w:type="dxa"/>
             <w:vMerge w:val="restart"/>
-            <w:tcPrChange w:id="186" w:author="The Tien Mai" w:date="2025-09-04T13:19:00Z" w16du:dateUtc="2025-09-04T11:19:00Z">
+            <w:tcPrChange w:id="180" w:author="The Tien Mai" w:date="2025-09-04T13:19:00Z" w16du:dateUtc="2025-09-04T11:19:00Z">
               <w:tcPr>
                 <w:tcW w:w="2421" w:type="dxa"/>
                 <w:gridSpan w:val="3"/>
@@ -5333,8 +5285,8 @@
         </w:tc>
         <w:tc>
           <w:tcPr>
-            <w:tcW w:w="1350" w:type="dxa"/>
-            <w:tcPrChange w:id="187" w:author="The Tien Mai" w:date="2025-09-04T13:19:00Z" w16du:dateUtc="2025-09-04T11:19:00Z">
+            <w:tcW w:w="1800" w:type="dxa"/>
+            <w:tcPrChange w:id="181" w:author="The Tien Mai" w:date="2025-09-04T13:19:00Z" w16du:dateUtc="2025-09-04T11:19:00Z">
               <w:tcPr>
                 <w:tcW w:w="1354" w:type="dxa"/>
                 <w:gridSpan w:val="2"/>
@@ -5344,13 +5296,17 @@
           <w:p>
             <w:pPr>
               <w:rPr>
-                <w:sz w:val="20"/>
-                <w:szCs w:val="20"/>
-                <w:lang w:val="en-US"/>
-              </w:rPr>
-            </w:pPr>
-            <w:r>
-              <w:rPr>
+                <w:b/>
+                <w:bCs/>
+                <w:sz w:val="20"/>
+                <w:szCs w:val="20"/>
+                <w:lang w:val="en-US"/>
+              </w:rPr>
+            </w:pPr>
+            <w:r>
+              <w:rPr>
+                <w:b/>
+                <w:bCs/>
                 <w:sz w:val="20"/>
                 <w:szCs w:val="20"/>
                 <w:lang w:val="en-US"/>
@@ -5361,11 +5317,10 @@
         </w:tc>
         <w:tc>
           <w:tcPr>
-            <w:tcW w:w="1440" w:type="dxa"/>
-            <w:tcPrChange w:id="188" w:author="The Tien Mai" w:date="2025-09-04T13:19:00Z" w16du:dateUtc="2025-09-04T11:19:00Z">
+            <w:tcW w:w="1620" w:type="dxa"/>
+            <w:tcPrChange w:id="182" w:author="The Tien Mai" w:date="2025-09-04T13:19:00Z" w16du:dateUtc="2025-09-04T11:19:00Z">
               <w:tcPr>
                 <w:tcW w:w="1260" w:type="dxa"/>
-                <w:gridSpan w:val="2"/>
               </w:tcPr>
             </w:tcPrChange>
           </w:tcPr>
@@ -5392,11 +5347,12 @@
         </w:tc>
         <w:tc>
           <w:tcPr>
-            <w:tcW w:w="1260" w:type="dxa"/>
+            <w:tcW w:w="1080" w:type="dxa"/>
             <w:vMerge w:val="restart"/>
-            <w:tcPrChange w:id="189" w:author="The Tien Mai" w:date="2025-09-04T13:19:00Z" w16du:dateUtc="2025-09-04T11:19:00Z">
+            <w:tcPrChange w:id="183" w:author="The Tien Mai" w:date="2025-09-04T13:19:00Z" w16du:dateUtc="2025-09-04T11:19:00Z">
               <w:tcPr>
                 <w:tcW w:w="1350" w:type="dxa"/>
+                <w:gridSpan w:val="2"/>
                 <w:vMerge w:val="restart"/>
               </w:tcPr>
             </w:tcPrChange>
@@ -5409,7 +5365,7 @@
                 <w:szCs w:val="20"/>
                 <w:lang w:val="en-US"/>
               </w:rPr>
-              <w:pPrChange w:id="190" w:author="The Tien Mai" w:date="2025-09-04T13:20:00Z" w16du:dateUtc="2025-09-04T11:20:00Z">
+              <w:pPrChange w:id="184" w:author="The Tien Mai" w:date="2025-09-04T13:20:00Z" w16du:dateUtc="2025-09-04T11:20:00Z">
                 <w:pPr/>
               </w:pPrChange>
             </w:pPr>
@@ -5435,12 +5391,11 @@
         </w:tc>
         <w:tc>
           <w:tcPr>
-            <w:tcW w:w="3488" w:type="dxa"/>
+            <w:tcW w:w="3038" w:type="dxa"/>
             <w:vMerge w:val="restart"/>
-            <w:tcPrChange w:id="191" w:author="The Tien Mai" w:date="2025-09-04T13:19:00Z" w16du:dateUtc="2025-09-04T11:19:00Z">
+            <w:tcPrChange w:id="185" w:author="The Tien Mai" w:date="2025-09-04T13:19:00Z" w16du:dateUtc="2025-09-04T11:19:00Z">
               <w:tcPr>
                 <w:tcW w:w="2678" w:type="dxa"/>
-                <w:gridSpan w:val="2"/>
                 <w:vMerge w:val="restart"/>
               </w:tcPr>
             </w:tcPrChange>
@@ -5478,9 +5433,9 @@
       </w:tr>
       <w:tr>
         <w:trPr>
-          <w:trPrChange w:id="192" w:author="The Tien Mai" w:date="2025-09-04T13:19:00Z" w16du:dateUtc="2025-09-04T11:19:00Z">
+          <w:trPrChange w:id="186" w:author="The Tien Mai" w:date="2025-09-04T13:19:00Z" w16du:dateUtc="2025-09-04T11:19:00Z">
             <w:trPr>
-              <w:gridBefore w:val="1"/>
+              <w:gridBefore w:val="2"/>
             </w:trPr>
           </w:trPrChange>
         </w:trPr>
@@ -5488,7 +5443,7 @@
           <w:tcPr>
             <w:tcW w:w="2250" w:type="dxa"/>
             <w:vMerge/>
-            <w:tcPrChange w:id="193" w:author="The Tien Mai" w:date="2025-09-04T13:19:00Z" w16du:dateUtc="2025-09-04T11:19:00Z">
+            <w:tcPrChange w:id="187" w:author="The Tien Mai" w:date="2025-09-04T13:19:00Z" w16du:dateUtc="2025-09-04T11:19:00Z">
               <w:tcPr>
                 <w:tcW w:w="2421" w:type="dxa"/>
                 <w:gridSpan w:val="3"/>
@@ -5509,8 +5464,8 @@
         </w:tc>
         <w:tc>
           <w:tcPr>
-            <w:tcW w:w="1350" w:type="dxa"/>
-            <w:tcPrChange w:id="194" w:author="The Tien Mai" w:date="2025-09-04T13:19:00Z" w16du:dateUtc="2025-09-04T11:19:00Z">
+            <w:tcW w:w="1800" w:type="dxa"/>
+            <w:tcPrChange w:id="188" w:author="The Tien Mai" w:date="2025-09-04T13:19:00Z" w16du:dateUtc="2025-09-04T11:19:00Z">
               <w:tcPr>
                 <w:tcW w:w="1354" w:type="dxa"/>
                 <w:gridSpan w:val="2"/>
@@ -5520,13 +5475,17 @@
           <w:p>
             <w:pPr>
               <w:rPr>
-                <w:sz w:val="20"/>
-                <w:szCs w:val="20"/>
-                <w:lang w:val="en-US"/>
-              </w:rPr>
-            </w:pPr>
-            <w:r>
-              <w:rPr>
+                <w:b/>
+                <w:bCs/>
+                <w:sz w:val="20"/>
+                <w:szCs w:val="20"/>
+                <w:lang w:val="en-US"/>
+              </w:rPr>
+            </w:pPr>
+            <w:r>
+              <w:rPr>
+                <w:b/>
+                <w:bCs/>
                 <w:sz w:val="20"/>
                 <w:szCs w:val="20"/>
                 <w:lang w:val="en-US"/>
@@ -5537,11 +5496,10 @@
         </w:tc>
         <w:tc>
           <w:tcPr>
-            <w:tcW w:w="1440" w:type="dxa"/>
-            <w:tcPrChange w:id="195" w:author="The Tien Mai" w:date="2025-09-04T13:19:00Z" w16du:dateUtc="2025-09-04T11:19:00Z">
+            <w:tcW w:w="1620" w:type="dxa"/>
+            <w:tcPrChange w:id="189" w:author="The Tien Mai" w:date="2025-09-04T13:19:00Z" w16du:dateUtc="2025-09-04T11:19:00Z">
               <w:tcPr>
                 <w:tcW w:w="1260" w:type="dxa"/>
-                <w:gridSpan w:val="2"/>
               </w:tcPr>
             </w:tcPrChange>
           </w:tcPr>
@@ -5568,11 +5526,12 @@
         </w:tc>
         <w:tc>
           <w:tcPr>
-            <w:tcW w:w="1260" w:type="dxa"/>
+            <w:tcW w:w="1080" w:type="dxa"/>
             <w:vMerge/>
-            <w:tcPrChange w:id="196" w:author="The Tien Mai" w:date="2025-09-04T13:19:00Z" w16du:dateUtc="2025-09-04T11:19:00Z">
+            <w:tcPrChange w:id="190" w:author="The Tien Mai" w:date="2025-09-04T13:19:00Z" w16du:dateUtc="2025-09-04T11:19:00Z">
               <w:tcPr>
                 <w:tcW w:w="1350" w:type="dxa"/>
+                <w:gridSpan w:val="2"/>
                 <w:vMerge/>
               </w:tcPr>
             </w:tcPrChange>
@@ -5585,7 +5544,7 @@
                 <w:szCs w:val="20"/>
                 <w:lang w:val="en-US"/>
               </w:rPr>
-              <w:pPrChange w:id="197" w:author="The Tien Mai" w:date="2025-09-04T13:20:00Z" w16du:dateUtc="2025-09-04T11:20:00Z">
+              <w:pPrChange w:id="191" w:author="The Tien Mai" w:date="2025-09-04T13:20:00Z" w16du:dateUtc="2025-09-04T11:20:00Z">
                 <w:pPr/>
               </w:pPrChange>
             </w:pPr>
@@ -5593,12 +5552,11 @@
         </w:tc>
         <w:tc>
           <w:tcPr>
-            <w:tcW w:w="3488" w:type="dxa"/>
+            <w:tcW w:w="3038" w:type="dxa"/>
             <w:vMerge/>
-            <w:tcPrChange w:id="198" w:author="The Tien Mai" w:date="2025-09-04T13:19:00Z" w16du:dateUtc="2025-09-04T11:19:00Z">
+            <w:tcPrChange w:id="192" w:author="The Tien Mai" w:date="2025-09-04T13:19:00Z" w16du:dateUtc="2025-09-04T11:19:00Z">
               <w:tcPr>
                 <w:tcW w:w="2678" w:type="dxa"/>
-                <w:gridSpan w:val="2"/>
                 <w:vMerge/>
               </w:tcPr>
             </w:tcPrChange>
@@ -5617,9 +5575,9 @@
       </w:tr>
       <w:tr>
         <w:trPr>
-          <w:trPrChange w:id="199" w:author="The Tien Mai" w:date="2025-09-04T13:19:00Z" w16du:dateUtc="2025-09-04T11:19:00Z">
+          <w:trPrChange w:id="193" w:author="The Tien Mai" w:date="2025-09-04T13:19:00Z" w16du:dateUtc="2025-09-04T11:19:00Z">
             <w:trPr>
-              <w:gridBefore w:val="1"/>
+              <w:gridBefore w:val="2"/>
             </w:trPr>
           </w:trPrChange>
         </w:trPr>
@@ -5627,7 +5585,7 @@
           <w:tcPr>
             <w:tcW w:w="2250" w:type="dxa"/>
             <w:vMerge w:val="restart"/>
-            <w:tcPrChange w:id="200" w:author="The Tien Mai" w:date="2025-09-04T13:19:00Z" w16du:dateUtc="2025-09-04T11:19:00Z">
+            <w:tcPrChange w:id="194" w:author="The Tien Mai" w:date="2025-09-04T13:19:00Z" w16du:dateUtc="2025-09-04T11:19:00Z">
               <w:tcPr>
                 <w:tcW w:w="2421" w:type="dxa"/>
                 <w:gridSpan w:val="3"/>
@@ -5657,8 +5615,8 @@
         </w:tc>
         <w:tc>
           <w:tcPr>
-            <w:tcW w:w="1350" w:type="dxa"/>
-            <w:tcPrChange w:id="201" w:author="The Tien Mai" w:date="2025-09-04T13:19:00Z" w16du:dateUtc="2025-09-04T11:19:00Z">
+            <w:tcW w:w="1800" w:type="dxa"/>
+            <w:tcPrChange w:id="195" w:author="The Tien Mai" w:date="2025-09-04T13:19:00Z" w16du:dateUtc="2025-09-04T11:19:00Z">
               <w:tcPr>
                 <w:tcW w:w="1354" w:type="dxa"/>
                 <w:gridSpan w:val="2"/>
@@ -5668,13 +5626,17 @@
           <w:p>
             <w:pPr>
               <w:rPr>
-                <w:sz w:val="20"/>
-                <w:szCs w:val="20"/>
-                <w:lang w:val="en-US"/>
-              </w:rPr>
-            </w:pPr>
-            <w:r>
-              <w:rPr>
+                <w:b/>
+                <w:bCs/>
+                <w:sz w:val="20"/>
+                <w:szCs w:val="20"/>
+                <w:lang w:val="en-US"/>
+              </w:rPr>
+            </w:pPr>
+            <w:r>
+              <w:rPr>
+                <w:b/>
+                <w:bCs/>
                 <w:sz w:val="20"/>
                 <w:szCs w:val="20"/>
                 <w:lang w:val="en-US"/>
@@ -5685,11 +5647,10 @@
         </w:tc>
         <w:tc>
           <w:tcPr>
-            <w:tcW w:w="1440" w:type="dxa"/>
-            <w:tcPrChange w:id="202" w:author="The Tien Mai" w:date="2025-09-04T13:19:00Z" w16du:dateUtc="2025-09-04T11:19:00Z">
+            <w:tcW w:w="1620" w:type="dxa"/>
+            <w:tcPrChange w:id="196" w:author="The Tien Mai" w:date="2025-09-04T13:19:00Z" w16du:dateUtc="2025-09-04T11:19:00Z">
               <w:tcPr>
                 <w:tcW w:w="1260" w:type="dxa"/>
-                <w:gridSpan w:val="2"/>
               </w:tcPr>
             </w:tcPrChange>
           </w:tcPr>
@@ -5716,11 +5677,12 @@
         </w:tc>
         <w:tc>
           <w:tcPr>
-            <w:tcW w:w="1260" w:type="dxa"/>
+            <w:tcW w:w="1080" w:type="dxa"/>
             <w:vMerge w:val="restart"/>
-            <w:tcPrChange w:id="203" w:author="The Tien Mai" w:date="2025-09-04T13:19:00Z" w16du:dateUtc="2025-09-04T11:19:00Z">
+            <w:tcPrChange w:id="197" w:author="The Tien Mai" w:date="2025-09-04T13:19:00Z" w16du:dateUtc="2025-09-04T11:19:00Z">
               <w:tcPr>
                 <w:tcW w:w="1350" w:type="dxa"/>
+                <w:gridSpan w:val="2"/>
                 <w:vMerge w:val="restart"/>
               </w:tcPr>
             </w:tcPrChange>
@@ -5733,7 +5695,7 @@
                 <w:szCs w:val="20"/>
                 <w:lang w:val="en-US"/>
               </w:rPr>
-              <w:pPrChange w:id="204" w:author="The Tien Mai" w:date="2025-09-04T13:20:00Z" w16du:dateUtc="2025-09-04T11:20:00Z">
+              <w:pPrChange w:id="198" w:author="The Tien Mai" w:date="2025-09-04T13:20:00Z" w16du:dateUtc="2025-09-04T11:20:00Z">
                 <w:pPr/>
               </w:pPrChange>
             </w:pPr>
@@ -5759,12 +5721,11 @@
         </w:tc>
         <w:tc>
           <w:tcPr>
-            <w:tcW w:w="3488" w:type="dxa"/>
+            <w:tcW w:w="3038" w:type="dxa"/>
             <w:vMerge w:val="restart"/>
-            <w:tcPrChange w:id="205" w:author="The Tien Mai" w:date="2025-09-04T13:19:00Z" w16du:dateUtc="2025-09-04T11:19:00Z">
+            <w:tcPrChange w:id="199" w:author="The Tien Mai" w:date="2025-09-04T13:19:00Z" w16du:dateUtc="2025-09-04T11:19:00Z">
               <w:tcPr>
                 <w:tcW w:w="2678" w:type="dxa"/>
-                <w:gridSpan w:val="2"/>
                 <w:vMerge w:val="restart"/>
               </w:tcPr>
             </w:tcPrChange>
@@ -5792,9 +5753,9 @@
       </w:tr>
       <w:tr>
         <w:trPr>
-          <w:trPrChange w:id="206" w:author="The Tien Mai" w:date="2025-09-04T13:19:00Z" w16du:dateUtc="2025-09-04T11:19:00Z">
+          <w:trPrChange w:id="200" w:author="The Tien Mai" w:date="2025-09-04T13:19:00Z" w16du:dateUtc="2025-09-04T11:19:00Z">
             <w:trPr>
-              <w:gridBefore w:val="1"/>
+              <w:gridBefore w:val="2"/>
             </w:trPr>
           </w:trPrChange>
         </w:trPr>
@@ -5802,7 +5763,7 @@
           <w:tcPr>
             <w:tcW w:w="2250" w:type="dxa"/>
             <w:vMerge/>
-            <w:tcPrChange w:id="207" w:author="The Tien Mai" w:date="2025-09-04T13:19:00Z" w16du:dateUtc="2025-09-04T11:19:00Z">
+            <w:tcPrChange w:id="201" w:author="The Tien Mai" w:date="2025-09-04T13:19:00Z" w16du:dateUtc="2025-09-04T11:19:00Z">
               <w:tcPr>
                 <w:tcW w:w="2421" w:type="dxa"/>
                 <w:gridSpan w:val="3"/>
@@ -5823,8 +5784,8 @@
         </w:tc>
         <w:tc>
           <w:tcPr>
-            <w:tcW w:w="1350" w:type="dxa"/>
-            <w:tcPrChange w:id="208" w:author="The Tien Mai" w:date="2025-09-04T13:19:00Z" w16du:dateUtc="2025-09-04T11:19:00Z">
+            <w:tcW w:w="1800" w:type="dxa"/>
+            <w:tcPrChange w:id="202" w:author="The Tien Mai" w:date="2025-09-04T13:19:00Z" w16du:dateUtc="2025-09-04T11:19:00Z">
               <w:tcPr>
                 <w:tcW w:w="1354" w:type="dxa"/>
                 <w:gridSpan w:val="2"/>
@@ -5834,13 +5795,17 @@
           <w:p>
             <w:pPr>
               <w:rPr>
-                <w:sz w:val="20"/>
-                <w:szCs w:val="20"/>
-                <w:lang w:val="en-US"/>
-              </w:rPr>
-            </w:pPr>
-            <w:r>
-              <w:rPr>
+                <w:b/>
+                <w:bCs/>
+                <w:sz w:val="20"/>
+                <w:szCs w:val="20"/>
+                <w:lang w:val="en-US"/>
+              </w:rPr>
+            </w:pPr>
+            <w:r>
+              <w:rPr>
+                <w:b/>
+                <w:bCs/>
                 <w:sz w:val="20"/>
                 <w:szCs w:val="20"/>
                 <w:lang w:val="en-US"/>
@@ -5851,11 +5816,10 @@
         </w:tc>
         <w:tc>
           <w:tcPr>
-            <w:tcW w:w="1440" w:type="dxa"/>
-            <w:tcPrChange w:id="209" w:author="The Tien Mai" w:date="2025-09-04T13:19:00Z" w16du:dateUtc="2025-09-04T11:19:00Z">
+            <w:tcW w:w="1620" w:type="dxa"/>
+            <w:tcPrChange w:id="203" w:author="The Tien Mai" w:date="2025-09-04T13:19:00Z" w16du:dateUtc="2025-09-04T11:19:00Z">
               <w:tcPr>
                 <w:tcW w:w="1260" w:type="dxa"/>
-                <w:gridSpan w:val="2"/>
               </w:tcPr>
             </w:tcPrChange>
           </w:tcPr>
@@ -5882,11 +5846,12 @@
         </w:tc>
         <w:tc>
           <w:tcPr>
-            <w:tcW w:w="1260" w:type="dxa"/>
+            <w:tcW w:w="1080" w:type="dxa"/>
             <w:vMerge/>
-            <w:tcPrChange w:id="210" w:author="The Tien Mai" w:date="2025-09-04T13:19:00Z" w16du:dateUtc="2025-09-04T11:19:00Z">
+            <w:tcPrChange w:id="204" w:author="The Tien Mai" w:date="2025-09-04T13:19:00Z" w16du:dateUtc="2025-09-04T11:19:00Z">
               <w:tcPr>
                 <w:tcW w:w="1350" w:type="dxa"/>
+                <w:gridSpan w:val="2"/>
                 <w:vMerge/>
               </w:tcPr>
             </w:tcPrChange>
@@ -5899,7 +5864,7 @@
                 <w:szCs w:val="20"/>
                 <w:lang w:val="en-US"/>
               </w:rPr>
-              <w:pPrChange w:id="211" w:author="The Tien Mai" w:date="2025-09-04T13:20:00Z" w16du:dateUtc="2025-09-04T11:20:00Z">
+              <w:pPrChange w:id="205" w:author="The Tien Mai" w:date="2025-09-04T13:20:00Z" w16du:dateUtc="2025-09-04T11:20:00Z">
                 <w:pPr/>
               </w:pPrChange>
             </w:pPr>
@@ -5907,12 +5872,11 @@
         </w:tc>
         <w:tc>
           <w:tcPr>
-            <w:tcW w:w="3488" w:type="dxa"/>
+            <w:tcW w:w="3038" w:type="dxa"/>
             <w:vMerge/>
-            <w:tcPrChange w:id="212" w:author="The Tien Mai" w:date="2025-09-04T13:19:00Z" w16du:dateUtc="2025-09-04T11:19:00Z">
+            <w:tcPrChange w:id="206" w:author="The Tien Mai" w:date="2025-09-04T13:19:00Z" w16du:dateUtc="2025-09-04T11:19:00Z">
               <w:tcPr>
                 <w:tcW w:w="2678" w:type="dxa"/>
-                <w:gridSpan w:val="2"/>
                 <w:vMerge/>
               </w:tcPr>
             </w:tcPrChange>
@@ -5931,9 +5895,9 @@
       </w:tr>
       <w:tr>
         <w:trPr>
-          <w:trPrChange w:id="213" w:author="The Tien Mai" w:date="2025-09-04T13:19:00Z" w16du:dateUtc="2025-09-04T11:19:00Z">
+          <w:trPrChange w:id="207" w:author="The Tien Mai" w:date="2025-09-04T13:19:00Z" w16du:dateUtc="2025-09-04T11:19:00Z">
             <w:trPr>
-              <w:gridBefore w:val="1"/>
+              <w:gridBefore w:val="2"/>
             </w:trPr>
           </w:trPrChange>
         </w:trPr>
@@ -5941,7 +5905,7 @@
           <w:tcPr>
             <w:tcW w:w="2250" w:type="dxa"/>
             <w:vMerge w:val="restart"/>
-            <w:tcPrChange w:id="214" w:author="The Tien Mai" w:date="2025-09-04T13:19:00Z" w16du:dateUtc="2025-09-04T11:19:00Z">
+            <w:tcPrChange w:id="208" w:author="The Tien Mai" w:date="2025-09-04T13:19:00Z" w16du:dateUtc="2025-09-04T11:19:00Z">
               <w:tcPr>
                 <w:tcW w:w="2421" w:type="dxa"/>
                 <w:gridSpan w:val="3"/>
@@ -5971,8 +5935,8 @@
         </w:tc>
         <w:tc>
           <w:tcPr>
-            <w:tcW w:w="1350" w:type="dxa"/>
-            <w:tcPrChange w:id="215" w:author="The Tien Mai" w:date="2025-09-04T13:19:00Z" w16du:dateUtc="2025-09-04T11:19:00Z">
+            <w:tcW w:w="1800" w:type="dxa"/>
+            <w:tcPrChange w:id="209" w:author="The Tien Mai" w:date="2025-09-04T13:19:00Z" w16du:dateUtc="2025-09-04T11:19:00Z">
               <w:tcPr>
                 <w:tcW w:w="1354" w:type="dxa"/>
                 <w:gridSpan w:val="2"/>
@@ -5982,13 +5946,17 @@
           <w:p>
             <w:pPr>
               <w:rPr>
-                <w:sz w:val="20"/>
-                <w:szCs w:val="20"/>
-                <w:lang w:val="en-US"/>
-              </w:rPr>
-            </w:pPr>
-            <w:r>
-              <w:rPr>
+                <w:b/>
+                <w:bCs/>
+                <w:sz w:val="20"/>
+                <w:szCs w:val="20"/>
+                <w:lang w:val="en-US"/>
+              </w:rPr>
+            </w:pPr>
+            <w:r>
+              <w:rPr>
+                <w:b/>
+                <w:bCs/>
                 <w:sz w:val="20"/>
                 <w:szCs w:val="20"/>
                 <w:lang w:val="en-US"/>
@@ -5999,11 +5967,10 @@
         </w:tc>
         <w:tc>
           <w:tcPr>
-            <w:tcW w:w="1440" w:type="dxa"/>
-            <w:tcPrChange w:id="216" w:author="The Tien Mai" w:date="2025-09-04T13:19:00Z" w16du:dateUtc="2025-09-04T11:19:00Z">
+            <w:tcW w:w="1620" w:type="dxa"/>
+            <w:tcPrChange w:id="210" w:author="The Tien Mai" w:date="2025-09-04T13:19:00Z" w16du:dateUtc="2025-09-04T11:19:00Z">
               <w:tcPr>
                 <w:tcW w:w="1260" w:type="dxa"/>
-                <w:gridSpan w:val="2"/>
               </w:tcPr>
             </w:tcPrChange>
           </w:tcPr>
@@ -6030,11 +5997,12 @@
         </w:tc>
         <w:tc>
           <w:tcPr>
-            <w:tcW w:w="1260" w:type="dxa"/>
+            <w:tcW w:w="1080" w:type="dxa"/>
             <w:vMerge w:val="restart"/>
-            <w:tcPrChange w:id="217" w:author="The Tien Mai" w:date="2025-09-04T13:19:00Z" w16du:dateUtc="2025-09-04T11:19:00Z">
+            <w:tcPrChange w:id="211" w:author="The Tien Mai" w:date="2025-09-04T13:19:00Z" w16du:dateUtc="2025-09-04T11:19:00Z">
               <w:tcPr>
                 <w:tcW w:w="1350" w:type="dxa"/>
+                <w:gridSpan w:val="2"/>
                 <w:vMerge w:val="restart"/>
               </w:tcPr>
             </w:tcPrChange>
@@ -6047,7 +6015,7 @@
                 <w:szCs w:val="20"/>
                 <w:lang w:val="en-US"/>
               </w:rPr>
-              <w:pPrChange w:id="218" w:author="The Tien Mai" w:date="2025-09-04T13:20:00Z" w16du:dateUtc="2025-09-04T11:20:00Z">
+              <w:pPrChange w:id="212" w:author="The Tien Mai" w:date="2025-09-04T13:20:00Z" w16du:dateUtc="2025-09-04T11:20:00Z">
                 <w:pPr/>
               </w:pPrChange>
             </w:pPr>
@@ -6073,12 +6041,11 @@
         </w:tc>
         <w:tc>
           <w:tcPr>
-            <w:tcW w:w="3488" w:type="dxa"/>
+            <w:tcW w:w="3038" w:type="dxa"/>
             <w:vMerge w:val="restart"/>
-            <w:tcPrChange w:id="219" w:author="The Tien Mai" w:date="2025-09-04T13:19:00Z" w16du:dateUtc="2025-09-04T11:19:00Z">
+            <w:tcPrChange w:id="213" w:author="The Tien Mai" w:date="2025-09-04T13:19:00Z" w16du:dateUtc="2025-09-04T11:19:00Z">
               <w:tcPr>
                 <w:tcW w:w="2678" w:type="dxa"/>
-                <w:gridSpan w:val="2"/>
                 <w:vMerge w:val="restart"/>
               </w:tcPr>
             </w:tcPrChange>
@@ -6104,9 +6071,9 @@
       </w:tr>
       <w:tr>
         <w:trPr>
-          <w:trPrChange w:id="220" w:author="The Tien Mai" w:date="2025-09-04T13:19:00Z" w16du:dateUtc="2025-09-04T11:19:00Z">
+          <w:trPrChange w:id="214" w:author="The Tien Mai" w:date="2025-09-04T13:19:00Z" w16du:dateUtc="2025-09-04T11:19:00Z">
             <w:trPr>
-              <w:gridBefore w:val="1"/>
+              <w:gridBefore w:val="2"/>
             </w:trPr>
           </w:trPrChange>
         </w:trPr>
@@ -6114,7 +6081,7 @@
           <w:tcPr>
             <w:tcW w:w="2250" w:type="dxa"/>
             <w:vMerge/>
-            <w:tcPrChange w:id="221" w:author="The Tien Mai" w:date="2025-09-04T13:19:00Z" w16du:dateUtc="2025-09-04T11:19:00Z">
+            <w:tcPrChange w:id="215" w:author="The Tien Mai" w:date="2025-09-04T13:19:00Z" w16du:dateUtc="2025-09-04T11:19:00Z">
               <w:tcPr>
                 <w:tcW w:w="2421" w:type="dxa"/>
                 <w:gridSpan w:val="3"/>
@@ -6134,8 +6101,8 @@
         </w:tc>
         <w:tc>
           <w:tcPr>
-            <w:tcW w:w="1350" w:type="dxa"/>
-            <w:tcPrChange w:id="222" w:author="The Tien Mai" w:date="2025-09-04T13:19:00Z" w16du:dateUtc="2025-09-04T11:19:00Z">
+            <w:tcW w:w="1800" w:type="dxa"/>
+            <w:tcPrChange w:id="216" w:author="The Tien Mai" w:date="2025-09-04T13:19:00Z" w16du:dateUtc="2025-09-04T11:19:00Z">
               <w:tcPr>
                 <w:tcW w:w="1354" w:type="dxa"/>
                 <w:gridSpan w:val="2"/>
@@ -6145,13 +6112,17 @@
           <w:p>
             <w:pPr>
               <w:rPr>
-                <w:sz w:val="20"/>
-                <w:szCs w:val="20"/>
-                <w:lang w:val="en-US"/>
-              </w:rPr>
-            </w:pPr>
-            <w:r>
-              <w:rPr>
+                <w:b/>
+                <w:bCs/>
+                <w:sz w:val="20"/>
+                <w:szCs w:val="20"/>
+                <w:lang w:val="en-US"/>
+              </w:rPr>
+            </w:pPr>
+            <w:r>
+              <w:rPr>
+                <w:b/>
+                <w:bCs/>
                 <w:sz w:val="20"/>
                 <w:szCs w:val="20"/>
                 <w:lang w:val="en-US"/>
@@ -6160,6 +6131,8 @@
             </w:r>
             <w:r>
               <w:rPr>
+                <w:b/>
+                <w:bCs/>
                 <w:sz w:val="20"/>
                 <w:szCs w:val="20"/>
                 <w:lang w:val="en-US"/>
@@ -6168,6 +6141,8 @@
             </w:r>
             <w:r>
               <w:rPr>
+                <w:b/>
+                <w:bCs/>
                 <w:sz w:val="20"/>
                 <w:szCs w:val="20"/>
                 <w:lang w:val="en-US"/>
@@ -6178,11 +6153,10 @@
         </w:tc>
         <w:tc>
           <w:tcPr>
-            <w:tcW w:w="1440" w:type="dxa"/>
-            <w:tcPrChange w:id="223" w:author="The Tien Mai" w:date="2025-09-04T13:19:00Z" w16du:dateUtc="2025-09-04T11:19:00Z">
+            <w:tcW w:w="1620" w:type="dxa"/>
+            <w:tcPrChange w:id="217" w:author="The Tien Mai" w:date="2025-09-04T13:19:00Z" w16du:dateUtc="2025-09-04T11:19:00Z">
               <w:tcPr>
                 <w:tcW w:w="1260" w:type="dxa"/>
-                <w:gridSpan w:val="2"/>
               </w:tcPr>
             </w:tcPrChange>
           </w:tcPr>
@@ -6209,11 +6183,12 @@
         </w:tc>
         <w:tc>
           <w:tcPr>
-            <w:tcW w:w="1260" w:type="dxa"/>
+            <w:tcW w:w="1080" w:type="dxa"/>
             <w:vMerge/>
-            <w:tcPrChange w:id="224" w:author="The Tien Mai" w:date="2025-09-04T13:19:00Z" w16du:dateUtc="2025-09-04T11:19:00Z">
+            <w:tcPrChange w:id="218" w:author="The Tien Mai" w:date="2025-09-04T13:19:00Z" w16du:dateUtc="2025-09-04T11:19:00Z">
               <w:tcPr>
                 <w:tcW w:w="1350" w:type="dxa"/>
+                <w:gridSpan w:val="2"/>
                 <w:vMerge/>
               </w:tcPr>
             </w:tcPrChange>
@@ -6226,7 +6201,7 @@
                 <w:szCs w:val="20"/>
                 <w:lang w:val="en-US"/>
               </w:rPr>
-              <w:pPrChange w:id="225" w:author="The Tien Mai" w:date="2025-09-04T13:20:00Z" w16du:dateUtc="2025-09-04T11:20:00Z">
+              <w:pPrChange w:id="219" w:author="The Tien Mai" w:date="2025-09-04T13:20:00Z" w16du:dateUtc="2025-09-04T11:20:00Z">
                 <w:pPr/>
               </w:pPrChange>
             </w:pPr>
@@ -6234,12 +6209,11 @@
         </w:tc>
         <w:tc>
           <w:tcPr>
-            <w:tcW w:w="3488" w:type="dxa"/>
+            <w:tcW w:w="3038" w:type="dxa"/>
             <w:vMerge/>
-            <w:tcPrChange w:id="226" w:author="The Tien Mai" w:date="2025-09-04T13:19:00Z" w16du:dateUtc="2025-09-04T11:19:00Z">
+            <w:tcPrChange w:id="220" w:author="The Tien Mai" w:date="2025-09-04T13:19:00Z" w16du:dateUtc="2025-09-04T11:19:00Z">
               <w:tcPr>
                 <w:tcW w:w="2678" w:type="dxa"/>
-                <w:gridSpan w:val="2"/>
                 <w:vMerge/>
               </w:tcPr>
             </w:tcPrChange>
@@ -6259,9 +6233,9 @@
       <w:tr>
         <w:trPr>
           <w:trHeight w:val="1138"/>
-          <w:trPrChange w:id="227" w:author="The Tien Mai" w:date="2025-09-04T13:19:00Z" w16du:dateUtc="2025-09-04T11:19:00Z">
+          <w:trPrChange w:id="221" w:author="The Tien Mai" w:date="2025-09-04T13:19:00Z" w16du:dateUtc="2025-09-04T11:19:00Z">
             <w:trPr>
-              <w:gridBefore w:val="1"/>
+              <w:gridBefore w:val="2"/>
               <w:trHeight w:val="1138"/>
             </w:trPr>
           </w:trPrChange>
@@ -6269,7 +6243,7 @@
         <w:tc>
           <w:tcPr>
             <w:tcW w:w="2250" w:type="dxa"/>
-            <w:tcPrChange w:id="228" w:author="The Tien Mai" w:date="2025-09-04T13:19:00Z" w16du:dateUtc="2025-09-04T11:19:00Z">
+            <w:tcPrChange w:id="222" w:author="The Tien Mai" w:date="2025-09-04T13:19:00Z" w16du:dateUtc="2025-09-04T11:19:00Z">
               <w:tcPr>
                 <w:tcW w:w="2421" w:type="dxa"/>
                 <w:gridSpan w:val="3"/>
@@ -6297,8 +6271,8 @@
         </w:tc>
         <w:tc>
           <w:tcPr>
-            <w:tcW w:w="1350" w:type="dxa"/>
-            <w:tcPrChange w:id="229" w:author="The Tien Mai" w:date="2025-09-04T13:19:00Z" w16du:dateUtc="2025-09-04T11:19:00Z">
+            <w:tcW w:w="1800" w:type="dxa"/>
+            <w:tcPrChange w:id="223" w:author="The Tien Mai" w:date="2025-09-04T13:19:00Z" w16du:dateUtc="2025-09-04T11:19:00Z">
               <w:tcPr>
                 <w:tcW w:w="1354" w:type="dxa"/>
                 <w:gridSpan w:val="2"/>
@@ -6308,13 +6282,17 @@
           <w:p>
             <w:pPr>
               <w:rPr>
-                <w:sz w:val="20"/>
-                <w:szCs w:val="20"/>
-                <w:lang w:val="en-US"/>
-              </w:rPr>
-            </w:pPr>
-            <w:r>
-              <w:rPr>
+                <w:b/>
+                <w:bCs/>
+                <w:sz w:val="20"/>
+                <w:szCs w:val="20"/>
+                <w:lang w:val="en-US"/>
+              </w:rPr>
+            </w:pPr>
+            <w:r>
+              <w:rPr>
+                <w:b/>
+                <w:bCs/>
                 <w:sz w:val="20"/>
                 <w:szCs w:val="20"/>
                 <w:lang w:val="en-US"/>
@@ -6325,11 +6303,10 @@
         </w:tc>
         <w:tc>
           <w:tcPr>
-            <w:tcW w:w="1440" w:type="dxa"/>
-            <w:tcPrChange w:id="230" w:author="The Tien Mai" w:date="2025-09-04T13:19:00Z" w16du:dateUtc="2025-09-04T11:19:00Z">
+            <w:tcW w:w="1620" w:type="dxa"/>
+            <w:tcPrChange w:id="224" w:author="The Tien Mai" w:date="2025-09-04T13:19:00Z" w16du:dateUtc="2025-09-04T11:19:00Z">
               <w:tcPr>
                 <w:tcW w:w="1260" w:type="dxa"/>
-                <w:gridSpan w:val="2"/>
               </w:tcPr>
             </w:tcPrChange>
           </w:tcPr>
@@ -6389,10 +6366,11 @@
         </w:tc>
         <w:tc>
           <w:tcPr>
-            <w:tcW w:w="1260" w:type="dxa"/>
-            <w:tcPrChange w:id="231" w:author="The Tien Mai" w:date="2025-09-04T13:19:00Z" w16du:dateUtc="2025-09-04T11:19:00Z">
+            <w:tcW w:w="1080" w:type="dxa"/>
+            <w:tcPrChange w:id="225" w:author="The Tien Mai" w:date="2025-09-04T13:19:00Z" w16du:dateUtc="2025-09-04T11:19:00Z">
               <w:tcPr>
                 <w:tcW w:w="1350" w:type="dxa"/>
+                <w:gridSpan w:val="2"/>
               </w:tcPr>
             </w:tcPrChange>
           </w:tcPr>
@@ -6404,7 +6382,7 @@
                 <w:szCs w:val="20"/>
                 <w:lang w:val="en-US"/>
               </w:rPr>
-              <w:pPrChange w:id="232" w:author="The Tien Mai" w:date="2025-09-04T13:20:00Z" w16du:dateUtc="2025-09-04T11:20:00Z">
+              <w:pPrChange w:id="226" w:author="The Tien Mai" w:date="2025-09-04T13:20:00Z" w16du:dateUtc="2025-09-04T11:20:00Z">
                 <w:pPr/>
               </w:pPrChange>
             </w:pPr>
@@ -6412,11 +6390,10 @@
         </w:tc>
         <w:tc>
           <w:tcPr>
-            <w:tcW w:w="3488" w:type="dxa"/>
-            <w:tcPrChange w:id="233" w:author="The Tien Mai" w:date="2025-09-04T13:19:00Z" w16du:dateUtc="2025-09-04T11:19:00Z">
+            <w:tcW w:w="3038" w:type="dxa"/>
+            <w:tcPrChange w:id="227" w:author="The Tien Mai" w:date="2025-09-04T13:19:00Z" w16du:dateUtc="2025-09-04T11:19:00Z">
               <w:tcPr>
                 <w:tcW w:w="2678" w:type="dxa"/>
-                <w:gridSpan w:val="2"/>
               </w:tcPr>
             </w:tcPrChange>
           </w:tcPr>
@@ -6497,16 +6474,16 @@
       </w:tr>
       <w:tr>
         <w:trPr>
-          <w:trPrChange w:id="234" w:author="The Tien Mai" w:date="2025-09-04T13:19:00Z" w16du:dateUtc="2025-09-04T11:19:00Z">
+          <w:trPrChange w:id="228" w:author="The Tien Mai" w:date="2025-09-04T13:19:00Z" w16du:dateUtc="2025-09-04T11:19:00Z">
             <w:trPr>
-              <w:gridBefore w:val="1"/>
+              <w:gridBefore w:val="2"/>
             </w:trPr>
           </w:trPrChange>
         </w:trPr>
         <w:tc>
           <w:tcPr>
             <w:tcW w:w="2250" w:type="dxa"/>
-            <w:tcPrChange w:id="235" w:author="The Tien Mai" w:date="2025-09-04T13:19:00Z" w16du:dateUtc="2025-09-04T11:19:00Z">
+            <w:tcPrChange w:id="229" w:author="The Tien Mai" w:date="2025-09-04T13:19:00Z" w16du:dateUtc="2025-09-04T11:19:00Z">
               <w:tcPr>
                 <w:tcW w:w="2421" w:type="dxa"/>
                 <w:gridSpan w:val="3"/>
@@ -6535,8 +6512,8 @@
         </w:tc>
         <w:tc>
           <w:tcPr>
-            <w:tcW w:w="1350" w:type="dxa"/>
-            <w:tcPrChange w:id="236" w:author="The Tien Mai" w:date="2025-09-04T13:19:00Z" w16du:dateUtc="2025-09-04T11:19:00Z">
+            <w:tcW w:w="1800" w:type="dxa"/>
+            <w:tcPrChange w:id="230" w:author="The Tien Mai" w:date="2025-09-04T13:19:00Z" w16du:dateUtc="2025-09-04T11:19:00Z">
               <w:tcPr>
                 <w:tcW w:w="1354" w:type="dxa"/>
                 <w:gridSpan w:val="2"/>
@@ -6546,13 +6523,17 @@
           <w:p>
             <w:pPr>
               <w:rPr>
-                <w:sz w:val="20"/>
-                <w:szCs w:val="20"/>
-                <w:lang w:val="en-US"/>
-              </w:rPr>
-            </w:pPr>
-            <w:r>
-              <w:rPr>
+                <w:b/>
+                <w:bCs/>
+                <w:sz w:val="20"/>
+                <w:szCs w:val="20"/>
+                <w:lang w:val="en-US"/>
+              </w:rPr>
+            </w:pPr>
+            <w:r>
+              <w:rPr>
+                <w:b/>
+                <w:bCs/>
                 <w:sz w:val="20"/>
                 <w:szCs w:val="20"/>
                 <w:lang w:val="en-US"/>
@@ -6563,11 +6544,10 @@
         </w:tc>
         <w:tc>
           <w:tcPr>
-            <w:tcW w:w="1440" w:type="dxa"/>
-            <w:tcPrChange w:id="237" w:author="The Tien Mai" w:date="2025-09-04T13:19:00Z" w16du:dateUtc="2025-09-04T11:19:00Z">
+            <w:tcW w:w="1620" w:type="dxa"/>
+            <w:tcPrChange w:id="231" w:author="The Tien Mai" w:date="2025-09-04T13:19:00Z" w16du:dateUtc="2025-09-04T11:19:00Z">
               <w:tcPr>
                 <w:tcW w:w="1260" w:type="dxa"/>
-                <w:gridSpan w:val="2"/>
               </w:tcPr>
             </w:tcPrChange>
           </w:tcPr>
@@ -6594,10 +6574,11 @@
         </w:tc>
         <w:tc>
           <w:tcPr>
-            <w:tcW w:w="1260" w:type="dxa"/>
-            <w:tcPrChange w:id="238" w:author="The Tien Mai" w:date="2025-09-04T13:19:00Z" w16du:dateUtc="2025-09-04T11:19:00Z">
+            <w:tcW w:w="1080" w:type="dxa"/>
+            <w:tcPrChange w:id="232" w:author="The Tien Mai" w:date="2025-09-04T13:19:00Z" w16du:dateUtc="2025-09-04T11:19:00Z">
               <w:tcPr>
                 <w:tcW w:w="1350" w:type="dxa"/>
+                <w:gridSpan w:val="2"/>
               </w:tcPr>
             </w:tcPrChange>
           </w:tcPr>
@@ -6609,7 +6590,7 @@
                 <w:szCs w:val="20"/>
                 <w:lang w:val="en-US"/>
               </w:rPr>
-              <w:pPrChange w:id="239" w:author="The Tien Mai" w:date="2025-09-04T13:20:00Z" w16du:dateUtc="2025-09-04T11:20:00Z">
+              <w:pPrChange w:id="233" w:author="The Tien Mai" w:date="2025-09-04T13:20:00Z" w16du:dateUtc="2025-09-04T11:20:00Z">
                 <w:pPr/>
               </w:pPrChange>
             </w:pPr>
@@ -6635,11 +6616,10 @@
         </w:tc>
         <w:tc>
           <w:tcPr>
-            <w:tcW w:w="3488" w:type="dxa"/>
-            <w:tcPrChange w:id="240" w:author="The Tien Mai" w:date="2025-09-04T13:19:00Z" w16du:dateUtc="2025-09-04T11:19:00Z">
+            <w:tcW w:w="3038" w:type="dxa"/>
+            <w:tcPrChange w:id="234" w:author="The Tien Mai" w:date="2025-09-04T13:19:00Z" w16du:dateUtc="2025-09-04T11:19:00Z">
               <w:tcPr>
                 <w:tcW w:w="2678" w:type="dxa"/>
-                <w:gridSpan w:val="2"/>
               </w:tcPr>
             </w:tcPrChange>
           </w:tcPr>
@@ -6664,16 +6644,16 @@
       </w:tr>
       <w:tr>
         <w:trPr>
-          <w:trPrChange w:id="241" w:author="The Tien Mai" w:date="2025-09-04T13:19:00Z" w16du:dateUtc="2025-09-04T11:19:00Z">
+          <w:trPrChange w:id="235" w:author="The Tien Mai" w:date="2025-09-04T13:19:00Z" w16du:dateUtc="2025-09-04T11:19:00Z">
             <w:trPr>
-              <w:gridBefore w:val="1"/>
+              <w:gridBefore w:val="2"/>
             </w:trPr>
           </w:trPrChange>
         </w:trPr>
         <w:tc>
           <w:tcPr>
             <w:tcW w:w="2250" w:type="dxa"/>
-            <w:tcPrChange w:id="242" w:author="The Tien Mai" w:date="2025-09-04T13:19:00Z" w16du:dateUtc="2025-09-04T11:19:00Z">
+            <w:tcPrChange w:id="236" w:author="The Tien Mai" w:date="2025-09-04T13:19:00Z" w16du:dateUtc="2025-09-04T11:19:00Z">
               <w:tcPr>
                 <w:tcW w:w="2421" w:type="dxa"/>
                 <w:gridSpan w:val="3"/>
@@ -6702,8 +6682,8 @@
         </w:tc>
         <w:tc>
           <w:tcPr>
-            <w:tcW w:w="1350" w:type="dxa"/>
-            <w:tcPrChange w:id="243" w:author="The Tien Mai" w:date="2025-09-04T13:19:00Z" w16du:dateUtc="2025-09-04T11:19:00Z">
+            <w:tcW w:w="1800" w:type="dxa"/>
+            <w:tcPrChange w:id="237" w:author="The Tien Mai" w:date="2025-09-04T13:19:00Z" w16du:dateUtc="2025-09-04T11:19:00Z">
               <w:tcPr>
                 <w:tcW w:w="1354" w:type="dxa"/>
                 <w:gridSpan w:val="2"/>
@@ -6713,13 +6693,17 @@
           <w:p>
             <w:pPr>
               <w:rPr>
-                <w:sz w:val="20"/>
-                <w:szCs w:val="20"/>
-                <w:lang w:val="en-US"/>
-              </w:rPr>
-            </w:pPr>
-            <w:r>
-              <w:rPr>
+                <w:b/>
+                <w:bCs/>
+                <w:sz w:val="20"/>
+                <w:szCs w:val="20"/>
+                <w:lang w:val="en-US"/>
+              </w:rPr>
+            </w:pPr>
+            <w:r>
+              <w:rPr>
+                <w:b/>
+                <w:bCs/>
                 <w:sz w:val="20"/>
                 <w:szCs w:val="20"/>
                 <w:lang w:val="en-US"/>
@@ -6730,11 +6714,10 @@
         </w:tc>
         <w:tc>
           <w:tcPr>
-            <w:tcW w:w="1440" w:type="dxa"/>
-            <w:tcPrChange w:id="244" w:author="The Tien Mai" w:date="2025-09-04T13:19:00Z" w16du:dateUtc="2025-09-04T11:19:00Z">
+            <w:tcW w:w="1620" w:type="dxa"/>
+            <w:tcPrChange w:id="238" w:author="The Tien Mai" w:date="2025-09-04T13:19:00Z" w16du:dateUtc="2025-09-04T11:19:00Z">
               <w:tcPr>
                 <w:tcW w:w="1260" w:type="dxa"/>
-                <w:gridSpan w:val="2"/>
               </w:tcPr>
             </w:tcPrChange>
           </w:tcPr>
@@ -6761,10 +6744,11 @@
         </w:tc>
         <w:tc>
           <w:tcPr>
-            <w:tcW w:w="1260" w:type="dxa"/>
-            <w:tcPrChange w:id="245" w:author="The Tien Mai" w:date="2025-09-04T13:19:00Z" w16du:dateUtc="2025-09-04T11:19:00Z">
+            <w:tcW w:w="1080" w:type="dxa"/>
+            <w:tcPrChange w:id="239" w:author="The Tien Mai" w:date="2025-09-04T13:19:00Z" w16du:dateUtc="2025-09-04T11:19:00Z">
               <w:tcPr>
                 <w:tcW w:w="1350" w:type="dxa"/>
+                <w:gridSpan w:val="2"/>
               </w:tcPr>
             </w:tcPrChange>
           </w:tcPr>
@@ -6776,7 +6760,7 @@
                 <w:szCs w:val="20"/>
                 <w:lang w:val="en-US"/>
               </w:rPr>
-              <w:pPrChange w:id="246" w:author="The Tien Mai" w:date="2025-09-04T13:20:00Z" w16du:dateUtc="2025-09-04T11:20:00Z">
+              <w:pPrChange w:id="240" w:author="The Tien Mai" w:date="2025-09-04T13:20:00Z" w16du:dateUtc="2025-09-04T11:20:00Z">
                 <w:pPr/>
               </w:pPrChange>
             </w:pPr>
@@ -6820,11 +6804,10 @@
         </w:tc>
         <w:tc>
           <w:tcPr>
-            <w:tcW w:w="3488" w:type="dxa"/>
-            <w:tcPrChange w:id="247" w:author="The Tien Mai" w:date="2025-09-04T13:19:00Z" w16du:dateUtc="2025-09-04T11:19:00Z">
+            <w:tcW w:w="3038" w:type="dxa"/>
+            <w:tcPrChange w:id="241" w:author="The Tien Mai" w:date="2025-09-04T13:19:00Z" w16du:dateUtc="2025-09-04T11:19:00Z">
               <w:tcPr>
                 <w:tcW w:w="2678" w:type="dxa"/>
-                <w:gridSpan w:val="2"/>
               </w:tcPr>
             </w:tcPrChange>
           </w:tcPr>
@@ -6849,16 +6832,16 @@
       </w:tr>
       <w:tr>
         <w:trPr>
-          <w:trPrChange w:id="248" w:author="The Tien Mai" w:date="2025-09-04T13:19:00Z" w16du:dateUtc="2025-09-04T11:19:00Z">
+          <w:trPrChange w:id="242" w:author="The Tien Mai" w:date="2025-09-04T13:19:00Z" w16du:dateUtc="2025-09-04T11:19:00Z">
             <w:trPr>
-              <w:gridBefore w:val="1"/>
+              <w:gridBefore w:val="2"/>
             </w:trPr>
           </w:trPrChange>
         </w:trPr>
         <w:tc>
           <w:tcPr>
             <w:tcW w:w="2250" w:type="dxa"/>
-            <w:tcPrChange w:id="249" w:author="The Tien Mai" w:date="2025-09-04T13:19:00Z" w16du:dateUtc="2025-09-04T11:19:00Z">
+            <w:tcPrChange w:id="243" w:author="The Tien Mai" w:date="2025-09-04T13:19:00Z" w16du:dateUtc="2025-09-04T11:19:00Z">
               <w:tcPr>
                 <w:tcW w:w="2421" w:type="dxa"/>
                 <w:gridSpan w:val="3"/>
@@ -6887,8 +6870,8 @@
         </w:tc>
         <w:tc>
           <w:tcPr>
-            <w:tcW w:w="1350" w:type="dxa"/>
-            <w:tcPrChange w:id="250" w:author="The Tien Mai" w:date="2025-09-04T13:19:00Z" w16du:dateUtc="2025-09-04T11:19:00Z">
+            <w:tcW w:w="1800" w:type="dxa"/>
+            <w:tcPrChange w:id="244" w:author="The Tien Mai" w:date="2025-09-04T13:19:00Z" w16du:dateUtc="2025-09-04T11:19:00Z">
               <w:tcPr>
                 <w:tcW w:w="1354" w:type="dxa"/>
                 <w:gridSpan w:val="2"/>
@@ -6898,13 +6881,17 @@
           <w:p>
             <w:pPr>
               <w:rPr>
-                <w:sz w:val="20"/>
-                <w:szCs w:val="20"/>
-                <w:lang w:val="en-US"/>
-              </w:rPr>
-            </w:pPr>
-            <w:r>
-              <w:rPr>
+                <w:b/>
+                <w:bCs/>
+                <w:sz w:val="20"/>
+                <w:szCs w:val="20"/>
+                <w:lang w:val="en-US"/>
+              </w:rPr>
+            </w:pPr>
+            <w:r>
+              <w:rPr>
+                <w:b/>
+                <w:bCs/>
                 <w:sz w:val="20"/>
                 <w:szCs w:val="20"/>
                 <w:lang w:val="en-US"/>
@@ -6915,11 +6902,10 @@
         </w:tc>
         <w:tc>
           <w:tcPr>
-            <w:tcW w:w="1440" w:type="dxa"/>
-            <w:tcPrChange w:id="251" w:author="The Tien Mai" w:date="2025-09-04T13:19:00Z" w16du:dateUtc="2025-09-04T11:19:00Z">
+            <w:tcW w:w="1620" w:type="dxa"/>
+            <w:tcPrChange w:id="245" w:author="The Tien Mai" w:date="2025-09-04T13:19:00Z" w16du:dateUtc="2025-09-04T11:19:00Z">
               <w:tcPr>
                 <w:tcW w:w="1260" w:type="dxa"/>
-                <w:gridSpan w:val="2"/>
               </w:tcPr>
             </w:tcPrChange>
           </w:tcPr>
@@ -6946,10 +6932,11 @@
         </w:tc>
         <w:tc>
           <w:tcPr>
-            <w:tcW w:w="1260" w:type="dxa"/>
-            <w:tcPrChange w:id="252" w:author="The Tien Mai" w:date="2025-09-04T13:19:00Z" w16du:dateUtc="2025-09-04T11:19:00Z">
+            <w:tcW w:w="1080" w:type="dxa"/>
+            <w:tcPrChange w:id="246" w:author="The Tien Mai" w:date="2025-09-04T13:19:00Z" w16du:dateUtc="2025-09-04T11:19:00Z">
               <w:tcPr>
                 <w:tcW w:w="1350" w:type="dxa"/>
+                <w:gridSpan w:val="2"/>
               </w:tcPr>
             </w:tcPrChange>
           </w:tcPr>
@@ -6961,7 +6948,7 @@
                 <w:szCs w:val="20"/>
                 <w:lang w:val="en-US"/>
               </w:rPr>
-              <w:pPrChange w:id="253" w:author="The Tien Mai" w:date="2025-09-04T13:20:00Z" w16du:dateUtc="2025-09-04T11:20:00Z">
+              <w:pPrChange w:id="247" w:author="The Tien Mai" w:date="2025-09-04T13:20:00Z" w16du:dateUtc="2025-09-04T11:20:00Z">
                 <w:pPr/>
               </w:pPrChange>
             </w:pPr>
@@ -7005,11 +6992,10 @@
         </w:tc>
         <w:tc>
           <w:tcPr>
-            <w:tcW w:w="3488" w:type="dxa"/>
-            <w:tcPrChange w:id="254" w:author="The Tien Mai" w:date="2025-09-04T13:19:00Z" w16du:dateUtc="2025-09-04T11:19:00Z">
+            <w:tcW w:w="3038" w:type="dxa"/>
+            <w:tcPrChange w:id="248" w:author="The Tien Mai" w:date="2025-09-04T13:19:00Z" w16du:dateUtc="2025-09-04T11:19:00Z">
               <w:tcPr>
                 <w:tcW w:w="2678" w:type="dxa"/>
-                <w:gridSpan w:val="2"/>
               </w:tcPr>
             </w:tcPrChange>
           </w:tcPr>
@@ -7052,16 +7038,16 @@
       </w:tr>
       <w:tr>
         <w:trPr>
-          <w:trPrChange w:id="255" w:author="The Tien Mai" w:date="2025-09-04T13:19:00Z" w16du:dateUtc="2025-09-04T11:19:00Z">
+          <w:trPrChange w:id="249" w:author="The Tien Mai" w:date="2025-09-04T13:19:00Z" w16du:dateUtc="2025-09-04T11:19:00Z">
             <w:trPr>
-              <w:gridBefore w:val="1"/>
+              <w:gridBefore w:val="2"/>
             </w:trPr>
           </w:trPrChange>
         </w:trPr>
         <w:tc>
           <w:tcPr>
             <w:tcW w:w="2250" w:type="dxa"/>
-            <w:tcPrChange w:id="256" w:author="The Tien Mai" w:date="2025-09-04T13:19:00Z" w16du:dateUtc="2025-09-04T11:19:00Z">
+            <w:tcPrChange w:id="250" w:author="The Tien Mai" w:date="2025-09-04T13:19:00Z" w16du:dateUtc="2025-09-04T11:19:00Z">
               <w:tcPr>
                 <w:tcW w:w="2421" w:type="dxa"/>
                 <w:gridSpan w:val="3"/>
@@ -7090,8 +7076,8 @@
         </w:tc>
         <w:tc>
           <w:tcPr>
-            <w:tcW w:w="1350" w:type="dxa"/>
-            <w:tcPrChange w:id="257" w:author="The Tien Mai" w:date="2025-09-04T13:19:00Z" w16du:dateUtc="2025-09-04T11:19:00Z">
+            <w:tcW w:w="1800" w:type="dxa"/>
+            <w:tcPrChange w:id="251" w:author="The Tien Mai" w:date="2025-09-04T13:19:00Z" w16du:dateUtc="2025-09-04T11:19:00Z">
               <w:tcPr>
                 <w:tcW w:w="1354" w:type="dxa"/>
                 <w:gridSpan w:val="2"/>
@@ -7101,13 +7087,17 @@
           <w:p>
             <w:pPr>
               <w:rPr>
-                <w:sz w:val="20"/>
-                <w:szCs w:val="20"/>
-                <w:lang w:val="en-US"/>
-              </w:rPr>
-            </w:pPr>
-            <w:r>
-              <w:rPr>
+                <w:b/>
+                <w:bCs/>
+                <w:sz w:val="20"/>
+                <w:szCs w:val="20"/>
+                <w:lang w:val="en-US"/>
+              </w:rPr>
+            </w:pPr>
+            <w:r>
+              <w:rPr>
+                <w:b/>
+                <w:bCs/>
                 <w:sz w:val="20"/>
                 <w:szCs w:val="20"/>
                 <w:lang w:val="en-US"/>
@@ -7118,11 +7108,10 @@
         </w:tc>
         <w:tc>
           <w:tcPr>
-            <w:tcW w:w="1440" w:type="dxa"/>
-            <w:tcPrChange w:id="258" w:author="The Tien Mai" w:date="2025-09-04T13:19:00Z" w16du:dateUtc="2025-09-04T11:19:00Z">
+            <w:tcW w:w="1620" w:type="dxa"/>
+            <w:tcPrChange w:id="252" w:author="The Tien Mai" w:date="2025-09-04T13:19:00Z" w16du:dateUtc="2025-09-04T11:19:00Z">
               <w:tcPr>
                 <w:tcW w:w="1260" w:type="dxa"/>
-                <w:gridSpan w:val="2"/>
               </w:tcPr>
             </w:tcPrChange>
           </w:tcPr>
@@ -7157,10 +7146,11 @@
         </w:tc>
         <w:tc>
           <w:tcPr>
-            <w:tcW w:w="1260" w:type="dxa"/>
-            <w:tcPrChange w:id="259" w:author="The Tien Mai" w:date="2025-09-04T13:19:00Z" w16du:dateUtc="2025-09-04T11:19:00Z">
+            <w:tcW w:w="1080" w:type="dxa"/>
+            <w:tcPrChange w:id="253" w:author="The Tien Mai" w:date="2025-09-04T13:19:00Z" w16du:dateUtc="2025-09-04T11:19:00Z">
               <w:tcPr>
                 <w:tcW w:w="1350" w:type="dxa"/>
+                <w:gridSpan w:val="2"/>
               </w:tcPr>
             </w:tcPrChange>
           </w:tcPr>
@@ -7172,7 +7162,7 @@
                 <w:szCs w:val="20"/>
                 <w:lang w:val="en-US"/>
               </w:rPr>
-              <w:pPrChange w:id="260" w:author="The Tien Mai" w:date="2025-09-04T13:20:00Z" w16du:dateUtc="2025-09-04T11:20:00Z">
+              <w:pPrChange w:id="254" w:author="The Tien Mai" w:date="2025-09-04T13:20:00Z" w16du:dateUtc="2025-09-04T11:20:00Z">
                 <w:pPr/>
               </w:pPrChange>
             </w:pPr>
@@ -7198,11 +7188,10 @@
         </w:tc>
         <w:tc>
           <w:tcPr>
-            <w:tcW w:w="3488" w:type="dxa"/>
-            <w:tcPrChange w:id="261" w:author="The Tien Mai" w:date="2025-09-04T13:19:00Z" w16du:dateUtc="2025-09-04T11:19:00Z">
+            <w:tcW w:w="3038" w:type="dxa"/>
+            <w:tcPrChange w:id="255" w:author="The Tien Mai" w:date="2025-09-04T13:19:00Z" w16du:dateUtc="2025-09-04T11:19:00Z">
               <w:tcPr>
                 <w:tcW w:w="2678" w:type="dxa"/>
-                <w:gridSpan w:val="2"/>
               </w:tcPr>
             </w:tcPrChange>
           </w:tcPr>
@@ -7229,7 +7218,7 @@
             <w:r>
               <w:rPr>
                 <w:lang w:val="en-US"/>
-                <w:rPrChange w:id="262" w:author="The Tien Mai" w:date="2025-09-04T13:18:00Z" w16du:dateUtc="2025-09-04T11:18:00Z">
+                <w:rPrChange w:id="256" w:author="The Tien Mai" w:date="2025-09-04T13:18:00Z" w16du:dateUtc="2025-09-04T11:18:00Z">
                   <w:rPr/>
                 </w:rPrChange>
               </w:rPr>
@@ -7275,16 +7264,16 @@
       </w:tr>
       <w:tr>
         <w:trPr>
-          <w:trPrChange w:id="263" w:author="The Tien Mai" w:date="2025-09-04T13:19:00Z" w16du:dateUtc="2025-09-04T11:19:00Z">
+          <w:trPrChange w:id="257" w:author="The Tien Mai" w:date="2025-09-04T13:19:00Z" w16du:dateUtc="2025-09-04T11:19:00Z">
             <w:trPr>
-              <w:gridBefore w:val="1"/>
+              <w:gridBefore w:val="2"/>
             </w:trPr>
           </w:trPrChange>
         </w:trPr>
         <w:tc>
           <w:tcPr>
             <w:tcW w:w="2250" w:type="dxa"/>
-            <w:tcPrChange w:id="264" w:author="The Tien Mai" w:date="2025-09-04T13:19:00Z" w16du:dateUtc="2025-09-04T11:19:00Z">
+            <w:tcPrChange w:id="258" w:author="The Tien Mai" w:date="2025-09-04T13:19:00Z" w16du:dateUtc="2025-09-04T11:19:00Z">
               <w:tcPr>
                 <w:tcW w:w="2421" w:type="dxa"/>
                 <w:gridSpan w:val="3"/>
@@ -7313,8 +7302,8 @@
         </w:tc>
         <w:tc>
           <w:tcPr>
-            <w:tcW w:w="1350" w:type="dxa"/>
-            <w:tcPrChange w:id="265" w:author="The Tien Mai" w:date="2025-09-04T13:19:00Z" w16du:dateUtc="2025-09-04T11:19:00Z">
+            <w:tcW w:w="1800" w:type="dxa"/>
+            <w:tcPrChange w:id="259" w:author="The Tien Mai" w:date="2025-09-04T13:19:00Z" w16du:dateUtc="2025-09-04T11:19:00Z">
               <w:tcPr>
                 <w:tcW w:w="1354" w:type="dxa"/>
                 <w:gridSpan w:val="2"/>
@@ -7324,13 +7313,17 @@
           <w:p>
             <w:pPr>
               <w:rPr>
-                <w:sz w:val="20"/>
-                <w:szCs w:val="20"/>
-                <w:lang w:val="en-US"/>
-              </w:rPr>
-            </w:pPr>
-            <w:r>
-              <w:rPr>
+                <w:b/>
+                <w:bCs/>
+                <w:sz w:val="20"/>
+                <w:szCs w:val="20"/>
+                <w:lang w:val="en-US"/>
+              </w:rPr>
+            </w:pPr>
+            <w:r>
+              <w:rPr>
+                <w:b/>
+                <w:bCs/>
                 <w:sz w:val="20"/>
                 <w:szCs w:val="20"/>
                 <w:lang w:val="en-US"/>
@@ -7341,11 +7334,10 @@
         </w:tc>
         <w:tc>
           <w:tcPr>
-            <w:tcW w:w="1440" w:type="dxa"/>
-            <w:tcPrChange w:id="266" w:author="The Tien Mai" w:date="2025-09-04T13:19:00Z" w16du:dateUtc="2025-09-04T11:19:00Z">
+            <w:tcW w:w="1620" w:type="dxa"/>
+            <w:tcPrChange w:id="260" w:author="The Tien Mai" w:date="2025-09-04T13:19:00Z" w16du:dateUtc="2025-09-04T11:19:00Z">
               <w:tcPr>
                 <w:tcW w:w="1260" w:type="dxa"/>
-                <w:gridSpan w:val="2"/>
               </w:tcPr>
             </w:tcPrChange>
           </w:tcPr>
@@ -7388,10 +7380,11 @@
         </w:tc>
         <w:tc>
           <w:tcPr>
-            <w:tcW w:w="1260" w:type="dxa"/>
-            <w:tcPrChange w:id="267" w:author="The Tien Mai" w:date="2025-09-04T13:19:00Z" w16du:dateUtc="2025-09-04T11:19:00Z">
+            <w:tcW w:w="1080" w:type="dxa"/>
+            <w:tcPrChange w:id="261" w:author="The Tien Mai" w:date="2025-09-04T13:19:00Z" w16du:dateUtc="2025-09-04T11:19:00Z">
               <w:tcPr>
                 <w:tcW w:w="1350" w:type="dxa"/>
+                <w:gridSpan w:val="2"/>
               </w:tcPr>
             </w:tcPrChange>
           </w:tcPr>
@@ -7403,7 +7396,7 @@
                 <w:szCs w:val="20"/>
                 <w:lang w:val="en-US"/>
               </w:rPr>
-              <w:pPrChange w:id="268" w:author="The Tien Mai" w:date="2025-09-04T13:20:00Z" w16du:dateUtc="2025-09-04T11:20:00Z">
+              <w:pPrChange w:id="262" w:author="The Tien Mai" w:date="2025-09-04T13:20:00Z" w16du:dateUtc="2025-09-04T11:20:00Z">
                 <w:pPr/>
               </w:pPrChange>
             </w:pPr>
@@ -7429,11 +7422,10 @@
         </w:tc>
         <w:tc>
           <w:tcPr>
-            <w:tcW w:w="3488" w:type="dxa"/>
-            <w:tcPrChange w:id="269" w:author="The Tien Mai" w:date="2025-09-04T13:19:00Z" w16du:dateUtc="2025-09-04T11:19:00Z">
+            <w:tcW w:w="3038" w:type="dxa"/>
+            <w:tcPrChange w:id="263" w:author="The Tien Mai" w:date="2025-09-04T13:19:00Z" w16du:dateUtc="2025-09-04T11:19:00Z">
               <w:tcPr>
                 <w:tcW w:w="2678" w:type="dxa"/>
-                <w:gridSpan w:val="2"/>
               </w:tcPr>
             </w:tcPrChange>
           </w:tcPr>
@@ -7473,16 +7465,16 @@
       </w:tr>
       <w:tr>
         <w:trPr>
-          <w:trPrChange w:id="270" w:author="The Tien Mai" w:date="2025-09-04T13:19:00Z" w16du:dateUtc="2025-09-04T11:19:00Z">
+          <w:trPrChange w:id="264" w:author="The Tien Mai" w:date="2025-09-04T13:19:00Z" w16du:dateUtc="2025-09-04T11:19:00Z">
             <w:trPr>
-              <w:gridBefore w:val="1"/>
+              <w:gridBefore w:val="2"/>
             </w:trPr>
           </w:trPrChange>
         </w:trPr>
         <w:tc>
           <w:tcPr>
             <w:tcW w:w="2250" w:type="dxa"/>
-            <w:tcPrChange w:id="271" w:author="The Tien Mai" w:date="2025-09-04T13:19:00Z" w16du:dateUtc="2025-09-04T11:19:00Z">
+            <w:tcPrChange w:id="265" w:author="The Tien Mai" w:date="2025-09-04T13:19:00Z" w16du:dateUtc="2025-09-04T11:19:00Z">
               <w:tcPr>
                 <w:tcW w:w="2421" w:type="dxa"/>
                 <w:gridSpan w:val="3"/>
@@ -7511,8 +7503,8 @@
         </w:tc>
         <w:tc>
           <w:tcPr>
-            <w:tcW w:w="1350" w:type="dxa"/>
-            <w:tcPrChange w:id="272" w:author="The Tien Mai" w:date="2025-09-04T13:19:00Z" w16du:dateUtc="2025-09-04T11:19:00Z">
+            <w:tcW w:w="1800" w:type="dxa"/>
+            <w:tcPrChange w:id="266" w:author="The Tien Mai" w:date="2025-09-04T13:19:00Z" w16du:dateUtc="2025-09-04T11:19:00Z">
               <w:tcPr>
                 <w:tcW w:w="1354" w:type="dxa"/>
                 <w:gridSpan w:val="2"/>
@@ -7522,13 +7514,17 @@
           <w:p>
             <w:pPr>
               <w:rPr>
-                <w:sz w:val="20"/>
-                <w:szCs w:val="20"/>
-                <w:lang w:val="en-US"/>
-              </w:rPr>
-            </w:pPr>
-            <w:r>
-              <w:rPr>
+                <w:b/>
+                <w:bCs/>
+                <w:sz w:val="20"/>
+                <w:szCs w:val="20"/>
+                <w:lang w:val="en-US"/>
+              </w:rPr>
+            </w:pPr>
+            <w:r>
+              <w:rPr>
+                <w:b/>
+                <w:bCs/>
                 <w:sz w:val="20"/>
                 <w:szCs w:val="20"/>
                 <w:lang w:val="en-US"/>
@@ -7539,11 +7535,10 @@
         </w:tc>
         <w:tc>
           <w:tcPr>
-            <w:tcW w:w="1440" w:type="dxa"/>
-            <w:tcPrChange w:id="273" w:author="The Tien Mai" w:date="2025-09-04T13:19:00Z" w16du:dateUtc="2025-09-04T11:19:00Z">
+            <w:tcW w:w="1620" w:type="dxa"/>
+            <w:tcPrChange w:id="267" w:author="The Tien Mai" w:date="2025-09-04T13:19:00Z" w16du:dateUtc="2025-09-04T11:19:00Z">
               <w:tcPr>
                 <w:tcW w:w="1260" w:type="dxa"/>
-                <w:gridSpan w:val="2"/>
               </w:tcPr>
             </w:tcPrChange>
           </w:tcPr>
@@ -7570,10 +7565,11 @@
         </w:tc>
         <w:tc>
           <w:tcPr>
-            <w:tcW w:w="1260" w:type="dxa"/>
-            <w:tcPrChange w:id="274" w:author="The Tien Mai" w:date="2025-09-04T13:19:00Z" w16du:dateUtc="2025-09-04T11:19:00Z">
+            <w:tcW w:w="1080" w:type="dxa"/>
+            <w:tcPrChange w:id="268" w:author="The Tien Mai" w:date="2025-09-04T13:19:00Z" w16du:dateUtc="2025-09-04T11:19:00Z">
               <w:tcPr>
                 <w:tcW w:w="1350" w:type="dxa"/>
+                <w:gridSpan w:val="2"/>
               </w:tcPr>
             </w:tcPrChange>
           </w:tcPr>
@@ -7585,7 +7581,7 @@
                 <w:szCs w:val="20"/>
                 <w:lang w:val="en-US"/>
               </w:rPr>
-              <w:pPrChange w:id="275" w:author="The Tien Mai" w:date="2025-09-04T13:20:00Z" w16du:dateUtc="2025-09-04T11:20:00Z">
+              <w:pPrChange w:id="269" w:author="The Tien Mai" w:date="2025-09-04T13:20:00Z" w16du:dateUtc="2025-09-04T11:20:00Z">
                 <w:pPr/>
               </w:pPrChange>
             </w:pPr>
@@ -7629,11 +7625,10 @@
         </w:tc>
         <w:tc>
           <w:tcPr>
-            <w:tcW w:w="3488" w:type="dxa"/>
-            <w:tcPrChange w:id="276" w:author="The Tien Mai" w:date="2025-09-04T13:19:00Z" w16du:dateUtc="2025-09-04T11:19:00Z">
+            <w:tcW w:w="3038" w:type="dxa"/>
+            <w:tcPrChange w:id="270" w:author="The Tien Mai" w:date="2025-09-04T13:19:00Z" w16du:dateUtc="2025-09-04T11:19:00Z">
               <w:tcPr>
                 <w:tcW w:w="2678" w:type="dxa"/>
-                <w:gridSpan w:val="2"/>
               </w:tcPr>
             </w:tcPrChange>
           </w:tcPr>
@@ -7658,16 +7653,16 @@
       </w:tr>
       <w:tr>
         <w:trPr>
-          <w:trPrChange w:id="277" w:author="The Tien Mai" w:date="2025-09-04T13:19:00Z" w16du:dateUtc="2025-09-04T11:19:00Z">
+          <w:trPrChange w:id="271" w:author="The Tien Mai" w:date="2025-09-04T13:19:00Z" w16du:dateUtc="2025-09-04T11:19:00Z">
             <w:trPr>
-              <w:gridBefore w:val="1"/>
+              <w:gridBefore w:val="2"/>
             </w:trPr>
           </w:trPrChange>
         </w:trPr>
         <w:tc>
           <w:tcPr>
             <w:tcW w:w="2250" w:type="dxa"/>
-            <w:tcPrChange w:id="278" w:author="The Tien Mai" w:date="2025-09-04T13:19:00Z" w16du:dateUtc="2025-09-04T11:19:00Z">
+            <w:tcPrChange w:id="272" w:author="The Tien Mai" w:date="2025-09-04T13:19:00Z" w16du:dateUtc="2025-09-04T11:19:00Z">
               <w:tcPr>
                 <w:tcW w:w="2421" w:type="dxa"/>
                 <w:gridSpan w:val="3"/>
@@ -7696,8 +7691,8 @@
         </w:tc>
         <w:tc>
           <w:tcPr>
-            <w:tcW w:w="1350" w:type="dxa"/>
-            <w:tcPrChange w:id="279" w:author="The Tien Mai" w:date="2025-09-04T13:19:00Z" w16du:dateUtc="2025-09-04T11:19:00Z">
+            <w:tcW w:w="1800" w:type="dxa"/>
+            <w:tcPrChange w:id="273" w:author="The Tien Mai" w:date="2025-09-04T13:19:00Z" w16du:dateUtc="2025-09-04T11:19:00Z">
               <w:tcPr>
                 <w:tcW w:w="1354" w:type="dxa"/>
                 <w:gridSpan w:val="2"/>
@@ -7707,13 +7702,17 @@
           <w:p>
             <w:pPr>
               <w:rPr>
-                <w:sz w:val="20"/>
-                <w:szCs w:val="20"/>
-                <w:lang w:val="en-US"/>
-              </w:rPr>
-            </w:pPr>
-            <w:r>
-              <w:rPr>
+                <w:b/>
+                <w:bCs/>
+                <w:sz w:val="20"/>
+                <w:szCs w:val="20"/>
+                <w:lang w:val="en-US"/>
+              </w:rPr>
+            </w:pPr>
+            <w:r>
+              <w:rPr>
+                <w:b/>
+                <w:bCs/>
                 <w:sz w:val="20"/>
                 <w:szCs w:val="20"/>
                 <w:lang w:val="en-US"/>
@@ -7724,11 +7723,10 @@
         </w:tc>
         <w:tc>
           <w:tcPr>
-            <w:tcW w:w="1440" w:type="dxa"/>
-            <w:tcPrChange w:id="280" w:author="The Tien Mai" w:date="2025-09-04T13:19:00Z" w16du:dateUtc="2025-09-04T11:19:00Z">
+            <w:tcW w:w="1620" w:type="dxa"/>
+            <w:tcPrChange w:id="274" w:author="The Tien Mai" w:date="2025-09-04T13:19:00Z" w16du:dateUtc="2025-09-04T11:19:00Z">
               <w:tcPr>
                 <w:tcW w:w="1260" w:type="dxa"/>
-                <w:gridSpan w:val="2"/>
               </w:tcPr>
             </w:tcPrChange>
           </w:tcPr>
@@ -7755,10 +7753,11 @@
         </w:tc>
         <w:tc>
           <w:tcPr>
-            <w:tcW w:w="1260" w:type="dxa"/>
-            <w:tcPrChange w:id="281" w:author="The Tien Mai" w:date="2025-09-04T13:19:00Z" w16du:dateUtc="2025-09-04T11:19:00Z">
+            <w:tcW w:w="1080" w:type="dxa"/>
+            <w:tcPrChange w:id="275" w:author="The Tien Mai" w:date="2025-09-04T13:19:00Z" w16du:dateUtc="2025-09-04T11:19:00Z">
               <w:tcPr>
                 <w:tcW w:w="1350" w:type="dxa"/>
+                <w:gridSpan w:val="2"/>
               </w:tcPr>
             </w:tcPrChange>
           </w:tcPr>
@@ -7770,7 +7769,7 @@
                 <w:szCs w:val="20"/>
                 <w:lang w:val="en-US"/>
               </w:rPr>
-              <w:pPrChange w:id="282" w:author="The Tien Mai" w:date="2025-09-04T13:20:00Z" w16du:dateUtc="2025-09-04T11:20:00Z">
+              <w:pPrChange w:id="276" w:author="The Tien Mai" w:date="2025-09-04T13:20:00Z" w16du:dateUtc="2025-09-04T11:20:00Z">
                 <w:pPr/>
               </w:pPrChange>
             </w:pPr>
@@ -7796,11 +7795,10 @@
         </w:tc>
         <w:tc>
           <w:tcPr>
-            <w:tcW w:w="3488" w:type="dxa"/>
-            <w:tcPrChange w:id="283" w:author="The Tien Mai" w:date="2025-09-04T13:19:00Z" w16du:dateUtc="2025-09-04T11:19:00Z">
+            <w:tcW w:w="3038" w:type="dxa"/>
+            <w:tcPrChange w:id="277" w:author="The Tien Mai" w:date="2025-09-04T13:19:00Z" w16du:dateUtc="2025-09-04T11:19:00Z">
               <w:tcPr>
                 <w:tcW w:w="2678" w:type="dxa"/>
-                <w:gridSpan w:val="2"/>
               </w:tcPr>
             </w:tcPrChange>
           </w:tcPr>
@@ -7825,16 +7823,16 @@
       </w:tr>
       <w:tr>
         <w:trPr>
-          <w:trPrChange w:id="284" w:author="The Tien Mai" w:date="2025-09-04T13:19:00Z" w16du:dateUtc="2025-09-04T11:19:00Z">
+          <w:trPrChange w:id="278" w:author="The Tien Mai" w:date="2025-09-04T13:19:00Z" w16du:dateUtc="2025-09-04T11:19:00Z">
             <w:trPr>
-              <w:gridBefore w:val="1"/>
+              <w:gridBefore w:val="2"/>
             </w:trPr>
           </w:trPrChange>
         </w:trPr>
         <w:tc>
           <w:tcPr>
             <w:tcW w:w="2250" w:type="dxa"/>
-            <w:tcPrChange w:id="285" w:author="The Tien Mai" w:date="2025-09-04T13:19:00Z" w16du:dateUtc="2025-09-04T11:19:00Z">
+            <w:tcPrChange w:id="279" w:author="The Tien Mai" w:date="2025-09-04T13:19:00Z" w16du:dateUtc="2025-09-04T11:19:00Z">
               <w:tcPr>
                 <w:tcW w:w="2421" w:type="dxa"/>
                 <w:gridSpan w:val="3"/>
@@ -7863,8 +7861,8 @@
         </w:tc>
         <w:tc>
           <w:tcPr>
-            <w:tcW w:w="1350" w:type="dxa"/>
-            <w:tcPrChange w:id="286" w:author="The Tien Mai" w:date="2025-09-04T13:19:00Z" w16du:dateUtc="2025-09-04T11:19:00Z">
+            <w:tcW w:w="1800" w:type="dxa"/>
+            <w:tcPrChange w:id="280" w:author="The Tien Mai" w:date="2025-09-04T13:19:00Z" w16du:dateUtc="2025-09-04T11:19:00Z">
               <w:tcPr>
                 <w:tcW w:w="1354" w:type="dxa"/>
                 <w:gridSpan w:val="2"/>
@@ -7874,13 +7872,17 @@
           <w:p>
             <w:pPr>
               <w:rPr>
-                <w:sz w:val="20"/>
-                <w:szCs w:val="20"/>
-                <w:lang w:val="en-US"/>
-              </w:rPr>
-            </w:pPr>
-            <w:r>
-              <w:rPr>
+                <w:b/>
+                <w:bCs/>
+                <w:sz w:val="20"/>
+                <w:szCs w:val="20"/>
+                <w:lang w:val="en-US"/>
+              </w:rPr>
+            </w:pPr>
+            <w:r>
+              <w:rPr>
+                <w:b/>
+                <w:bCs/>
                 <w:sz w:val="20"/>
                 <w:szCs w:val="20"/>
                 <w:lang w:val="en-US"/>
@@ -7891,11 +7893,10 @@
         </w:tc>
         <w:tc>
           <w:tcPr>
-            <w:tcW w:w="1440" w:type="dxa"/>
-            <w:tcPrChange w:id="287" w:author="The Tien Mai" w:date="2025-09-04T13:19:00Z" w16du:dateUtc="2025-09-04T11:19:00Z">
+            <w:tcW w:w="1620" w:type="dxa"/>
+            <w:tcPrChange w:id="281" w:author="The Tien Mai" w:date="2025-09-04T13:19:00Z" w16du:dateUtc="2025-09-04T11:19:00Z">
               <w:tcPr>
                 <w:tcW w:w="1260" w:type="dxa"/>
-                <w:gridSpan w:val="2"/>
               </w:tcPr>
             </w:tcPrChange>
           </w:tcPr>
@@ -7954,10 +7955,11 @@
         </w:tc>
         <w:tc>
           <w:tcPr>
-            <w:tcW w:w="1260" w:type="dxa"/>
-            <w:tcPrChange w:id="288" w:author="The Tien Mai" w:date="2025-09-04T13:19:00Z" w16du:dateUtc="2025-09-04T11:19:00Z">
+            <w:tcW w:w="1080" w:type="dxa"/>
+            <w:tcPrChange w:id="282" w:author="The Tien Mai" w:date="2025-09-04T13:19:00Z" w16du:dateUtc="2025-09-04T11:19:00Z">
               <w:tcPr>
                 <w:tcW w:w="1350" w:type="dxa"/>
+                <w:gridSpan w:val="2"/>
               </w:tcPr>
             </w:tcPrChange>
           </w:tcPr>
@@ -7969,7 +7971,7 @@
                 <w:szCs w:val="20"/>
                 <w:lang w:val="en-US"/>
               </w:rPr>
-              <w:pPrChange w:id="289" w:author="The Tien Mai" w:date="2025-09-04T13:20:00Z" w16du:dateUtc="2025-09-04T11:20:00Z">
+              <w:pPrChange w:id="283" w:author="The Tien Mai" w:date="2025-09-04T13:20:00Z" w16du:dateUtc="2025-09-04T11:20:00Z">
                 <w:pPr/>
               </w:pPrChange>
             </w:pPr>
@@ -7995,11 +7997,10 @@
         </w:tc>
         <w:tc>
           <w:tcPr>
-            <w:tcW w:w="3488" w:type="dxa"/>
-            <w:tcPrChange w:id="290" w:author="The Tien Mai" w:date="2025-09-04T13:19:00Z" w16du:dateUtc="2025-09-04T11:19:00Z">
+            <w:tcW w:w="3038" w:type="dxa"/>
+            <w:tcPrChange w:id="284" w:author="The Tien Mai" w:date="2025-09-04T13:19:00Z" w16du:dateUtc="2025-09-04T11:19:00Z">
               <w:tcPr>
                 <w:tcW w:w="2678" w:type="dxa"/>
-                <w:gridSpan w:val="2"/>
               </w:tcPr>
             </w:tcPrChange>
           </w:tcPr>
@@ -8057,16 +8058,16 @@
       </w:tr>
       <w:tr>
         <w:trPr>
-          <w:trPrChange w:id="291" w:author="The Tien Mai" w:date="2025-09-04T13:19:00Z" w16du:dateUtc="2025-09-04T11:19:00Z">
+          <w:trPrChange w:id="285" w:author="The Tien Mai" w:date="2025-09-04T13:19:00Z" w16du:dateUtc="2025-09-04T11:19:00Z">
             <w:trPr>
-              <w:gridBefore w:val="1"/>
+              <w:gridBefore w:val="2"/>
             </w:trPr>
           </w:trPrChange>
         </w:trPr>
         <w:tc>
           <w:tcPr>
             <w:tcW w:w="2250" w:type="dxa"/>
-            <w:tcPrChange w:id="292" w:author="The Tien Mai" w:date="2025-09-04T13:19:00Z" w16du:dateUtc="2025-09-04T11:19:00Z">
+            <w:tcPrChange w:id="286" w:author="The Tien Mai" w:date="2025-09-04T13:19:00Z" w16du:dateUtc="2025-09-04T11:19:00Z">
               <w:tcPr>
                 <w:tcW w:w="2421" w:type="dxa"/>
                 <w:gridSpan w:val="3"/>
@@ -8095,8 +8096,8 @@
         </w:tc>
         <w:tc>
           <w:tcPr>
-            <w:tcW w:w="1350" w:type="dxa"/>
-            <w:tcPrChange w:id="293" w:author="The Tien Mai" w:date="2025-09-04T13:19:00Z" w16du:dateUtc="2025-09-04T11:19:00Z">
+            <w:tcW w:w="1800" w:type="dxa"/>
+            <w:tcPrChange w:id="287" w:author="The Tien Mai" w:date="2025-09-04T13:19:00Z" w16du:dateUtc="2025-09-04T11:19:00Z">
               <w:tcPr>
                 <w:tcW w:w="1354" w:type="dxa"/>
                 <w:gridSpan w:val="2"/>
@@ -8106,13 +8107,17 @@
           <w:p>
             <w:pPr>
               <w:rPr>
-                <w:sz w:val="20"/>
-                <w:szCs w:val="20"/>
-                <w:lang w:val="en-US"/>
-              </w:rPr>
-            </w:pPr>
-            <w:r>
-              <w:rPr>
+                <w:b/>
+                <w:bCs/>
+                <w:sz w:val="20"/>
+                <w:szCs w:val="20"/>
+                <w:lang w:val="en-US"/>
+              </w:rPr>
+            </w:pPr>
+            <w:r>
+              <w:rPr>
+                <w:b/>
+                <w:bCs/>
                 <w:sz w:val="20"/>
                 <w:szCs w:val="20"/>
                 <w:lang w:val="en-US"/>
@@ -8123,11 +8128,10 @@
         </w:tc>
         <w:tc>
           <w:tcPr>
-            <w:tcW w:w="1440" w:type="dxa"/>
-            <w:tcPrChange w:id="294" w:author="The Tien Mai" w:date="2025-09-04T13:19:00Z" w16du:dateUtc="2025-09-04T11:19:00Z">
+            <w:tcW w:w="1620" w:type="dxa"/>
+            <w:tcPrChange w:id="288" w:author="The Tien Mai" w:date="2025-09-04T13:19:00Z" w16du:dateUtc="2025-09-04T11:19:00Z">
               <w:tcPr>
                 <w:tcW w:w="1260" w:type="dxa"/>
-                <w:gridSpan w:val="2"/>
               </w:tcPr>
             </w:tcPrChange>
           </w:tcPr>
@@ -8174,10 +8178,11 @@
         </w:tc>
         <w:tc>
           <w:tcPr>
-            <w:tcW w:w="1260" w:type="dxa"/>
-            <w:tcPrChange w:id="295" w:author="The Tien Mai" w:date="2025-09-04T13:19:00Z" w16du:dateUtc="2025-09-04T11:19:00Z">
+            <w:tcW w:w="1080" w:type="dxa"/>
+            <w:tcPrChange w:id="289" w:author="The Tien Mai" w:date="2025-09-04T13:19:00Z" w16du:dateUtc="2025-09-04T11:19:00Z">
               <w:tcPr>
                 <w:tcW w:w="1350" w:type="dxa"/>
+                <w:gridSpan w:val="2"/>
               </w:tcPr>
             </w:tcPrChange>
           </w:tcPr>
@@ -8189,7 +8194,7 @@
                 <w:szCs w:val="20"/>
                 <w:lang w:val="en-US"/>
               </w:rPr>
-              <w:pPrChange w:id="296" w:author="The Tien Mai" w:date="2025-09-04T13:20:00Z" w16du:dateUtc="2025-09-04T11:20:00Z">
+              <w:pPrChange w:id="290" w:author="The Tien Mai" w:date="2025-09-04T13:20:00Z" w16du:dateUtc="2025-09-04T11:20:00Z">
                 <w:pPr/>
               </w:pPrChange>
             </w:pPr>
@@ -8215,11 +8220,10 @@
         </w:tc>
         <w:tc>
           <w:tcPr>
-            <w:tcW w:w="3488" w:type="dxa"/>
-            <w:tcPrChange w:id="297" w:author="The Tien Mai" w:date="2025-09-04T13:19:00Z" w16du:dateUtc="2025-09-04T11:19:00Z">
+            <w:tcW w:w="3038" w:type="dxa"/>
+            <w:tcPrChange w:id="291" w:author="The Tien Mai" w:date="2025-09-04T13:19:00Z" w16du:dateUtc="2025-09-04T11:19:00Z">
               <w:tcPr>
                 <w:tcW w:w="2678" w:type="dxa"/>
-                <w:gridSpan w:val="2"/>
               </w:tcPr>
             </w:tcPrChange>
           </w:tcPr>
@@ -8236,16 +8240,16 @@
       </w:tr>
       <w:tr>
         <w:trPr>
-          <w:trPrChange w:id="298" w:author="The Tien Mai" w:date="2025-09-04T13:19:00Z" w16du:dateUtc="2025-09-04T11:19:00Z">
+          <w:trPrChange w:id="292" w:author="The Tien Mai" w:date="2025-09-04T13:19:00Z" w16du:dateUtc="2025-09-04T11:19:00Z">
             <w:trPr>
-              <w:gridBefore w:val="1"/>
+              <w:gridBefore w:val="2"/>
             </w:trPr>
           </w:trPrChange>
         </w:trPr>
         <w:tc>
           <w:tcPr>
             <w:tcW w:w="2250" w:type="dxa"/>
-            <w:tcPrChange w:id="299" w:author="The Tien Mai" w:date="2025-09-04T13:19:00Z" w16du:dateUtc="2025-09-04T11:19:00Z">
+            <w:tcPrChange w:id="293" w:author="The Tien Mai" w:date="2025-09-04T13:19:00Z" w16du:dateUtc="2025-09-04T11:19:00Z">
               <w:tcPr>
                 <w:tcW w:w="2421" w:type="dxa"/>
                 <w:gridSpan w:val="3"/>
@@ -8274,8 +8278,8 @@
         </w:tc>
         <w:tc>
           <w:tcPr>
-            <w:tcW w:w="1350" w:type="dxa"/>
-            <w:tcPrChange w:id="300" w:author="The Tien Mai" w:date="2025-09-04T13:19:00Z" w16du:dateUtc="2025-09-04T11:19:00Z">
+            <w:tcW w:w="1800" w:type="dxa"/>
+            <w:tcPrChange w:id="294" w:author="The Tien Mai" w:date="2025-09-04T13:19:00Z" w16du:dateUtc="2025-09-04T11:19:00Z">
               <w:tcPr>
                 <w:tcW w:w="1354" w:type="dxa"/>
                 <w:gridSpan w:val="2"/>
@@ -8285,13 +8289,17 @@
           <w:p>
             <w:pPr>
               <w:rPr>
-                <w:sz w:val="20"/>
-                <w:szCs w:val="20"/>
-                <w:lang w:val="en-US"/>
-              </w:rPr>
-            </w:pPr>
-            <w:r>
-              <w:rPr>
+                <w:b/>
+                <w:bCs/>
+                <w:sz w:val="20"/>
+                <w:szCs w:val="20"/>
+                <w:lang w:val="en-US"/>
+              </w:rPr>
+            </w:pPr>
+            <w:r>
+              <w:rPr>
+                <w:b/>
+                <w:bCs/>
                 <w:sz w:val="20"/>
                 <w:szCs w:val="20"/>
                 <w:lang w:val="en-US"/>
@@ -8302,11 +8310,10 @@
         </w:tc>
         <w:tc>
           <w:tcPr>
-            <w:tcW w:w="1440" w:type="dxa"/>
-            <w:tcPrChange w:id="301" w:author="The Tien Mai" w:date="2025-09-04T13:19:00Z" w16du:dateUtc="2025-09-04T11:19:00Z">
+            <w:tcW w:w="1620" w:type="dxa"/>
+            <w:tcPrChange w:id="295" w:author="The Tien Mai" w:date="2025-09-04T13:19:00Z" w16du:dateUtc="2025-09-04T11:19:00Z">
               <w:tcPr>
                 <w:tcW w:w="1260" w:type="dxa"/>
-                <w:gridSpan w:val="2"/>
               </w:tcPr>
             </w:tcPrChange>
           </w:tcPr>
@@ -8333,10 +8340,11 @@
         </w:tc>
         <w:tc>
           <w:tcPr>
-            <w:tcW w:w="1260" w:type="dxa"/>
-            <w:tcPrChange w:id="302" w:author="The Tien Mai" w:date="2025-09-04T13:19:00Z" w16du:dateUtc="2025-09-04T11:19:00Z">
+            <w:tcW w:w="1080" w:type="dxa"/>
+            <w:tcPrChange w:id="296" w:author="The Tien Mai" w:date="2025-09-04T13:19:00Z" w16du:dateUtc="2025-09-04T11:19:00Z">
               <w:tcPr>
                 <w:tcW w:w="1350" w:type="dxa"/>
+                <w:gridSpan w:val="2"/>
               </w:tcPr>
             </w:tcPrChange>
           </w:tcPr>
@@ -8348,7 +8356,7 @@
                 <w:szCs w:val="20"/>
                 <w:lang w:val="en-US"/>
               </w:rPr>
-              <w:pPrChange w:id="303" w:author="The Tien Mai" w:date="2025-09-04T13:20:00Z" w16du:dateUtc="2025-09-04T11:20:00Z">
+              <w:pPrChange w:id="297" w:author="The Tien Mai" w:date="2025-09-04T13:20:00Z" w16du:dateUtc="2025-09-04T11:20:00Z">
                 <w:pPr/>
               </w:pPrChange>
             </w:pPr>
@@ -8374,11 +8382,10 @@
         </w:tc>
         <w:tc>
           <w:tcPr>
-            <w:tcW w:w="3488" w:type="dxa"/>
-            <w:tcPrChange w:id="304" w:author="The Tien Mai" w:date="2025-09-04T13:19:00Z" w16du:dateUtc="2025-09-04T11:19:00Z">
+            <w:tcW w:w="3038" w:type="dxa"/>
+            <w:tcPrChange w:id="298" w:author="The Tien Mai" w:date="2025-09-04T13:19:00Z" w16du:dateUtc="2025-09-04T11:19:00Z">
               <w:tcPr>
                 <w:tcW w:w="2678" w:type="dxa"/>
-                <w:gridSpan w:val="2"/>
               </w:tcPr>
             </w:tcPrChange>
           </w:tcPr>
@@ -8403,16 +8410,16 @@
       </w:tr>
       <w:tr>
         <w:trPr>
-          <w:trPrChange w:id="305" w:author="The Tien Mai" w:date="2025-09-04T13:19:00Z" w16du:dateUtc="2025-09-04T11:19:00Z">
+          <w:trPrChange w:id="299" w:author="The Tien Mai" w:date="2025-09-04T13:19:00Z" w16du:dateUtc="2025-09-04T11:19:00Z">
             <w:trPr>
-              <w:gridBefore w:val="1"/>
+              <w:gridBefore w:val="2"/>
             </w:trPr>
           </w:trPrChange>
         </w:trPr>
         <w:tc>
           <w:tcPr>
             <w:tcW w:w="2250" w:type="dxa"/>
-            <w:tcPrChange w:id="306" w:author="The Tien Mai" w:date="2025-09-04T13:19:00Z" w16du:dateUtc="2025-09-04T11:19:00Z">
+            <w:tcPrChange w:id="300" w:author="The Tien Mai" w:date="2025-09-04T13:19:00Z" w16du:dateUtc="2025-09-04T11:19:00Z">
               <w:tcPr>
                 <w:tcW w:w="2421" w:type="dxa"/>
                 <w:gridSpan w:val="3"/>
@@ -8441,8 +8448,8 @@
         </w:tc>
         <w:tc>
           <w:tcPr>
-            <w:tcW w:w="1350" w:type="dxa"/>
-            <w:tcPrChange w:id="307" w:author="The Tien Mai" w:date="2025-09-04T13:19:00Z" w16du:dateUtc="2025-09-04T11:19:00Z">
+            <w:tcW w:w="1800" w:type="dxa"/>
+            <w:tcPrChange w:id="301" w:author="The Tien Mai" w:date="2025-09-04T13:19:00Z" w16du:dateUtc="2025-09-04T11:19:00Z">
               <w:tcPr>
                 <w:tcW w:w="1354" w:type="dxa"/>
                 <w:gridSpan w:val="2"/>
@@ -8452,13 +8459,17 @@
           <w:p>
             <w:pPr>
               <w:rPr>
-                <w:sz w:val="20"/>
-                <w:szCs w:val="20"/>
-                <w:lang w:val="en-US"/>
-              </w:rPr>
-            </w:pPr>
-            <w:r>
-              <w:rPr>
+                <w:b/>
+                <w:bCs/>
+                <w:sz w:val="20"/>
+                <w:szCs w:val="20"/>
+                <w:lang w:val="en-US"/>
+              </w:rPr>
+            </w:pPr>
+            <w:r>
+              <w:rPr>
+                <w:b/>
+                <w:bCs/>
                 <w:sz w:val="20"/>
                 <w:szCs w:val="20"/>
                 <w:lang w:val="en-US"/>
@@ -8469,11 +8480,10 @@
         </w:tc>
         <w:tc>
           <w:tcPr>
-            <w:tcW w:w="1440" w:type="dxa"/>
-            <w:tcPrChange w:id="308" w:author="The Tien Mai" w:date="2025-09-04T13:19:00Z" w16du:dateUtc="2025-09-04T11:19:00Z">
+            <w:tcW w:w="1620" w:type="dxa"/>
+            <w:tcPrChange w:id="302" w:author="The Tien Mai" w:date="2025-09-04T13:19:00Z" w16du:dateUtc="2025-09-04T11:19:00Z">
               <w:tcPr>
                 <w:tcW w:w="1260" w:type="dxa"/>
-                <w:gridSpan w:val="2"/>
               </w:tcPr>
             </w:tcPrChange>
           </w:tcPr>
@@ -8500,10 +8510,11 @@
         </w:tc>
         <w:tc>
           <w:tcPr>
-            <w:tcW w:w="1260" w:type="dxa"/>
-            <w:tcPrChange w:id="309" w:author="The Tien Mai" w:date="2025-09-04T13:19:00Z" w16du:dateUtc="2025-09-04T11:19:00Z">
+            <w:tcW w:w="1080" w:type="dxa"/>
+            <w:tcPrChange w:id="303" w:author="The Tien Mai" w:date="2025-09-04T13:19:00Z" w16du:dateUtc="2025-09-04T11:19:00Z">
               <w:tcPr>
                 <w:tcW w:w="1350" w:type="dxa"/>
+                <w:gridSpan w:val="2"/>
               </w:tcPr>
             </w:tcPrChange>
           </w:tcPr>
@@ -8515,7 +8526,7 @@
                 <w:szCs w:val="20"/>
                 <w:lang w:val="en-US"/>
               </w:rPr>
-              <w:pPrChange w:id="310" w:author="The Tien Mai" w:date="2025-09-04T13:20:00Z" w16du:dateUtc="2025-09-04T11:20:00Z">
+              <w:pPrChange w:id="304" w:author="The Tien Mai" w:date="2025-09-04T13:20:00Z" w16du:dateUtc="2025-09-04T11:20:00Z">
                 <w:pPr/>
               </w:pPrChange>
             </w:pPr>
@@ -8541,11 +8552,10 @@
         </w:tc>
         <w:tc>
           <w:tcPr>
-            <w:tcW w:w="3488" w:type="dxa"/>
-            <w:tcPrChange w:id="311" w:author="The Tien Mai" w:date="2025-09-04T13:19:00Z" w16du:dateUtc="2025-09-04T11:19:00Z">
+            <w:tcW w:w="3038" w:type="dxa"/>
+            <w:tcPrChange w:id="305" w:author="The Tien Mai" w:date="2025-09-04T13:19:00Z" w16du:dateUtc="2025-09-04T11:19:00Z">
               <w:tcPr>
                 <w:tcW w:w="2678" w:type="dxa"/>
-                <w:gridSpan w:val="2"/>
               </w:tcPr>
             </w:tcPrChange>
           </w:tcPr>
@@ -8570,7 +8580,7 @@
       </w:tr>
       <w:tr>
         <w:trPr>
-          <w:ins w:id="312" w:author="The Tien Mai" w:date="2025-09-25T13:43:00Z" w16du:dateUtc="2025-09-25T11:43:00Z"/>
+          <w:ins w:id="306" w:author="The Tien Mai" w:date="2025-09-25T13:43:00Z"/>
         </w:trPr>
         <w:tc>
           <w:tcPr>
@@ -8579,7 +8589,7 @@
           <w:p>
             <w:pPr>
               <w:rPr>
-                <w:ins w:id="313" w:author="The Tien Mai" w:date="2025-09-25T13:43:00Z" w16du:dateUtc="2025-09-25T11:43:00Z"/>
+                <w:ins w:id="307" w:author="The Tien Mai" w:date="2025-09-25T13:43:00Z" w16du:dateUtc="2025-09-25T11:43:00Z"/>
                 <w:color w:val="FFC000" w:themeColor="accent4"/>
                 <w:sz w:val="20"/>
                 <w:szCs w:val="20"/>
@@ -8599,19 +8609,23 @@
         </w:tc>
         <w:tc>
           <w:tcPr>
-            <w:tcW w:w="1350" w:type="dxa"/>
-          </w:tcPr>
-          <w:p>
-            <w:pPr>
-              <w:rPr>
-                <w:ins w:id="314" w:author="The Tien Mai" w:date="2025-09-25T13:43:00Z" w16du:dateUtc="2025-09-25T11:43:00Z"/>
-                <w:sz w:val="20"/>
-                <w:szCs w:val="20"/>
-                <w:lang w:val="en-US"/>
-              </w:rPr>
-            </w:pPr>
-            <w:r>
-              <w:rPr>
+            <w:tcW w:w="1800" w:type="dxa"/>
+          </w:tcPr>
+          <w:p>
+            <w:pPr>
+              <w:rPr>
+                <w:ins w:id="308" w:author="The Tien Mai" w:date="2025-09-25T13:43:00Z" w16du:dateUtc="2025-09-25T11:43:00Z"/>
+                <w:b/>
+                <w:bCs/>
+                <w:sz w:val="20"/>
+                <w:szCs w:val="20"/>
+                <w:lang w:val="en-US"/>
+              </w:rPr>
+            </w:pPr>
+            <w:r>
+              <w:rPr>
+                <w:b/>
+                <w:bCs/>
                 <w:sz w:val="20"/>
                 <w:szCs w:val="20"/>
                 <w:lang w:val="en-US"/>
@@ -8622,7 +8636,7 @@
         </w:tc>
         <w:tc>
           <w:tcPr>
-            <w:tcW w:w="1440" w:type="dxa"/>
+            <w:tcW w:w="1620" w:type="dxa"/>
           </w:tcPr>
           <w:p>
             <w:pPr>
@@ -8630,7 +8644,7 @@
                 <w:tab w:val="left" w:pos="840"/>
               </w:tabs>
               <w:rPr>
-                <w:ins w:id="315" w:author="The Tien Mai" w:date="2025-09-25T13:43:00Z" w16du:dateUtc="2025-09-25T11:43:00Z"/>
+                <w:ins w:id="309" w:author="The Tien Mai" w:date="2025-09-25T13:43:00Z" w16du:dateUtc="2025-09-25T11:43:00Z"/>
                 <w:sz w:val="20"/>
                 <w:szCs w:val="20"/>
                 <w:lang w:val="en-US"/>
@@ -8648,13 +8662,13 @@
         </w:tc>
         <w:tc>
           <w:tcPr>
-            <w:tcW w:w="1260" w:type="dxa"/>
+            <w:tcW w:w="1080" w:type="dxa"/>
           </w:tcPr>
           <w:p>
             <w:pPr>
               <w:jc w:val="center"/>
               <w:rPr>
-                <w:ins w:id="316" w:author="The Tien Mai" w:date="2025-09-25T13:43:00Z" w16du:dateUtc="2025-09-25T11:43:00Z"/>
+                <w:ins w:id="310" w:author="The Tien Mai" w:date="2025-09-25T13:43:00Z" w16du:dateUtc="2025-09-25T11:43:00Z"/>
                 <w:sz w:val="20"/>
                 <w:szCs w:val="20"/>
                 <w:lang w:val="en-US"/>
@@ -8673,23 +8687,42 @@
         </w:tc>
         <w:tc>
           <w:tcPr>
-            <w:tcW w:w="3488" w:type="dxa"/>
-          </w:tcPr>
-          <w:p>
-            <w:pPr>
-              <w:rPr>
-                <w:ins w:id="317" w:author="The Tien Mai" w:date="2025-09-25T13:43:00Z" w16du:dateUtc="2025-09-25T11:43:00Z"/>
-                <w:sz w:val="20"/>
-                <w:szCs w:val="20"/>
-                <w:lang w:val="en-US"/>
-              </w:rPr>
-            </w:pPr>
+            <w:tcW w:w="3038" w:type="dxa"/>
+          </w:tcPr>
+          <w:p>
+            <w:pPr>
+              <w:rPr>
+                <w:ins w:id="311" w:author="The Tien Mai" w:date="2025-09-25T13:43:00Z" w16du:dateUtc="2025-09-25T11:43:00Z"/>
+                <w:sz w:val="20"/>
+                <w:szCs w:val="20"/>
+                <w:lang w:val="en-US"/>
+              </w:rPr>
+            </w:pPr>
+            <w:r>
+              <w:rPr>
+                <w:sz w:val="20"/>
+                <w:szCs w:val="20"/>
+                <w:lang w:val="en-US"/>
+              </w:rPr>
+              <w:t xml:space="preserve">Sweeney et al. </w:t>
+            </w:r>
+            <w:r>
+              <w:rPr>
+                <w:b/>
+                <w:bCs/>
+                <w:color w:val="FF0000"/>
+                <w:sz w:val="20"/>
+                <w:szCs w:val="20"/>
+                <w:lang w:val="en-US"/>
+              </w:rPr>
+              <w:t>CODE</w:t>
+            </w:r>
           </w:p>
         </w:tc>
       </w:tr>
       <w:tr>
         <w:trPr>
-          <w:ins w:id="318" w:author="The Tien Mai" w:date="2025-09-25T13:44:00Z" w16du:dateUtc="2025-09-25T11:44:00Z"/>
+          <w:ins w:id="312" w:author="The Tien Mai" w:date="2025-09-25T13:44:00Z"/>
         </w:trPr>
         <w:tc>
           <w:tcPr>
@@ -8698,7 +8731,7 @@
           <w:p>
             <w:pPr>
               <w:rPr>
-                <w:ins w:id="319" w:author="The Tien Mai" w:date="2025-09-25T13:44:00Z" w16du:dateUtc="2025-09-25T11:44:00Z"/>
+                <w:ins w:id="313" w:author="The Tien Mai" w:date="2025-09-25T13:44:00Z" w16du:dateUtc="2025-09-25T11:44:00Z"/>
                 <w:color w:val="FFC000" w:themeColor="accent4"/>
                 <w:sz w:val="20"/>
                 <w:szCs w:val="20"/>
@@ -8718,19 +8751,23 @@
         </w:tc>
         <w:tc>
           <w:tcPr>
-            <w:tcW w:w="1350" w:type="dxa"/>
-          </w:tcPr>
-          <w:p>
-            <w:pPr>
-              <w:rPr>
-                <w:ins w:id="320" w:author="The Tien Mai" w:date="2025-09-25T13:44:00Z" w16du:dateUtc="2025-09-25T11:44:00Z"/>
-                <w:sz w:val="20"/>
-                <w:szCs w:val="20"/>
-                <w:lang w:val="en-US"/>
-              </w:rPr>
-            </w:pPr>
-            <w:r>
-              <w:rPr>
+            <w:tcW w:w="1800" w:type="dxa"/>
+          </w:tcPr>
+          <w:p>
+            <w:pPr>
+              <w:rPr>
+                <w:ins w:id="314" w:author="The Tien Mai" w:date="2025-09-25T13:44:00Z" w16du:dateUtc="2025-09-25T11:44:00Z"/>
+                <w:b/>
+                <w:bCs/>
+                <w:sz w:val="20"/>
+                <w:szCs w:val="20"/>
+                <w:lang w:val="en-US"/>
+              </w:rPr>
+            </w:pPr>
+            <w:r>
+              <w:rPr>
+                <w:b/>
+                <w:bCs/>
                 <w:sz w:val="20"/>
                 <w:szCs w:val="20"/>
                 <w:lang w:val="en-US"/>
@@ -8741,7 +8778,7 @@
         </w:tc>
         <w:tc>
           <w:tcPr>
-            <w:tcW w:w="1440" w:type="dxa"/>
+            <w:tcW w:w="1620" w:type="dxa"/>
           </w:tcPr>
           <w:p>
             <w:pPr>
@@ -8749,7 +8786,7 @@
                 <w:tab w:val="left" w:pos="840"/>
               </w:tabs>
               <w:rPr>
-                <w:ins w:id="321" w:author="The Tien Mai" w:date="2025-09-25T13:44:00Z" w16du:dateUtc="2025-09-25T11:44:00Z"/>
+                <w:ins w:id="315" w:author="The Tien Mai" w:date="2025-09-25T13:44:00Z" w16du:dateUtc="2025-09-25T11:44:00Z"/>
                 <w:sz w:val="20"/>
                 <w:szCs w:val="20"/>
                 <w:lang w:val="en-US"/>
@@ -8767,13 +8804,13 @@
         </w:tc>
         <w:tc>
           <w:tcPr>
-            <w:tcW w:w="1260" w:type="dxa"/>
+            <w:tcW w:w="1080" w:type="dxa"/>
           </w:tcPr>
           <w:p>
             <w:pPr>
               <w:jc w:val="center"/>
               <w:rPr>
-                <w:ins w:id="322" w:author="The Tien Mai" w:date="2025-09-25T13:44:00Z" w16du:dateUtc="2025-09-25T11:44:00Z"/>
+                <w:ins w:id="316" w:author="The Tien Mai" w:date="2025-09-25T13:44:00Z" w16du:dateUtc="2025-09-25T11:44:00Z"/>
                 <w:sz w:val="20"/>
                 <w:szCs w:val="20"/>
                 <w:lang w:val="en-US"/>
@@ -8801,17 +8838,25 @@
         </w:tc>
         <w:tc>
           <w:tcPr>
-            <w:tcW w:w="3488" w:type="dxa"/>
-          </w:tcPr>
-          <w:p>
-            <w:pPr>
-              <w:rPr>
-                <w:ins w:id="323" w:author="The Tien Mai" w:date="2025-09-25T13:44:00Z" w16du:dateUtc="2025-09-25T11:44:00Z"/>
-                <w:sz w:val="20"/>
-                <w:szCs w:val="20"/>
-                <w:lang w:val="en-US"/>
-              </w:rPr>
-            </w:pPr>
+            <w:tcW w:w="3038" w:type="dxa"/>
+          </w:tcPr>
+          <w:p>
+            <w:pPr>
+              <w:rPr>
+                <w:ins w:id="317" w:author="The Tien Mai" w:date="2025-09-25T13:44:00Z" w16du:dateUtc="2025-09-25T11:44:00Z"/>
+                <w:sz w:val="20"/>
+                <w:szCs w:val="20"/>
+                <w:lang w:val="en-US"/>
+              </w:rPr>
+            </w:pPr>
+            <w:r>
+              <w:rPr>
+                <w:sz w:val="20"/>
+                <w:szCs w:val="20"/>
+                <w:lang w:val="en-US"/>
+              </w:rPr>
+              <w:t>Sweeney et al. 2010</w:t>
+            </w:r>
           </w:p>
         </w:tc>
       </w:tr>
@@ -8860,37 +8905,33 @@
         </w:tc>
         <w:tc>
           <w:tcPr>
-            <w:tcW w:w="1350" w:type="dxa"/>
-          </w:tcPr>
-          <w:p>
-            <w:pPr>
-              <w:rPr>
-                <w:sz w:val="20"/>
-                <w:szCs w:val="20"/>
-                <w:lang w:val="en-US"/>
-              </w:rPr>
-            </w:pPr>
-            <w:r>
-              <w:rPr>
-                <w:sz w:val="20"/>
-                <w:szCs w:val="20"/>
-                <w:lang w:val="en-US"/>
-              </w:rPr>
-              <w:t>KMG</w:t>
-            </w:r>
-            <w:r>
-              <w:rPr>
-                <w:sz w:val="20"/>
-                <w:szCs w:val="20"/>
-                <w:lang w:val="en-US"/>
-              </w:rPr>
-              <w:t>1</w:t>
-            </w:r>
-          </w:p>
-        </w:tc>
-        <w:tc>
-          <w:tcPr>
-            <w:tcW w:w="1440" w:type="dxa"/>
+            <w:tcW w:w="1800" w:type="dxa"/>
+          </w:tcPr>
+          <w:p>
+            <w:pPr>
+              <w:rPr>
+                <w:b/>
+                <w:bCs/>
+                <w:sz w:val="20"/>
+                <w:szCs w:val="20"/>
+                <w:lang w:val="en-US"/>
+              </w:rPr>
+            </w:pPr>
+            <w:r>
+              <w:rPr>
+                <w:b/>
+                <w:bCs/>
+                <w:sz w:val="20"/>
+                <w:szCs w:val="20"/>
+                <w:lang w:val="en-US"/>
+              </w:rPr>
+              <w:t>KMG1</w:t>
+            </w:r>
+          </w:p>
+        </w:tc>
+        <w:tc>
+          <w:tcPr>
+            <w:tcW w:w="1620" w:type="dxa"/>
           </w:tcPr>
           <w:p>
             <w:pPr>
@@ -8915,7 +8956,7 @@
         </w:tc>
         <w:tc>
           <w:tcPr>
-            <w:tcW w:w="1260" w:type="dxa"/>
+            <w:tcW w:w="1080" w:type="dxa"/>
           </w:tcPr>
           <w:p>
             <w:pPr>
@@ -8940,16 +8981,1027 @@
         </w:tc>
         <w:tc>
           <w:tcPr>
-            <w:tcW w:w="3488" w:type="dxa"/>
-          </w:tcPr>
-          <w:p>
-            <w:pPr>
-              <w:rPr>
-                <w:sz w:val="20"/>
-                <w:szCs w:val="20"/>
-                <w:lang w:val="en-US"/>
-              </w:rPr>
-            </w:pPr>
+            <w:tcW w:w="3038" w:type="dxa"/>
+          </w:tcPr>
+          <w:p>
+            <w:pPr>
+              <w:rPr>
+                <w:sz w:val="20"/>
+                <w:szCs w:val="20"/>
+                <w:lang w:val="en-US"/>
+              </w:rPr>
+            </w:pPr>
+            <w:r>
+              <w:rPr>
+                <w:sz w:val="20"/>
+                <w:szCs w:val="20"/>
+                <w:lang w:val="en-US"/>
+              </w:rPr>
+              <w:t>Sweeney et al. 2010</w:t>
+            </w:r>
+          </w:p>
+        </w:tc>
+      </w:tr>
+      <w:tr>
+        <w:tc>
+          <w:tcPr>
+            <w:tcW w:w="2250" w:type="dxa"/>
+          </w:tcPr>
+          <w:p>
+            <w:pPr>
+              <w:rPr>
+                <w:color w:val="FFC000" w:themeColor="accent4"/>
+                <w:sz w:val="20"/>
+                <w:szCs w:val="20"/>
+                <w:lang w:val="en-US"/>
+              </w:rPr>
+            </w:pPr>
+          </w:p>
+        </w:tc>
+        <w:tc>
+          <w:tcPr>
+            <w:tcW w:w="1800" w:type="dxa"/>
+          </w:tcPr>
+          <w:p>
+            <w:pPr>
+              <w:rPr>
+                <w:b/>
+                <w:bCs/>
+                <w:sz w:val="20"/>
+                <w:szCs w:val="20"/>
+                <w:lang w:val="en-US"/>
+              </w:rPr>
+            </w:pPr>
+            <w:r>
+              <w:rPr>
+                <w:b/>
+                <w:bCs/>
+                <w:sz w:val="20"/>
+                <w:szCs w:val="20"/>
+                <w:lang w:val="en-US"/>
+              </w:rPr>
+              <w:t>k_cl_GSH</w:t>
+            </w:r>
+          </w:p>
+        </w:tc>
+        <w:tc>
+          <w:tcPr>
+            <w:tcW w:w="1620" w:type="dxa"/>
+          </w:tcPr>
+          <w:p>
+            <w:pPr>
+              <w:tabs>
+                <w:tab w:val="left" w:pos="840"/>
+              </w:tabs>
+              <w:rPr>
+                <w:sz w:val="20"/>
+                <w:szCs w:val="20"/>
+                <w:lang w:val="en-US"/>
+              </w:rPr>
+            </w:pPr>
+            <w:r>
+              <w:rPr>
+                <w:sz w:val="20"/>
+                <w:szCs w:val="20"/>
+                <w:lang w:val="en-US"/>
+              </w:rPr>
+              <w:t>0.035</w:t>
+            </w:r>
+          </w:p>
+        </w:tc>
+        <w:tc>
+          <w:tcPr>
+            <w:tcW w:w="1080" w:type="dxa"/>
+          </w:tcPr>
+          <w:p>
+            <w:pPr>
+              <w:jc w:val="center"/>
+              <w:rPr>
+                <w:color w:val="FFC000" w:themeColor="accent4"/>
+                <w:sz w:val="20"/>
+                <w:szCs w:val="20"/>
+                <w:lang w:val="en-US"/>
+              </w:rPr>
+            </w:pPr>
+          </w:p>
+        </w:tc>
+        <w:tc>
+          <w:tcPr>
+            <w:tcW w:w="3038" w:type="dxa"/>
+          </w:tcPr>
+          <w:p>
+            <w:pPr>
+              <w:rPr>
+                <w:sz w:val="20"/>
+                <w:szCs w:val="20"/>
+                <w:lang w:val="en-US"/>
+              </w:rPr>
+            </w:pPr>
+          </w:p>
+        </w:tc>
+      </w:tr>
+      <w:tr>
+        <w:tc>
+          <w:tcPr>
+            <w:tcW w:w="2250" w:type="dxa"/>
+          </w:tcPr>
+          <w:p>
+            <w:pPr>
+              <w:rPr>
+                <w:color w:val="FFC000" w:themeColor="accent4"/>
+                <w:sz w:val="20"/>
+                <w:szCs w:val="20"/>
+                <w:lang w:val="en-US"/>
+              </w:rPr>
+            </w:pPr>
+          </w:p>
+        </w:tc>
+        <w:tc>
+          <w:tcPr>
+            <w:tcW w:w="1800" w:type="dxa"/>
+          </w:tcPr>
+          <w:p>
+            <w:pPr>
+              <w:rPr>
+                <w:b/>
+                <w:bCs/>
+                <w:sz w:val="20"/>
+                <w:szCs w:val="20"/>
+                <w:lang w:val="en-US"/>
+              </w:rPr>
+            </w:pPr>
+            <w:r>
+              <w:rPr>
+                <w:b/>
+                <w:bCs/>
+                <w:sz w:val="20"/>
+                <w:szCs w:val="20"/>
+                <w:lang w:val="en-US"/>
+              </w:rPr>
+              <w:t>Vmax_AA_GSH</w:t>
+            </w:r>
+          </w:p>
+        </w:tc>
+        <w:tc>
+          <w:tcPr>
+            <w:tcW w:w="1620" w:type="dxa"/>
+          </w:tcPr>
+          <w:p>
+            <w:pPr>
+              <w:tabs>
+                <w:tab w:val="left" w:pos="840"/>
+              </w:tabs>
+              <w:rPr>
+                <w:sz w:val="20"/>
+                <w:szCs w:val="20"/>
+                <w:lang w:val="en-US"/>
+              </w:rPr>
+            </w:pPr>
+            <w:r>
+              <w:rPr>
+                <w:sz w:val="20"/>
+                <w:szCs w:val="20"/>
+                <w:lang w:val="en-US"/>
+              </w:rPr>
+              <w:t>22*</w:t>
+            </w:r>
+            <w:r>
+              <w:rPr>
+                <w:sz w:val="20"/>
+                <w:szCs w:val="20"/>
+                <w:lang w:val="en-US"/>
+              </w:rPr>
+              <w:t>BW</w:t>
+            </w:r>
+            <w:r>
+              <w:rPr>
+                <w:sz w:val="20"/>
+                <w:szCs w:val="20"/>
+                <w:vertAlign w:val="superscript"/>
+                <w:lang w:val="en-US"/>
+              </w:rPr>
+              <w:t>0.7</w:t>
+            </w:r>
+            <w:r>
+              <w:rPr>
+                <w:sz w:val="20"/>
+                <w:szCs w:val="20"/>
+                <w:vertAlign w:val="superscript"/>
+                <w:lang w:val="en-US"/>
+              </w:rPr>
+              <w:t>0</w:t>
+            </w:r>
+          </w:p>
+        </w:tc>
+        <w:tc>
+          <w:tcPr>
+            <w:tcW w:w="1080" w:type="dxa"/>
+          </w:tcPr>
+          <w:p>
+            <w:pPr>
+              <w:jc w:val="center"/>
+              <w:rPr>
+                <w:color w:val="FFC000" w:themeColor="accent4"/>
+                <w:sz w:val="20"/>
+                <w:szCs w:val="20"/>
+                <w:lang w:val="en-US"/>
+              </w:rPr>
+            </w:pPr>
+          </w:p>
+        </w:tc>
+        <w:tc>
+          <w:tcPr>
+            <w:tcW w:w="3038" w:type="dxa"/>
+          </w:tcPr>
+          <w:p>
+            <w:pPr>
+              <w:rPr>
+                <w:sz w:val="20"/>
+                <w:szCs w:val="20"/>
+                <w:lang w:val="en-US"/>
+              </w:rPr>
+            </w:pPr>
+          </w:p>
+        </w:tc>
+      </w:tr>
+      <w:tr>
+        <w:tc>
+          <w:tcPr>
+            <w:tcW w:w="2250" w:type="dxa"/>
+          </w:tcPr>
+          <w:p>
+            <w:pPr>
+              <w:rPr>
+                <w:color w:val="FFC000" w:themeColor="accent4"/>
+                <w:sz w:val="20"/>
+                <w:szCs w:val="20"/>
+                <w:lang w:val="en-US"/>
+              </w:rPr>
+            </w:pPr>
+          </w:p>
+        </w:tc>
+        <w:tc>
+          <w:tcPr>
+            <w:tcW w:w="1800" w:type="dxa"/>
+          </w:tcPr>
+          <w:p>
+            <w:pPr>
+              <w:rPr>
+                <w:b/>
+                <w:bCs/>
+                <w:sz w:val="20"/>
+                <w:szCs w:val="20"/>
+                <w:lang w:val="en-US"/>
+              </w:rPr>
+            </w:pPr>
+            <w:r>
+              <w:rPr>
+                <w:b/>
+                <w:bCs/>
+                <w:sz w:val="20"/>
+                <w:szCs w:val="20"/>
+                <w:lang w:val="en-US"/>
+              </w:rPr>
+              <w:t>KMGG</w:t>
+            </w:r>
+          </w:p>
+        </w:tc>
+        <w:tc>
+          <w:tcPr>
+            <w:tcW w:w="1620" w:type="dxa"/>
+          </w:tcPr>
+          <w:p>
+            <w:pPr>
+              <w:tabs>
+                <w:tab w:val="left" w:pos="840"/>
+              </w:tabs>
+              <w:rPr>
+                <w:sz w:val="20"/>
+                <w:szCs w:val="20"/>
+                <w:lang w:val="en-US"/>
+              </w:rPr>
+            </w:pPr>
+            <w:r>
+              <w:rPr>
+                <w:sz w:val="20"/>
+                <w:szCs w:val="20"/>
+                <w:lang w:val="en-US"/>
+              </w:rPr>
+              <w:t>0.1*MW</w:t>
+            </w:r>
+            <w:r>
+              <w:rPr>
+                <w:sz w:val="20"/>
+                <w:szCs w:val="20"/>
+                <w:vertAlign w:val="subscript"/>
+                <w:lang w:val="en-US"/>
+              </w:rPr>
+              <w:t>GSH</w:t>
+            </w:r>
+          </w:p>
+        </w:tc>
+        <w:tc>
+          <w:tcPr>
+            <w:tcW w:w="1080" w:type="dxa"/>
+          </w:tcPr>
+          <w:p>
+            <w:pPr>
+              <w:jc w:val="center"/>
+              <w:rPr>
+                <w:color w:val="FFC000" w:themeColor="accent4"/>
+                <w:sz w:val="20"/>
+                <w:szCs w:val="20"/>
+                <w:lang w:val="en-US"/>
+              </w:rPr>
+            </w:pPr>
+          </w:p>
+        </w:tc>
+        <w:tc>
+          <w:tcPr>
+            <w:tcW w:w="3038" w:type="dxa"/>
+          </w:tcPr>
+          <w:p>
+            <w:pPr>
+              <w:rPr>
+                <w:sz w:val="20"/>
+                <w:szCs w:val="20"/>
+                <w:lang w:val="en-US"/>
+              </w:rPr>
+            </w:pPr>
+          </w:p>
+        </w:tc>
+      </w:tr>
+      <w:tr>
+        <w:tc>
+          <w:tcPr>
+            <w:tcW w:w="2250" w:type="dxa"/>
+          </w:tcPr>
+          <w:p>
+            <w:pPr>
+              <w:rPr>
+                <w:color w:val="FFC000" w:themeColor="accent4"/>
+                <w:sz w:val="20"/>
+                <w:szCs w:val="20"/>
+                <w:lang w:val="en-US"/>
+              </w:rPr>
+            </w:pPr>
+          </w:p>
+        </w:tc>
+        <w:tc>
+          <w:tcPr>
+            <w:tcW w:w="1800" w:type="dxa"/>
+          </w:tcPr>
+          <w:p>
+            <w:pPr>
+              <w:rPr>
+                <w:b/>
+                <w:bCs/>
+                <w:sz w:val="20"/>
+                <w:szCs w:val="20"/>
+                <w:lang w:val="en-US"/>
+              </w:rPr>
+            </w:pPr>
+            <w:r>
+              <w:rPr>
+                <w:b/>
+                <w:bCs/>
+                <w:sz w:val="20"/>
+                <w:szCs w:val="20"/>
+                <w:lang w:val="en-US"/>
+              </w:rPr>
+              <w:t>KMG2</w:t>
+            </w:r>
+          </w:p>
+        </w:tc>
+        <w:tc>
+          <w:tcPr>
+            <w:tcW w:w="1620" w:type="dxa"/>
+          </w:tcPr>
+          <w:p>
+            <w:pPr>
+              <w:tabs>
+                <w:tab w:val="left" w:pos="840"/>
+              </w:tabs>
+              <w:rPr>
+                <w:sz w:val="20"/>
+                <w:szCs w:val="20"/>
+                <w:lang w:val="en-US"/>
+              </w:rPr>
+            </w:pPr>
+            <w:r>
+              <w:rPr>
+                <w:sz w:val="20"/>
+                <w:szCs w:val="20"/>
+                <w:lang w:val="en-US"/>
+              </w:rPr>
+              <w:t>100</w:t>
+            </w:r>
+          </w:p>
+        </w:tc>
+        <w:tc>
+          <w:tcPr>
+            <w:tcW w:w="1080" w:type="dxa"/>
+          </w:tcPr>
+          <w:p>
+            <w:pPr>
+              <w:jc w:val="center"/>
+              <w:rPr>
+                <w:color w:val="FFC000" w:themeColor="accent4"/>
+                <w:sz w:val="20"/>
+                <w:szCs w:val="20"/>
+                <w:lang w:val="en-US"/>
+              </w:rPr>
+            </w:pPr>
+          </w:p>
+        </w:tc>
+        <w:tc>
+          <w:tcPr>
+            <w:tcW w:w="3038" w:type="dxa"/>
+          </w:tcPr>
+          <w:p>
+            <w:pPr>
+              <w:rPr>
+                <w:sz w:val="20"/>
+                <w:szCs w:val="20"/>
+                <w:lang w:val="en-US"/>
+              </w:rPr>
+            </w:pPr>
+          </w:p>
+        </w:tc>
+      </w:tr>
+      <w:tr>
+        <w:tc>
+          <w:tcPr>
+            <w:tcW w:w="2250" w:type="dxa"/>
+          </w:tcPr>
+          <w:p>
+            <w:pPr>
+              <w:rPr>
+                <w:color w:val="FFC000" w:themeColor="accent4"/>
+                <w:sz w:val="20"/>
+                <w:szCs w:val="20"/>
+                <w:lang w:val="en-US"/>
+              </w:rPr>
+            </w:pPr>
+            <w:r>
+              <w:rPr>
+                <w:color w:val="FFC000" w:themeColor="accent4"/>
+                <w:sz w:val="20"/>
+                <w:szCs w:val="20"/>
+                <w:lang w:val="en-US"/>
+              </w:rPr>
+              <w:t>HB ADDUCT</w:t>
+            </w:r>
+            <w:r>
+              <w:rPr>
+                <w:color w:val="FFC000" w:themeColor="accent4"/>
+                <w:sz w:val="20"/>
+                <w:szCs w:val="20"/>
+                <w:lang w:val="en-US"/>
+              </w:rPr>
+              <w:t xml:space="preserve"> </w:t>
+            </w:r>
+            <w:r>
+              <w:rPr>
+                <w:color w:val="FFC000" w:themeColor="accent4"/>
+                <w:sz w:val="20"/>
+                <w:szCs w:val="20"/>
+                <w:lang w:val="en-US"/>
+              </w:rPr>
+              <w:t>Formation Constants</w:t>
+            </w:r>
+          </w:p>
+        </w:tc>
+        <w:tc>
+          <w:tcPr>
+            <w:tcW w:w="1800" w:type="dxa"/>
+          </w:tcPr>
+          <w:p>
+            <w:pPr>
+              <w:rPr>
+                <w:b/>
+                <w:bCs/>
+                <w:sz w:val="20"/>
+                <w:szCs w:val="20"/>
+                <w:lang w:val="en-US"/>
+              </w:rPr>
+            </w:pPr>
+            <w:r>
+              <w:rPr>
+                <w:b/>
+                <w:bCs/>
+                <w:sz w:val="20"/>
+                <w:szCs w:val="20"/>
+                <w:lang w:val="en-US"/>
+              </w:rPr>
+              <w:t>K_FORM_AA_VAL</w:t>
+            </w:r>
+          </w:p>
+        </w:tc>
+        <w:tc>
+          <w:tcPr>
+            <w:tcW w:w="1620" w:type="dxa"/>
+          </w:tcPr>
+          <w:p>
+            <w:pPr>
+              <w:tabs>
+                <w:tab w:val="left" w:pos="840"/>
+              </w:tabs>
+              <w:rPr>
+                <w:sz w:val="20"/>
+                <w:szCs w:val="20"/>
+                <w:lang w:val="en-US"/>
+              </w:rPr>
+            </w:pPr>
+            <w:r>
+              <w:rPr>
+                <w:sz w:val="20"/>
+                <w:szCs w:val="20"/>
+                <w:lang w:val="en-US"/>
+              </w:rPr>
+              <w:t>6400</w:t>
+            </w:r>
+          </w:p>
+        </w:tc>
+        <w:tc>
+          <w:tcPr>
+            <w:tcW w:w="1080" w:type="dxa"/>
+          </w:tcPr>
+          <w:p>
+            <w:pPr>
+              <w:jc w:val="center"/>
+              <w:rPr>
+                <w:color w:val="FFC000" w:themeColor="accent4"/>
+                <w:sz w:val="20"/>
+                <w:szCs w:val="20"/>
+                <w:lang w:val="en-US"/>
+              </w:rPr>
+            </w:pPr>
+            <w:r>
+              <w:rPr>
+                <w:color w:val="FFC000" w:themeColor="accent4"/>
+                <w:sz w:val="20"/>
+                <w:szCs w:val="20"/>
+                <w:lang w:val="en-US"/>
+              </w:rPr>
+              <w:t>L/h</w:t>
+            </w:r>
+          </w:p>
+        </w:tc>
+        <w:tc>
+          <w:tcPr>
+            <w:tcW w:w="3038" w:type="dxa"/>
+          </w:tcPr>
+          <w:p>
+            <w:pPr>
+              <w:rPr>
+                <w:sz w:val="20"/>
+                <w:szCs w:val="20"/>
+                <w:lang w:val="en-US"/>
+              </w:rPr>
+            </w:pPr>
+            <w:r>
+              <w:rPr>
+                <w:sz w:val="20"/>
+                <w:szCs w:val="20"/>
+                <w:lang w:val="en-US"/>
+              </w:rPr>
+              <w:t>fmol AA-val/mg globin per mM AA-hr</w:t>
+            </w:r>
+          </w:p>
+        </w:tc>
+      </w:tr>
+      <w:tr>
+        <w:tc>
+          <w:tcPr>
+            <w:tcW w:w="2250" w:type="dxa"/>
+          </w:tcPr>
+          <w:p>
+            <w:pPr>
+              <w:rPr>
+                <w:color w:val="FFC000" w:themeColor="accent4"/>
+                <w:sz w:val="20"/>
+                <w:szCs w:val="20"/>
+                <w:lang w:val="en-US"/>
+              </w:rPr>
+            </w:pPr>
+            <w:r>
+              <w:rPr>
+                <w:color w:val="FFC000" w:themeColor="accent4"/>
+                <w:sz w:val="20"/>
+                <w:szCs w:val="20"/>
+                <w:lang w:val="en-US"/>
+              </w:rPr>
+              <w:t>HB ADDUCT</w:t>
+            </w:r>
+            <w:r>
+              <w:rPr>
+                <w:color w:val="FFC000" w:themeColor="accent4"/>
+                <w:sz w:val="20"/>
+                <w:szCs w:val="20"/>
+                <w:lang w:val="en-US"/>
+              </w:rPr>
+              <w:t xml:space="preserve"> </w:t>
+            </w:r>
+            <w:r>
+              <w:rPr>
+                <w:color w:val="FFC000" w:themeColor="accent4"/>
+                <w:sz w:val="20"/>
+                <w:szCs w:val="20"/>
+                <w:lang w:val="en-US"/>
+              </w:rPr>
+              <w:t>Formation Constants</w:t>
+            </w:r>
+          </w:p>
+        </w:tc>
+        <w:tc>
+          <w:tcPr>
+            <w:tcW w:w="1800" w:type="dxa"/>
+          </w:tcPr>
+          <w:p>
+            <w:pPr>
+              <w:rPr>
+                <w:b/>
+                <w:bCs/>
+                <w:sz w:val="20"/>
+                <w:szCs w:val="20"/>
+                <w:lang w:val="en-US"/>
+              </w:rPr>
+            </w:pPr>
+            <w:r>
+              <w:rPr>
+                <w:b/>
+                <w:bCs/>
+                <w:sz w:val="20"/>
+                <w:szCs w:val="20"/>
+                <w:lang w:val="en-US"/>
+              </w:rPr>
+              <w:t>K_FORM_GA_VAL</w:t>
+            </w:r>
+          </w:p>
+        </w:tc>
+        <w:tc>
+          <w:tcPr>
+            <w:tcW w:w="1620" w:type="dxa"/>
+          </w:tcPr>
+          <w:p>
+            <w:pPr>
+              <w:tabs>
+                <w:tab w:val="left" w:pos="840"/>
+              </w:tabs>
+              <w:rPr>
+                <w:sz w:val="20"/>
+                <w:szCs w:val="20"/>
+                <w:lang w:val="en-US"/>
+              </w:rPr>
+            </w:pPr>
+            <w:r>
+              <w:rPr>
+                <w:sz w:val="20"/>
+                <w:szCs w:val="20"/>
+                <w:lang w:val="en-US"/>
+              </w:rPr>
+              <w:t>59000</w:t>
+            </w:r>
+          </w:p>
+        </w:tc>
+        <w:tc>
+          <w:tcPr>
+            <w:tcW w:w="1080" w:type="dxa"/>
+          </w:tcPr>
+          <w:p>
+            <w:pPr>
+              <w:jc w:val="center"/>
+              <w:rPr>
+                <w:color w:val="FFC000" w:themeColor="accent4"/>
+                <w:sz w:val="20"/>
+                <w:szCs w:val="20"/>
+                <w:lang w:val="en-US"/>
+              </w:rPr>
+            </w:pPr>
+            <w:r>
+              <w:rPr>
+                <w:color w:val="FFC000" w:themeColor="accent4"/>
+                <w:sz w:val="20"/>
+                <w:szCs w:val="20"/>
+                <w:lang w:val="en-US"/>
+              </w:rPr>
+              <w:t>L/h</w:t>
+            </w:r>
+          </w:p>
+        </w:tc>
+        <w:tc>
+          <w:tcPr>
+            <w:tcW w:w="3038" w:type="dxa"/>
+          </w:tcPr>
+          <w:p>
+            <w:pPr>
+              <w:rPr>
+                <w:sz w:val="20"/>
+                <w:szCs w:val="20"/>
+              </w:rPr>
+            </w:pPr>
+            <w:r>
+              <w:rPr>
+                <w:sz w:val="20"/>
+                <w:szCs w:val="20"/>
+              </w:rPr>
+              <w:t>fmol GA-val/mg globin per mM GA-hr</w:t>
+            </w:r>
+          </w:p>
+        </w:tc>
+      </w:tr>
+      <w:tr>
+        <w:tc>
+          <w:tcPr>
+            <w:tcW w:w="2250" w:type="dxa"/>
+          </w:tcPr>
+          <w:p>
+            <w:pPr>
+              <w:rPr>
+                <w:color w:val="FFC000" w:themeColor="accent4"/>
+                <w:sz w:val="20"/>
+                <w:szCs w:val="20"/>
+                <w:lang w:val="en-US"/>
+              </w:rPr>
+            </w:pPr>
+            <w:r>
+              <w:rPr>
+                <w:color w:val="FFC000" w:themeColor="accent4"/>
+                <w:sz w:val="20"/>
+                <w:szCs w:val="20"/>
+                <w:lang w:val="en-US"/>
+              </w:rPr>
+              <w:t>HB ADDUCT</w:t>
+            </w:r>
+            <w:r>
+              <w:rPr>
+                <w:color w:val="FFC000" w:themeColor="accent4"/>
+                <w:sz w:val="20"/>
+                <w:szCs w:val="20"/>
+                <w:lang w:val="en-US"/>
+              </w:rPr>
+              <w:t xml:space="preserve"> </w:t>
+            </w:r>
+            <w:r>
+              <w:rPr>
+                <w:color w:val="FFC000" w:themeColor="accent4"/>
+                <w:sz w:val="20"/>
+                <w:szCs w:val="20"/>
+                <w:lang w:val="en-US"/>
+              </w:rPr>
+              <w:t>remove</w:t>
+            </w:r>
+            <w:r>
+              <w:rPr>
+                <w:color w:val="FFC000" w:themeColor="accent4"/>
+                <w:sz w:val="20"/>
+                <w:szCs w:val="20"/>
+                <w:lang w:val="en-US"/>
+              </w:rPr>
+              <w:t xml:space="preserve"> Constants</w:t>
+            </w:r>
+          </w:p>
+        </w:tc>
+        <w:tc>
+          <w:tcPr>
+            <w:tcW w:w="1800" w:type="dxa"/>
+          </w:tcPr>
+          <w:p>
+            <w:pPr>
+              <w:rPr>
+                <w:b/>
+                <w:bCs/>
+                <w:sz w:val="20"/>
+                <w:szCs w:val="20"/>
+                <w:lang w:val="en-US"/>
+              </w:rPr>
+            </w:pPr>
+            <w:r>
+              <w:rPr>
+                <w:b/>
+                <w:bCs/>
+                <w:sz w:val="20"/>
+                <w:szCs w:val="20"/>
+                <w:lang w:val="en-US"/>
+              </w:rPr>
+              <w:t>K_REM_AA_VAL</w:t>
+            </w:r>
+          </w:p>
+        </w:tc>
+        <w:tc>
+          <w:tcPr>
+            <w:tcW w:w="1620" w:type="dxa"/>
+          </w:tcPr>
+          <w:p>
+            <w:pPr>
+              <w:tabs>
+                <w:tab w:val="left" w:pos="840"/>
+              </w:tabs>
+              <w:rPr>
+                <w:sz w:val="20"/>
+                <w:szCs w:val="20"/>
+                <w:lang w:val="en-US"/>
+              </w:rPr>
+            </w:pPr>
+            <w:r>
+              <w:rPr>
+                <w:sz w:val="20"/>
+                <w:szCs w:val="20"/>
+                <w:lang w:val="en-US"/>
+              </w:rPr>
+              <w:t>0.00035</w:t>
+            </w:r>
+          </w:p>
+        </w:tc>
+        <w:tc>
+          <w:tcPr>
+            <w:tcW w:w="1080" w:type="dxa"/>
+          </w:tcPr>
+          <w:p>
+            <w:pPr>
+              <w:jc w:val="center"/>
+              <w:rPr>
+                <w:color w:val="FFC000" w:themeColor="accent4"/>
+                <w:sz w:val="20"/>
+                <w:szCs w:val="20"/>
+                <w:lang w:val="en-US"/>
+              </w:rPr>
+            </w:pPr>
+            <w:r>
+              <w:rPr>
+                <w:color w:val="FFC000" w:themeColor="accent4"/>
+                <w:sz w:val="20"/>
+                <w:szCs w:val="20"/>
+                <w:lang w:val="en-US"/>
+              </w:rPr>
+              <w:t>1/h</w:t>
+            </w:r>
+          </w:p>
+        </w:tc>
+        <w:tc>
+          <w:tcPr>
+            <w:tcW w:w="3038" w:type="dxa"/>
+          </w:tcPr>
+          <w:p>
+            <w:pPr>
+              <w:rPr>
+                <w:sz w:val="20"/>
+                <w:szCs w:val="20"/>
+                <w:lang w:val="en-US"/>
+              </w:rPr>
+            </w:pPr>
+            <w:r>
+              <w:rPr>
+                <w:sz w:val="20"/>
+                <w:szCs w:val="20"/>
+                <w:lang w:val="en-US"/>
+              </w:rPr>
+              <w:t>AA-val adducts from RBC per hr</w:t>
+            </w:r>
+          </w:p>
+        </w:tc>
+      </w:tr>
+      <w:tr>
+        <w:tc>
+          <w:tcPr>
+            <w:tcW w:w="2250" w:type="dxa"/>
+          </w:tcPr>
+          <w:p>
+            <w:pPr>
+              <w:rPr>
+                <w:color w:val="FFC000" w:themeColor="accent4"/>
+                <w:sz w:val="20"/>
+                <w:szCs w:val="20"/>
+                <w:lang w:val="en-US"/>
+              </w:rPr>
+            </w:pPr>
+            <w:r>
+              <w:rPr>
+                <w:color w:val="FFC000" w:themeColor="accent4"/>
+                <w:sz w:val="20"/>
+                <w:szCs w:val="20"/>
+                <w:lang w:val="en-US"/>
+              </w:rPr>
+              <w:lastRenderedPageBreak/>
+              <w:t>HB ADDUCT</w:t>
+            </w:r>
+            <w:r>
+              <w:rPr>
+                <w:color w:val="FFC000" w:themeColor="accent4"/>
+                <w:sz w:val="20"/>
+                <w:szCs w:val="20"/>
+                <w:lang w:val="en-US"/>
+              </w:rPr>
+              <w:t xml:space="preserve"> remove</w:t>
+            </w:r>
+            <w:r>
+              <w:rPr>
+                <w:color w:val="FFC000" w:themeColor="accent4"/>
+                <w:sz w:val="20"/>
+                <w:szCs w:val="20"/>
+                <w:lang w:val="en-US"/>
+              </w:rPr>
+              <w:t xml:space="preserve"> Constants</w:t>
+            </w:r>
+          </w:p>
+        </w:tc>
+        <w:tc>
+          <w:tcPr>
+            <w:tcW w:w="1800" w:type="dxa"/>
+          </w:tcPr>
+          <w:p>
+            <w:pPr>
+              <w:rPr>
+                <w:b/>
+                <w:bCs/>
+                <w:sz w:val="20"/>
+                <w:szCs w:val="20"/>
+                <w:lang w:val="en-US"/>
+              </w:rPr>
+            </w:pPr>
+            <w:r>
+              <w:rPr>
+                <w:b/>
+                <w:bCs/>
+                <w:sz w:val="20"/>
+                <w:szCs w:val="20"/>
+                <w:lang w:val="en-US"/>
+              </w:rPr>
+              <w:t>K_REM_GA_VAL</w:t>
+            </w:r>
+          </w:p>
+        </w:tc>
+        <w:tc>
+          <w:tcPr>
+            <w:tcW w:w="1620" w:type="dxa"/>
+          </w:tcPr>
+          <w:p>
+            <w:pPr>
+              <w:tabs>
+                <w:tab w:val="left" w:pos="840"/>
+              </w:tabs>
+              <w:rPr>
+                <w:sz w:val="20"/>
+                <w:szCs w:val="20"/>
+                <w:lang w:val="en-US"/>
+              </w:rPr>
+            </w:pPr>
+            <w:r>
+              <w:rPr>
+                <w:sz w:val="20"/>
+                <w:szCs w:val="20"/>
+                <w:lang w:val="en-US"/>
+              </w:rPr>
+              <w:t>0.00035</w:t>
+            </w:r>
+          </w:p>
+        </w:tc>
+        <w:tc>
+          <w:tcPr>
+            <w:tcW w:w="1080" w:type="dxa"/>
+          </w:tcPr>
+          <w:p>
+            <w:pPr>
+              <w:jc w:val="center"/>
+              <w:rPr>
+                <w:color w:val="FFC000" w:themeColor="accent4"/>
+                <w:sz w:val="20"/>
+                <w:szCs w:val="20"/>
+                <w:lang w:val="en-US"/>
+              </w:rPr>
+            </w:pPr>
+            <w:r>
+              <w:rPr>
+                <w:color w:val="FFC000" w:themeColor="accent4"/>
+                <w:sz w:val="20"/>
+                <w:szCs w:val="20"/>
+                <w:lang w:val="en-US"/>
+              </w:rPr>
+              <w:t>1/h</w:t>
+            </w:r>
+          </w:p>
+        </w:tc>
+        <w:tc>
+          <w:tcPr>
+            <w:tcW w:w="3038" w:type="dxa"/>
+          </w:tcPr>
+          <w:p>
+            <w:pPr>
+              <w:rPr>
+                <w:sz w:val="20"/>
+                <w:szCs w:val="20"/>
+                <w:lang w:val="en-US"/>
+              </w:rPr>
+            </w:pPr>
+            <w:r>
+              <w:rPr>
+                <w:sz w:val="20"/>
+                <w:szCs w:val="20"/>
+                <w:lang w:val="en-US"/>
+              </w:rPr>
+              <w:t>AA-val adducts from RBC per hr</w:t>
+            </w:r>
           </w:p>
         </w:tc>
       </w:tr>
@@ -8979,7 +10031,7 @@
 
 <file path=word/comments.xml><?xml version="1.0" encoding="utf-8"?>
 <w:comments xmlns:wpc="http://schemas.microsoft.com/office/word/2010/wordprocessingCanvas" xmlns:cx="http://schemas.microsoft.com/office/drawing/2014/chartex" xmlns:cx1="http://schemas.microsoft.com/office/drawing/2015/9/8/chartex" xmlns:cx2="http://schemas.microsoft.com/office/drawing/2015/10/21/chartex" xmlns:cx3="http://schemas.microsoft.com/office/drawing/2016/5/9/chartex" xmlns:cx4="http://schemas.microsoft.com/office/drawing/2016/5/10/chartex" xmlns:cx5="http://schemas.microsoft.com/office/drawing/2016/5/11/chartex" xmlns:cx6="http://schemas.microsoft.com/office/drawing/2016/5/12/chartex" xmlns:cx7="http://schemas.microsoft.com/office/drawing/2016/5/13/chartex" xmlns:cx8="http://schemas.microsoft.com/office/drawing/2016/5/14/chartex" xmlns:mc="http://schemas.openxmlformats.org/markup-compatibility/2006" xmlns:aink="http://schemas.microsoft.com/office/drawing/2016/ink" xmlns:am3d="http://schemas.microsoft.com/office/drawing/2017/model3d" xmlns:o="urn:schemas-microsoft-com:office:office" xmlns:oel="http://schemas.microsoft.com/office/2019/extlst" xmlns:r="http://schemas.openxmlformats.org/officeDocument/2006/relationships" xmlns:m="http://schemas.openxmlformats.org/officeDocument/2006/math" xmlns:v="urn:schemas-microsoft-com:vml" xmlns:wp14="http://schemas.microsoft.com/office/word/2010/wordprocessingDrawing" xmlns:wp="http://schemas.openxmlformats.org/drawingml/2006/wordprocessingDrawing" xmlns:w10="urn:schemas-microsoft-com:office:word" xmlns:w="http://schemas.openxmlformats.org/wordprocessingml/2006/main" xmlns:w14="http://schemas.microsoft.com/office/word/2010/wordml" xmlns:w15="http://schemas.microsoft.com/office/word/2012/wordml" xmlns:w16cex="http://schemas.microsoft.com/office/word/2018/wordml/cex" xmlns:w16cid="http://schemas.microsoft.com/office/word/2016/wordml/cid" xmlns:w16="http://schemas.microsoft.com/office/word/2018/wordml" xmlns:w16du="http://schemas.microsoft.com/office/word/2023/wordml/word16du" xmlns:w16sdtdh="http://schemas.microsoft.com/office/word/2020/wordml/sdtdatahash" xmlns:w16sdtfl="http://schemas.microsoft.com/office/word/2024/wordml/sdtformatlock" xmlns:w16se="http://schemas.microsoft.com/office/word/2015/wordml/symex" xmlns:wpg="http://schemas.microsoft.com/office/word/2010/wordprocessingGroup" xmlns:wpi="http://schemas.microsoft.com/office/word/2010/wordprocessingInk" xmlns:wne="http://schemas.microsoft.com/office/word/2006/wordml" xmlns:wps="http://schemas.microsoft.com/office/word/2010/wordprocessingShape" mc:Ignorable="w14 w15 w16se w16cid w16 w16cex w16sdtdh w16sdtfl w16du wp14">
-  <w:comment w:id="122" w:author="Trine Husøy" w:date="2025-08-29T14:02:00Z" w:initials="TH">
+  <w:comment w:id="116" w:author="Trine Husøy" w:date="2025-08-29T14:02:00Z" w:initials="TH">
     <w:p>
       <w:pPr>
         <w:pStyle w:val="CommentText"/>
@@ -9054,7 +10106,7 @@
       </w:r>
     </w:p>
   </w:comment>
-  <w:comment w:id="132" w:author="Trine Husøy" w:date="2025-08-29T13:04:00Z" w:initials="TH">
+  <w:comment w:id="126" w:author="Trine Husøy" w:date="2025-08-29T13:04:00Z" w:initials="TH">
     <w:p>
       <w:pPr>
         <w:pStyle w:val="CommentText"/>
@@ -9121,7 +10173,7 @@
       </w:r>
     </w:p>
   </w:comment>
-  <w:comment w:id="154" w:author="Trine Husøy" w:date="2025-08-29T13:57:00Z" w:initials="TH">
+  <w:comment w:id="148" w:author="Trine Husøy" w:date="2025-08-29T13:57:00Z" w:initials="TH">
     <w:p>
       <w:pPr>
         <w:pStyle w:val="CommentText"/>
@@ -9188,7 +10240,7 @@
       </w:r>
     </w:p>
   </w:comment>
-  <w:comment w:id="160" w:author="Trine Husøy" w:date="2025-08-29T12:48:00Z" w:initials="TH">
+  <w:comment w:id="154" w:author="Trine Husøy" w:date="2025-08-29T12:48:00Z" w:initials="TH">
     <w:p>
       <w:pPr>
         <w:pStyle w:val="CommentText"/>
@@ -9204,7 +10256,7 @@
       </w:r>
     </w:p>
   </w:comment>
-  <w:comment w:id="166" w:author="Trine Husøy" w:date="2025-08-29T13:36:00Z" w:initials="TH">
+  <w:comment w:id="160" w:author="Trine Husøy" w:date="2025-08-29T13:36:00Z" w:initials="TH">
     <w:p>
       <w:pPr>
         <w:pStyle w:val="CommentText"/>
